--- a/docs/YAIS-RED_Modelo-de-Negocio_HACKBIZ2026.docx
+++ b/docs/YAIS-RED_Modelo-de-Negocio_HACKBIZ2026.docx
@@ -357,7 +357,7 @@
           <w:sz w:val="24"/>
           <w:szCs w:val="24"/>
         </w:rPr>
-        <w:t xml:space="preserve">El modelo de ingresos combina licencia mensual por aula en colegios privados (US$ 9,99), contratos de beca con organizaciones no gubernamentales que financian el acceso de escuelas fiscales, capacitación e implementación, patrocinio empresarial y subvenciones destinadas exclusivamente a desarrollo y evaluación. El equipo fundador aporta su trabajo sin sueldo durante el primer año, de modo que el capital semilla de Bs 12.000 se destina íntegramente a herramientas, constitución legal básica y activación comercial.</w:t>
+        <w:t xml:space="preserve">El modelo de ingresos combina licencia mensual por aula en colegios privados (US$ 9,99, equivalente a Bs 99,90), contratos de beca con organizaciones no gubernamentales que financian el acceso de escuelas fiscales, capacitación e implementación, patrocinio empresarial y subvenciones destinadas exclusivamente a desarrollo y evaluación. El equipo fundador aporta su trabajo sin sueldo durante el primer año, de modo que el capital semilla de Bs 12.000 (US$ 1.200) se destina íntegramente a herramientas, constitución legal básica y activación comercial.</w:t>
       </w:r>
     </w:p>
     <w:p>
@@ -376,7 +376,44 @@
           <w:sz w:val="24"/>
           <w:szCs w:val="24"/>
         </w:rPr>
-        <w:t xml:space="preserve">El punto de equilibrio operativo se alcanza con 35 aulas activas en el escenario de caja del primer año, y con 62 aulas cuando se valoriza la mano de obra a precio de mercado. La meta realista a doce meses (SOM) es de 80 aulas activas, lo que sitúa al proyecto por encima de su punto de equilibrio económico pleno al cierre del primer año.</w:t>
+        <w:t xml:space="preserve">El punto de equilibrio operativo se alcanza con 34 aulas activas en el escenario de caja del primer año, y con 61 aulas cuando se valoriza la mano de obra a precio de mercado. La meta realista a doce meses (SOM) es de 80 aulas activas, lo que sitúa al proyecto por encima de su punto de equilibrio económico pleno al cierre del primer año.</w:t>
+      </w:r>
+    </w:p>
+    <w:p>
+      <w:pPr>
+        <w:spacing w:after="120" w:before="200" w:line="360"/>
+        <w:jc w:val="left"/>
+      </w:pPr>
+      <w:r>
+        <w:rPr>
+          <w:rFonts w:ascii="Times New Roman" w:cs="Times New Roman" w:eastAsia="Times New Roman" w:hAnsi="Times New Roman"/>
+          <w:b/>
+          <w:bCs/>
+          <w:i w:val="false"/>
+          <w:iCs w:val="false"/>
+          <w:sz w:val="24"/>
+          <w:szCs w:val="24"/>
+        </w:rPr>
+        <w:t xml:space="preserve">Nota sobre el tipo de cambio</w:t>
+      </w:r>
+    </w:p>
+    <w:p>
+      <w:pPr>
+        <w:spacing w:after="120" w:before="0" w:line="360"/>
+        <w:ind w:firstLine="720"/>
+        <w:jc w:val="left"/>
+      </w:pPr>
+      <w:r>
+        <w:rPr>
+          <w:rFonts w:ascii="Times New Roman" w:cs="Times New Roman" w:eastAsia="Times New Roman" w:hAnsi="Times New Roman"/>
+          <w:b w:val="false"/>
+          <w:bCs w:val="false"/>
+          <w:i w:val="false"/>
+          <w:iCs w:val="false"/>
+          <w:sz w:val="24"/>
+          <w:szCs w:val="24"/>
+        </w:rPr>
+        <w:t xml:space="preserve">Todas las cifras de este documento se expresan en bolivianos y en dólares estadounidenses, con un tipo de cambio referencial de Bs 10,00 por dólar. El tipo de cambio oficial del Banco Central de Bolivia era de Bs 9,83 por dólar al 17 de septiembre de 2026, mientras que el mercado paralelo operaba entre Bs 10,9 y Bs 11,9 en la misma semana. Se adopta Bs 10,00 por dos razones: facilita la lectura y la comparación rápida, y constituye un supuesto conservador, ya que un pago efectivo en dólares desde Bolivia cuesta en la práctica más que la conversión oficial.</w:t>
       </w:r>
     </w:p>
     <w:p>
@@ -2595,7 +2632,7 @@
                 <w:sz w:val="20"/>
                 <w:szCs w:val="20"/>
               </w:rPr>
-              <w:t xml:space="preserve">Total TAM (valor anual)</w:t>
+              <w:t xml:space="preserve">Total TAM (valor anual, Bs)</w:t>
             </w:r>
           </w:p>
         </w:tc>
@@ -2623,7 +2660,7 @@
                 <w:sz w:val="20"/>
                 <w:szCs w:val="20"/>
               </w:rPr>
-              <w:t xml:space="preserve">52.800 aulas × Bs 98,20 × 12 meses</w:t>
+              <w:t xml:space="preserve">52.800 aulas × Bs 99,90 × 12 meses</w:t>
             </w:r>
           </w:p>
         </w:tc>
@@ -2651,7 +2688,7 @@
                 <w:sz w:val="20"/>
                 <w:szCs w:val="20"/>
               </w:rPr>
-              <w:t xml:space="preserve">Bs 62.219.520</w:t>
+              <w:t xml:space="preserve">Bs 63.296.640</w:t>
             </w:r>
           </w:p>
         </w:tc>
@@ -2681,7 +2718,7 @@
                 <w:sz w:val="20"/>
                 <w:szCs w:val="20"/>
               </w:rPr>
-              <w:t xml:space="preserve">Equivalente en dólares</w:t>
+              <w:t xml:space="preserve">Total TAM (valor anual, US$)</w:t>
             </w:r>
           </w:p>
         </w:tc>
@@ -2709,7 +2746,7 @@
                 <w:sz w:val="20"/>
                 <w:szCs w:val="20"/>
               </w:rPr>
-              <w:t xml:space="preserve">Tipo de cambio Bs 9,83 por USD (BCB, 17-09-2026)</w:t>
+              <w:t xml:space="preserve">Tipo de cambio referencial Bs 10,00 por dólar</w:t>
             </w:r>
           </w:p>
         </w:tc>
@@ -2737,7 +2774,7 @@
                 <w:sz w:val="20"/>
                 <w:szCs w:val="20"/>
               </w:rPr>
-              <w:t xml:space="preserve">US$ 6.329.554</w:t>
+              <w:t xml:space="preserve">US$ 6.329.664</w:t>
             </w:r>
           </w:p>
         </w:tc>
@@ -2756,7 +2793,7 @@
           <w:sz w:val="18"/>
           <w:szCs w:val="18"/>
         </w:rPr>
-        <w:t xml:space="preserve">Tabla 3. Mercado total direccionable. El precio de referencia es US$ 9,99 por aula al mes.</w:t>
+        <w:t xml:space="preserve">Tabla 3. Mercado total direccionable. El precio de referencia es US$ 9,99 (Bs 99,90) por aula al mes.</w:t>
       </w:r>
     </w:p>
     <w:p>
@@ -3495,7 +3532,7 @@
                 <w:sz w:val="20"/>
                 <w:szCs w:val="20"/>
               </w:rPr>
-              <w:t xml:space="preserve">Total SAM (valor anual)</w:t>
+              <w:t xml:space="preserve">Total SAM (valor anual, Bs)</w:t>
             </w:r>
           </w:p>
         </w:tc>
@@ -3523,7 +3560,7 @@
                 <w:sz w:val="20"/>
                 <w:szCs w:val="20"/>
               </w:rPr>
-              <w:t xml:space="preserve">7.500 aulas × Bs 98,20 × 12 meses</w:t>
+              <w:t xml:space="preserve">7.500 aulas × Bs 99,90 × 12 meses</w:t>
             </w:r>
           </w:p>
         </w:tc>
@@ -3551,7 +3588,7 @@
                 <w:sz w:val="20"/>
                 <w:szCs w:val="20"/>
               </w:rPr>
-              <w:t xml:space="preserve">Bs 8.838.000</w:t>
+              <w:t xml:space="preserve">Bs 8.991.000</w:t>
             </w:r>
           </w:p>
         </w:tc>
@@ -3581,7 +3618,7 @@
                 <w:sz w:val="20"/>
                 <w:szCs w:val="20"/>
               </w:rPr>
-              <w:t xml:space="preserve">Equivalente en dólares</w:t>
+              <w:t xml:space="preserve">Total SAM (valor anual, US$)</w:t>
             </w:r>
           </w:p>
         </w:tc>
@@ -3609,7 +3646,7 @@
                 <w:sz w:val="20"/>
                 <w:szCs w:val="20"/>
               </w:rPr>
-              <w:t xml:space="preserve">Tipo de cambio Bs 9,83 por USD</w:t>
+              <w:t xml:space="preserve">Tipo de cambio referencial Bs 10,00 por dólar</w:t>
             </w:r>
           </w:p>
         </w:tc>
@@ -3637,7 +3674,7 @@
                 <w:sz w:val="20"/>
                 <w:szCs w:val="20"/>
               </w:rPr>
-              <w:t xml:space="preserve">US$ 899.085</w:t>
+              <w:t xml:space="preserve">US$ 899.100</w:t>
             </w:r>
           </w:p>
         </w:tc>
@@ -3837,7 +3874,7 @@
                 <w:sz w:val="20"/>
                 <w:szCs w:val="20"/>
               </w:rPr>
-              <w:t xml:space="preserve">Venta relacional de cuatro fundadores a tiempo parcial, con Bs 6.940 de activación en los primeros tres meses</w:t>
+              <w:t xml:space="preserve">Venta relacional de cuatro fundadores a tiempo parcial, con Bs 6.960 (US$ 696) de activación en los primeros tres meses</w:t>
             </w:r>
           </w:p>
         </w:tc>
@@ -4252,10 +4289,11 @@
         </w:tblBorders>
       </w:tblPr>
       <w:tblGrid>
-        <w:gridCol w:w="3120"/>
-        <w:gridCol w:w="2080"/>
-        <w:gridCol w:w="2080"/>
-        <w:gridCol w:w="2080"/>
+        <w:gridCol w:w="2600"/>
+        <w:gridCol w:w="1560"/>
+        <w:gridCol w:w="1700"/>
+        <w:gridCol w:w="1750"/>
+        <w:gridCol w:w="1750"/>
       </w:tblGrid>
       <w:tr>
         <w:trPr>
@@ -4263,7 +4301,7 @@
         </w:trPr>
         <w:tc>
           <w:tcPr>
-            <w:tcW w:type="dxa" w:w="3120"/>
+            <w:tcW w:type="dxa" w:w="2600"/>
             <w:shd w:fill="1F3864" w:color="auto" w:val="clear"/>
             <w:tcMar>
               <w:top w:type="dxa" w:w="60"/>
@@ -4292,7 +4330,7 @@
         </w:tc>
         <w:tc>
           <w:tcPr>
-            <w:tcW w:type="dxa" w:w="2080"/>
+            <w:tcW w:type="dxa" w:w="1560"/>
             <w:shd w:fill="1F3864" w:color="auto" w:val="clear"/>
             <w:tcMar>
               <w:top w:type="dxa" w:w="60"/>
@@ -4321,7 +4359,7 @@
         </w:tc>
         <w:tc>
           <w:tcPr>
-            <w:tcW w:type="dxa" w:w="2080"/>
+            <w:tcW w:type="dxa" w:w="1700"/>
             <w:shd w:fill="1F3864" w:color="auto" w:val="clear"/>
             <w:tcMar>
               <w:top w:type="dxa" w:w="60"/>
@@ -4344,13 +4382,13 @@
                 <w:sz w:val="20"/>
                 <w:szCs w:val="20"/>
               </w:rPr>
-              <w:t xml:space="preserve">Ingreso mensual (Bs)</w:t>
-            </w:r>
-          </w:p>
-        </w:tc>
-        <w:tc>
-          <w:tcPr>
-            <w:tcW w:type="dxa" w:w="2080"/>
+              <w:t xml:space="preserve">Mensual (Bs)</w:t>
+            </w:r>
+          </w:p>
+        </w:tc>
+        <w:tc>
+          <w:tcPr>
+            <w:tcW w:type="dxa" w:w="1750"/>
             <w:shd w:fill="1F3864" w:color="auto" w:val="clear"/>
             <w:tcMar>
               <w:top w:type="dxa" w:w="60"/>
@@ -4373,7 +4411,36 @@
                 <w:sz w:val="20"/>
                 <w:szCs w:val="20"/>
               </w:rPr>
-              <w:t xml:space="preserve">Ingreso anual (Bs)</w:t>
+              <w:t xml:space="preserve">Anual (Bs)</w:t>
+            </w:r>
+          </w:p>
+        </w:tc>
+        <w:tc>
+          <w:tcPr>
+            <w:tcW w:type="dxa" w:w="1750"/>
+            <w:shd w:fill="1F3864" w:color="auto" w:val="clear"/>
+            <w:tcMar>
+              <w:top w:type="dxa" w:w="60"/>
+              <w:left w:type="dxa" w:w="90"/>
+              <w:bottom w:type="dxa" w:w="60"/>
+              <w:right w:type="dxa" w:w="90"/>
+            </w:tcMar>
+          </w:tcPr>
+          <w:p>
+            <w:pPr>
+              <w:spacing w:after="0" w:line="240"/>
+              <w:jc w:val="center"/>
+            </w:pPr>
+            <w:r>
+              <w:rPr>
+                <w:rFonts w:ascii="Times New Roman" w:cs="Times New Roman" w:eastAsia="Times New Roman" w:hAnsi="Times New Roman"/>
+                <w:b/>
+                <w:bCs/>
+                <w:color w:val="FFFFFF"/>
+                <w:sz w:val="20"/>
+                <w:szCs w:val="20"/>
+              </w:rPr>
+              <w:t xml:space="preserve">Anual (US$)</w:t>
             </w:r>
           </w:p>
         </w:tc>
@@ -4381,7 +4448,7 @@
       <w:tr>
         <w:tc>
           <w:tcPr>
-            <w:tcW w:type="dxa" w:w="3120"/>
+            <w:tcW w:type="dxa" w:w="2600"/>
             <w:tcMar>
               <w:top w:type="dxa" w:w="60"/>
               <w:left w:type="dxa" w:w="90"/>
@@ -4408,7 +4475,7 @@
         </w:tc>
         <w:tc>
           <w:tcPr>
-            <w:tcW w:type="dxa" w:w="2080"/>
+            <w:tcW w:type="dxa" w:w="1560"/>
             <w:tcMar>
               <w:top w:type="dxa" w:w="60"/>
               <w:left w:type="dxa" w:w="90"/>
@@ -4435,55 +4502,82 @@
         </w:tc>
         <w:tc>
           <w:tcPr>
-            <w:tcW w:type="dxa" w:w="2080"/>
-            <w:tcMar>
-              <w:top w:type="dxa" w:w="60"/>
-              <w:left w:type="dxa" w:w="90"/>
-              <w:bottom w:type="dxa" w:w="60"/>
-              <w:right w:type="dxa" w:w="90"/>
-            </w:tcMar>
-          </w:tcPr>
-          <w:p>
-            <w:pPr>
-              <w:spacing w:after="0" w:line="240"/>
-              <w:jc w:val="right"/>
-            </w:pPr>
-            <w:r>
-              <w:rPr>
-                <w:rFonts w:ascii="Times New Roman" w:cs="Times New Roman" w:eastAsia="Times New Roman" w:hAnsi="Times New Roman"/>
-                <w:b w:val="false"/>
-                <w:bCs w:val="false"/>
-                <w:sz w:val="20"/>
-                <w:szCs w:val="20"/>
-              </w:rPr>
-              <w:t xml:space="preserve">2.455</w:t>
-            </w:r>
-          </w:p>
-        </w:tc>
-        <w:tc>
-          <w:tcPr>
-            <w:tcW w:type="dxa" w:w="2080"/>
-            <w:tcMar>
-              <w:top w:type="dxa" w:w="60"/>
-              <w:left w:type="dxa" w:w="90"/>
-              <w:bottom w:type="dxa" w:w="60"/>
-              <w:right w:type="dxa" w:w="90"/>
-            </w:tcMar>
-          </w:tcPr>
-          <w:p>
-            <w:pPr>
-              <w:spacing w:after="0" w:line="240"/>
-              <w:jc w:val="right"/>
-            </w:pPr>
-            <w:r>
-              <w:rPr>
-                <w:rFonts w:ascii="Times New Roman" w:cs="Times New Roman" w:eastAsia="Times New Roman" w:hAnsi="Times New Roman"/>
-                <w:b w:val="false"/>
-                <w:bCs w:val="false"/>
-                <w:sz w:val="20"/>
-                <w:szCs w:val="20"/>
-              </w:rPr>
-              <w:t xml:space="preserve">29.460</w:t>
+            <w:tcW w:type="dxa" w:w="1700"/>
+            <w:tcMar>
+              <w:top w:type="dxa" w:w="60"/>
+              <w:left w:type="dxa" w:w="90"/>
+              <w:bottom w:type="dxa" w:w="60"/>
+              <w:right w:type="dxa" w:w="90"/>
+            </w:tcMar>
+          </w:tcPr>
+          <w:p>
+            <w:pPr>
+              <w:spacing w:after="0" w:line="240"/>
+              <w:jc w:val="right"/>
+            </w:pPr>
+            <w:r>
+              <w:rPr>
+                <w:rFonts w:ascii="Times New Roman" w:cs="Times New Roman" w:eastAsia="Times New Roman" w:hAnsi="Times New Roman"/>
+                <w:b w:val="false"/>
+                <w:bCs w:val="false"/>
+                <w:sz w:val="20"/>
+                <w:szCs w:val="20"/>
+              </w:rPr>
+              <w:t xml:space="preserve">2.497,50</w:t>
+            </w:r>
+          </w:p>
+        </w:tc>
+        <w:tc>
+          <w:tcPr>
+            <w:tcW w:type="dxa" w:w="1750"/>
+            <w:tcMar>
+              <w:top w:type="dxa" w:w="60"/>
+              <w:left w:type="dxa" w:w="90"/>
+              <w:bottom w:type="dxa" w:w="60"/>
+              <w:right w:type="dxa" w:w="90"/>
+            </w:tcMar>
+          </w:tcPr>
+          <w:p>
+            <w:pPr>
+              <w:spacing w:after="0" w:line="240"/>
+              <w:jc w:val="right"/>
+            </w:pPr>
+            <w:r>
+              <w:rPr>
+                <w:rFonts w:ascii="Times New Roman" w:cs="Times New Roman" w:eastAsia="Times New Roman" w:hAnsi="Times New Roman"/>
+                <w:b w:val="false"/>
+                <w:bCs w:val="false"/>
+                <w:sz w:val="20"/>
+                <w:szCs w:val="20"/>
+              </w:rPr>
+              <w:t xml:space="preserve">29.970</w:t>
+            </w:r>
+          </w:p>
+        </w:tc>
+        <w:tc>
+          <w:tcPr>
+            <w:tcW w:type="dxa" w:w="1750"/>
+            <w:tcMar>
+              <w:top w:type="dxa" w:w="60"/>
+              <w:left w:type="dxa" w:w="90"/>
+              <w:bottom w:type="dxa" w:w="60"/>
+              <w:right w:type="dxa" w:w="90"/>
+            </w:tcMar>
+          </w:tcPr>
+          <w:p>
+            <w:pPr>
+              <w:spacing w:after="0" w:line="240"/>
+              <w:jc w:val="right"/>
+            </w:pPr>
+            <w:r>
+              <w:rPr>
+                <w:rFonts w:ascii="Times New Roman" w:cs="Times New Roman" w:eastAsia="Times New Roman" w:hAnsi="Times New Roman"/>
+                <w:b w:val="false"/>
+                <w:bCs w:val="false"/>
+                <w:sz w:val="20"/>
+                <w:szCs w:val="20"/>
+              </w:rPr>
+              <w:t xml:space="preserve">2.997</w:t>
             </w:r>
           </w:p>
         </w:tc>
@@ -4491,7 +4585,7 @@
       <w:tr>
         <w:tc>
           <w:tcPr>
-            <w:tcW w:type="dxa" w:w="3120"/>
+            <w:tcW w:type="dxa" w:w="2600"/>
             <w:tcMar>
               <w:top w:type="dxa" w:w="60"/>
               <w:left w:type="dxa" w:w="90"/>
@@ -4518,7 +4612,7 @@
         </w:tc>
         <w:tc>
           <w:tcPr>
-            <w:tcW w:type="dxa" w:w="2080"/>
+            <w:tcW w:type="dxa" w:w="1560"/>
             <w:tcMar>
               <w:top w:type="dxa" w:w="60"/>
               <w:left w:type="dxa" w:w="90"/>
@@ -4545,55 +4639,82 @@
         </w:tc>
         <w:tc>
           <w:tcPr>
-            <w:tcW w:type="dxa" w:w="2080"/>
-            <w:tcMar>
-              <w:top w:type="dxa" w:w="60"/>
-              <w:left w:type="dxa" w:w="90"/>
-              <w:bottom w:type="dxa" w:w="60"/>
-              <w:right w:type="dxa" w:w="90"/>
-            </w:tcMar>
-          </w:tcPr>
-          <w:p>
-            <w:pPr>
-              <w:spacing w:after="0" w:line="240"/>
-              <w:jc w:val="right"/>
-            </w:pPr>
-            <w:r>
-              <w:rPr>
-                <w:rFonts w:ascii="Times New Roman" w:cs="Times New Roman" w:eastAsia="Times New Roman" w:hAnsi="Times New Roman"/>
-                <w:b w:val="false"/>
-                <w:bCs w:val="false"/>
-                <w:sz w:val="20"/>
-                <w:szCs w:val="20"/>
-              </w:rPr>
-              <w:t xml:space="preserve">5.401</w:t>
-            </w:r>
-          </w:p>
-        </w:tc>
-        <w:tc>
-          <w:tcPr>
-            <w:tcW w:type="dxa" w:w="2080"/>
-            <w:tcMar>
-              <w:top w:type="dxa" w:w="60"/>
-              <w:left w:type="dxa" w:w="90"/>
-              <w:bottom w:type="dxa" w:w="60"/>
-              <w:right w:type="dxa" w:w="90"/>
-            </w:tcMar>
-          </w:tcPr>
-          <w:p>
-            <w:pPr>
-              <w:spacing w:after="0" w:line="240"/>
-              <w:jc w:val="right"/>
-            </w:pPr>
-            <w:r>
-              <w:rPr>
-                <w:rFonts w:ascii="Times New Roman" w:cs="Times New Roman" w:eastAsia="Times New Roman" w:hAnsi="Times New Roman"/>
-                <w:b w:val="false"/>
-                <w:bCs w:val="false"/>
-                <w:sz w:val="20"/>
-                <w:szCs w:val="20"/>
-              </w:rPr>
-              <w:t xml:space="preserve">64.812</w:t>
+            <w:tcW w:type="dxa" w:w="1700"/>
+            <w:tcMar>
+              <w:top w:type="dxa" w:w="60"/>
+              <w:left w:type="dxa" w:w="90"/>
+              <w:bottom w:type="dxa" w:w="60"/>
+              <w:right w:type="dxa" w:w="90"/>
+            </w:tcMar>
+          </w:tcPr>
+          <w:p>
+            <w:pPr>
+              <w:spacing w:after="0" w:line="240"/>
+              <w:jc w:val="right"/>
+            </w:pPr>
+            <w:r>
+              <w:rPr>
+                <w:rFonts w:ascii="Times New Roman" w:cs="Times New Roman" w:eastAsia="Times New Roman" w:hAnsi="Times New Roman"/>
+                <w:b w:val="false"/>
+                <w:bCs w:val="false"/>
+                <w:sz w:val="20"/>
+                <w:szCs w:val="20"/>
+              </w:rPr>
+              <w:t xml:space="preserve">5.494,50</w:t>
+            </w:r>
+          </w:p>
+        </w:tc>
+        <w:tc>
+          <w:tcPr>
+            <w:tcW w:type="dxa" w:w="1750"/>
+            <w:tcMar>
+              <w:top w:type="dxa" w:w="60"/>
+              <w:left w:type="dxa" w:w="90"/>
+              <w:bottom w:type="dxa" w:w="60"/>
+              <w:right w:type="dxa" w:w="90"/>
+            </w:tcMar>
+          </w:tcPr>
+          <w:p>
+            <w:pPr>
+              <w:spacing w:after="0" w:line="240"/>
+              <w:jc w:val="right"/>
+            </w:pPr>
+            <w:r>
+              <w:rPr>
+                <w:rFonts w:ascii="Times New Roman" w:cs="Times New Roman" w:eastAsia="Times New Roman" w:hAnsi="Times New Roman"/>
+                <w:b w:val="false"/>
+                <w:bCs w:val="false"/>
+                <w:sz w:val="20"/>
+                <w:szCs w:val="20"/>
+              </w:rPr>
+              <w:t xml:space="preserve">65.934</w:t>
+            </w:r>
+          </w:p>
+        </w:tc>
+        <w:tc>
+          <w:tcPr>
+            <w:tcW w:type="dxa" w:w="1750"/>
+            <w:tcMar>
+              <w:top w:type="dxa" w:w="60"/>
+              <w:left w:type="dxa" w:w="90"/>
+              <w:bottom w:type="dxa" w:w="60"/>
+              <w:right w:type="dxa" w:w="90"/>
+            </w:tcMar>
+          </w:tcPr>
+          <w:p>
+            <w:pPr>
+              <w:spacing w:after="0" w:line="240"/>
+              <w:jc w:val="right"/>
+            </w:pPr>
+            <w:r>
+              <w:rPr>
+                <w:rFonts w:ascii="Times New Roman" w:cs="Times New Roman" w:eastAsia="Times New Roman" w:hAnsi="Times New Roman"/>
+                <w:b w:val="false"/>
+                <w:bCs w:val="false"/>
+                <w:sz w:val="20"/>
+                <w:szCs w:val="20"/>
+              </w:rPr>
+              <w:t xml:space="preserve">6.593</w:t>
             </w:r>
           </w:p>
         </w:tc>
@@ -4601,7 +4722,7 @@
       <w:tr>
         <w:tc>
           <w:tcPr>
-            <w:tcW w:type="dxa" w:w="3120"/>
+            <w:tcW w:type="dxa" w:w="2600"/>
             <w:tcMar>
               <w:top w:type="dxa" w:w="60"/>
               <w:left w:type="dxa" w:w="90"/>
@@ -4628,7 +4749,7 @@
         </w:tc>
         <w:tc>
           <w:tcPr>
-            <w:tcW w:type="dxa" w:w="2080"/>
+            <w:tcW w:type="dxa" w:w="1560"/>
             <w:tcMar>
               <w:top w:type="dxa" w:w="60"/>
               <w:left w:type="dxa" w:w="90"/>
@@ -4655,34 +4776,34 @@
         </w:tc>
         <w:tc>
           <w:tcPr>
-            <w:tcW w:type="dxa" w:w="2080"/>
-            <w:tcMar>
-              <w:top w:type="dxa" w:w="60"/>
-              <w:left w:type="dxa" w:w="90"/>
-              <w:bottom w:type="dxa" w:w="60"/>
-              <w:right w:type="dxa" w:w="90"/>
-            </w:tcMar>
-          </w:tcPr>
-          <w:p>
-            <w:pPr>
-              <w:spacing w:after="0" w:line="240"/>
-              <w:jc w:val="right"/>
-            </w:pPr>
-            <w:r>
-              <w:rPr>
-                <w:rFonts w:ascii="Times New Roman" w:cs="Times New Roman" w:eastAsia="Times New Roman" w:hAnsi="Times New Roman"/>
-                <w:b w:val="false"/>
-                <w:bCs w:val="false"/>
-                <w:sz w:val="20"/>
-                <w:szCs w:val="20"/>
-              </w:rPr>
-              <w:t xml:space="preserve">833</w:t>
-            </w:r>
-          </w:p>
-        </w:tc>
-        <w:tc>
-          <w:tcPr>
-            <w:tcW w:type="dxa" w:w="2080"/>
+            <w:tcW w:type="dxa" w:w="1700"/>
+            <w:tcMar>
+              <w:top w:type="dxa" w:w="60"/>
+              <w:left w:type="dxa" w:w="90"/>
+              <w:bottom w:type="dxa" w:w="60"/>
+              <w:right w:type="dxa" w:w="90"/>
+            </w:tcMar>
+          </w:tcPr>
+          <w:p>
+            <w:pPr>
+              <w:spacing w:after="0" w:line="240"/>
+              <w:jc w:val="right"/>
+            </w:pPr>
+            <w:r>
+              <w:rPr>
+                <w:rFonts w:ascii="Times New Roman" w:cs="Times New Roman" w:eastAsia="Times New Roman" w:hAnsi="Times New Roman"/>
+                <w:b w:val="false"/>
+                <w:bCs w:val="false"/>
+                <w:sz w:val="20"/>
+                <w:szCs w:val="20"/>
+              </w:rPr>
+              <w:t xml:space="preserve">833,33</w:t>
+            </w:r>
+          </w:p>
+        </w:tc>
+        <w:tc>
+          <w:tcPr>
+            <w:tcW w:type="dxa" w:w="1750"/>
             <w:tcMar>
               <w:top w:type="dxa" w:w="60"/>
               <w:left w:type="dxa" w:w="90"/>
@@ -4704,6 +4825,33 @@
                 <w:szCs w:val="20"/>
               </w:rPr>
               <w:t xml:space="preserve">10.000</w:t>
+            </w:r>
+          </w:p>
+        </w:tc>
+        <w:tc>
+          <w:tcPr>
+            <w:tcW w:type="dxa" w:w="1750"/>
+            <w:tcMar>
+              <w:top w:type="dxa" w:w="60"/>
+              <w:left w:type="dxa" w:w="90"/>
+              <w:bottom w:type="dxa" w:w="60"/>
+              <w:right w:type="dxa" w:w="90"/>
+            </w:tcMar>
+          </w:tcPr>
+          <w:p>
+            <w:pPr>
+              <w:spacing w:after="0" w:line="240"/>
+              <w:jc w:val="right"/>
+            </w:pPr>
+            <w:r>
+              <w:rPr>
+                <w:rFonts w:ascii="Times New Roman" w:cs="Times New Roman" w:eastAsia="Times New Roman" w:hAnsi="Times New Roman"/>
+                <w:b w:val="false"/>
+                <w:bCs w:val="false"/>
+                <w:sz w:val="20"/>
+                <w:szCs w:val="20"/>
+              </w:rPr>
+              <w:t xml:space="preserve">1.000</w:t>
             </w:r>
           </w:p>
         </w:tc>
@@ -4711,7 +4859,7 @@
       <w:tr>
         <w:tc>
           <w:tcPr>
-            <w:tcW w:type="dxa" w:w="3120"/>
+            <w:tcW w:type="dxa" w:w="2600"/>
             <w:shd w:fill="F4B183" w:color="auto" w:val="clear"/>
             <w:tcMar>
               <w:top w:type="dxa" w:w="60"/>
@@ -4739,7 +4887,7 @@
         </w:tc>
         <w:tc>
           <w:tcPr>
-            <w:tcW w:type="dxa" w:w="2080"/>
+            <w:tcW w:type="dxa" w:w="1560"/>
             <w:shd w:fill="F4B183" w:color="auto" w:val="clear"/>
             <w:tcMar>
               <w:top w:type="dxa" w:w="60"/>
@@ -4767,7 +4915,7 @@
         </w:tc>
         <w:tc>
           <w:tcPr>
-            <w:tcW w:type="dxa" w:w="2080"/>
+            <w:tcW w:type="dxa" w:w="1700"/>
             <w:shd w:fill="F4B183" w:color="auto" w:val="clear"/>
             <w:tcMar>
               <w:top w:type="dxa" w:w="60"/>
@@ -4789,13 +4937,13 @@
                 <w:sz w:val="20"/>
                 <w:szCs w:val="20"/>
               </w:rPr>
-              <w:t xml:space="preserve">8.689</w:t>
-            </w:r>
-          </w:p>
-        </w:tc>
-        <w:tc>
-          <w:tcPr>
-            <w:tcW w:type="dxa" w:w="2080"/>
+              <w:t xml:space="preserve">8.825,33</w:t>
+            </w:r>
+          </w:p>
+        </w:tc>
+        <w:tc>
+          <w:tcPr>
+            <w:tcW w:type="dxa" w:w="1750"/>
             <w:shd w:fill="F4B183" w:color="auto" w:val="clear"/>
             <w:tcMar>
               <w:top w:type="dxa" w:w="60"/>
@@ -4817,7 +4965,35 @@
                 <w:sz w:val="20"/>
                 <w:szCs w:val="20"/>
               </w:rPr>
-              <w:t xml:space="preserve">104.272</w:t>
+              <w:t xml:space="preserve">105.904</w:t>
+            </w:r>
+          </w:p>
+        </w:tc>
+        <w:tc>
+          <w:tcPr>
+            <w:tcW w:type="dxa" w:w="1750"/>
+            <w:shd w:fill="F4B183" w:color="auto" w:val="clear"/>
+            <w:tcMar>
+              <w:top w:type="dxa" w:w="60"/>
+              <w:left w:type="dxa" w:w="90"/>
+              <w:bottom w:type="dxa" w:w="60"/>
+              <w:right w:type="dxa" w:w="90"/>
+            </w:tcMar>
+          </w:tcPr>
+          <w:p>
+            <w:pPr>
+              <w:spacing w:after="0" w:line="240"/>
+              <w:jc w:val="right"/>
+            </w:pPr>
+            <w:r>
+              <w:rPr>
+                <w:rFonts w:ascii="Times New Roman" w:cs="Times New Roman" w:eastAsia="Times New Roman" w:hAnsi="Times New Roman"/>
+                <w:b/>
+                <w:bCs/>
+                <w:sz w:val="20"/>
+                <w:szCs w:val="20"/>
+              </w:rPr>
+              <w:t xml:space="preserve">10.590</w:t>
             </w:r>
           </w:p>
         </w:tc>
@@ -4825,7 +5001,7 @@
       <w:tr>
         <w:tc>
           <w:tcPr>
-            <w:tcW w:type="dxa" w:w="3120"/>
+            <w:tcW w:type="dxa" w:w="2600"/>
             <w:shd w:fill="D9E2F3" w:color="auto" w:val="clear"/>
             <w:tcMar>
               <w:top w:type="dxa" w:w="60"/>
@@ -4853,7 +5029,7 @@
         </w:tc>
         <w:tc>
           <w:tcPr>
-            <w:tcW w:type="dxa" w:w="2080"/>
+            <w:tcW w:type="dxa" w:w="1560"/>
             <w:shd w:fill="D9E2F3" w:color="auto" w:val="clear"/>
             <w:tcMar>
               <w:top w:type="dxa" w:w="60"/>
@@ -4875,13 +5051,13 @@
                 <w:sz w:val="20"/>
                 <w:szCs w:val="20"/>
               </w:rPr>
-              <w:t xml:space="preserve">40 aulas promedio</w:t>
-            </w:r>
-          </w:p>
-        </w:tc>
-        <w:tc>
-          <w:tcPr>
-            <w:tcW w:type="dxa" w:w="2080"/>
+              <w:t xml:space="preserve">40 aulas prom.</w:t>
+            </w:r>
+          </w:p>
+        </w:tc>
+        <w:tc>
+          <w:tcPr>
+            <w:tcW w:type="dxa" w:w="1700"/>
             <w:shd w:fill="D9E2F3" w:color="auto" w:val="clear"/>
             <w:tcMar>
               <w:top w:type="dxa" w:w="60"/>
@@ -4903,13 +5079,13 @@
                 <w:sz w:val="20"/>
                 <w:szCs w:val="20"/>
               </w:rPr>
-              <w:t xml:space="preserve">4.761</w:t>
-            </w:r>
-          </w:p>
-        </w:tc>
-        <w:tc>
-          <w:tcPr>
-            <w:tcW w:type="dxa" w:w="2080"/>
+              <w:t xml:space="preserve">4.829,33</w:t>
+            </w:r>
+          </w:p>
+        </w:tc>
+        <w:tc>
+          <w:tcPr>
+            <w:tcW w:type="dxa" w:w="1750"/>
             <w:shd w:fill="D9E2F3" w:color="auto" w:val="clear"/>
             <w:tcMar>
               <w:top w:type="dxa" w:w="60"/>
@@ -4931,7 +5107,35 @@
                 <w:sz w:val="20"/>
                 <w:szCs w:val="20"/>
               </w:rPr>
-              <w:t xml:space="preserve">57.136</w:t>
+              <w:t xml:space="preserve">57.952</w:t>
+            </w:r>
+          </w:p>
+        </w:tc>
+        <w:tc>
+          <w:tcPr>
+            <w:tcW w:type="dxa" w:w="1750"/>
+            <w:shd w:fill="D9E2F3" w:color="auto" w:val="clear"/>
+            <w:tcMar>
+              <w:top w:type="dxa" w:w="60"/>
+              <w:left w:type="dxa" w:w="90"/>
+              <w:bottom w:type="dxa" w:w="60"/>
+              <w:right w:type="dxa" w:w="90"/>
+            </w:tcMar>
+          </w:tcPr>
+          <w:p>
+            <w:pPr>
+              <w:spacing w:after="0" w:line="240"/>
+              <w:jc w:val="right"/>
+            </w:pPr>
+            <w:r>
+              <w:rPr>
+                <w:rFonts w:ascii="Times New Roman" w:cs="Times New Roman" w:eastAsia="Times New Roman" w:hAnsi="Times New Roman"/>
+                <w:b/>
+                <w:bCs/>
+                <w:sz w:val="20"/>
+                <w:szCs w:val="20"/>
+              </w:rPr>
+              <w:t xml:space="preserve">5.795</w:t>
             </w:r>
           </w:p>
         </w:tc>
@@ -7015,7 +7219,7 @@
           <w:sz w:val="24"/>
           <w:szCs w:val="24"/>
         </w:rPr>
-        <w:t xml:space="preserve">El canal está diseñado para minimizar tanto el costo como la huella ambiental. La capacitación es híbrida: la parte teórica se dicta en línea y la práctica se agrupa por sede reuniendo docentes de varios colegios, lo que reduce desplazamientos. El material para familias se envía en formato digital liviano a través del colegio y solo se imprime bajo demanda. El costo comercial se concentra en los Bs 6.940 de activación de los tres primeros meses, detallados en el Bloque IX.</w:t>
+        <w:t xml:space="preserve">El canal está diseñado para minimizar tanto el costo como la huella ambiental. La capacitación es híbrida: la parte teórica se dicta en línea y la práctica se agrupa por sede reuniendo docentes de varios colegios, lo que reduce desplazamientos. El material para familias se envía en formato digital liviano a través del colegio y solo se imprime bajo demanda. El costo comercial se concentra en los Bs 6.960 (US$ 696) de activación de los tres primeros meses, detallados en el Bloque IX.</w:t>
       </w:r>
     </w:p>
     <w:p>
@@ -7211,7 +7415,7 @@
           <w:sz w:val="24"/>
           <w:szCs w:val="24"/>
         </w:rPr>
-        <w:t xml:space="preserve">El costo de mantener la relación está incorporado en el costo variable por aula: Bs 13,33 mensuales de soporte y acompañamiento, y Bs 16,67 mensuales de supervisión psicológica prorrateada. En conjunto representan Bs 360 anuales por aula.</w:t>
+        <w:t xml:space="preserve">El costo de mantener la relación está incorporado en el costo variable por aula: Bs 13,33 mensuales de soporte y acompañamiento, y Bs 16,67 mensuales de supervisión psicológica prorrateada. En conjunto representan Bs 360 anuales por aula, equivalentes a US$ 36,00.</w:t>
       </w:r>
     </w:p>
     <w:p>
@@ -7440,7 +7644,7 @@
                 <w:sz w:val="20"/>
                 <w:szCs w:val="20"/>
               </w:rPr>
-              <w:t xml:space="preserve">US$ 9,99 por aula al mes</w:t>
+              <w:t xml:space="preserve">US$ 9,99 (Bs 99,90) por aula al mes</w:t>
             </w:r>
           </w:p>
         </w:tc>
@@ -7660,7 +7864,7 @@
                 <w:sz w:val="20"/>
                 <w:szCs w:val="20"/>
               </w:rPr>
-              <w:t xml:space="preserve">Bs 2.500 por taller de 4 horas</w:t>
+              <w:t xml:space="preserve">Bs 2.500 (US$ 250) por taller de 4 horas</w:t>
             </w:r>
           </w:p>
         </w:tc>
@@ -8330,7 +8534,7 @@
                 <w:sz w:val="20"/>
                 <w:szCs w:val="20"/>
               </w:rPr>
-              <w:t xml:space="preserve">Capital semilla de HACKBIZ por Bs 12.000 en efectivo.</w:t>
+              <w:t xml:space="preserve">Capital semilla de HACKBIZ por Bs 12.000 en efectivo (US$ 1.200).</w:t>
             </w:r>
           </w:p>
         </w:tc>
@@ -10558,7 +10762,7 @@
           <w:sz w:val="18"/>
           <w:szCs w:val="18"/>
         </w:rPr>
-        <w:t xml:space="preserve">Tabla 14. Costos variables por uso, expresados por aula y por mes.</w:t>
+        <w:t xml:space="preserve">Tabla 14. Costos variables por uso, expresados por aula y por mes. Total equivalente: US$ 0,31 mensuales, US$ 3,75 anuales por aula.</w:t>
       </w:r>
     </w:p>
     <w:p>
@@ -11454,7 +11658,7 @@
           <w:sz w:val="18"/>
           <w:szCs w:val="18"/>
         </w:rPr>
-        <w:t xml:space="preserve">Tabla 15. Mano de obra directa por aula y por mes, valorizada a precio de mercado.</w:t>
+        <w:t xml:space="preserve">Tabla 15. Mano de obra directa por aula y por mes, valorizada a precio de mercado. Total equivalente: US$ 4,25 mensuales, US$ 51,00 anuales por aula.</w:t>
       </w:r>
     </w:p>
     <w:p>
@@ -11507,11 +11711,12 @@
         </w:tblBorders>
       </w:tblPr>
       <w:tblGrid>
-        <w:gridCol w:w="3000"/>
-        <w:gridCol w:w="1400"/>
-        <w:gridCol w:w="1300"/>
-        <w:gridCol w:w="1660"/>
-        <w:gridCol w:w="2000"/>
+        <w:gridCol w:w="2800"/>
+        <w:gridCol w:w="1200"/>
+        <w:gridCol w:w="1100"/>
+        <w:gridCol w:w="1500"/>
+        <w:gridCol w:w="1500"/>
+        <w:gridCol w:w="1260"/>
       </w:tblGrid>
       <w:tr>
         <w:trPr>
@@ -11519,7 +11724,7 @@
         </w:trPr>
         <w:tc>
           <w:tcPr>
-            <w:tcW w:type="dxa" w:w="3000"/>
+            <w:tcW w:type="dxa" w:w="2800"/>
             <w:shd w:fill="C00000" w:color="auto" w:val="clear"/>
             <w:tcMar>
               <w:top w:type="dxa" w:w="60"/>
@@ -11548,7 +11753,7 @@
         </w:tc>
         <w:tc>
           <w:tcPr>
-            <w:tcW w:type="dxa" w:w="1400"/>
+            <w:tcW w:type="dxa" w:w="1200"/>
             <w:shd w:fill="C00000" w:color="auto" w:val="clear"/>
             <w:tcMar>
               <w:top w:type="dxa" w:w="60"/>
@@ -11577,7 +11782,7 @@
         </w:tc>
         <w:tc>
           <w:tcPr>
-            <w:tcW w:type="dxa" w:w="1300"/>
+            <w:tcW w:type="dxa" w:w="1100"/>
             <w:shd w:fill="C00000" w:color="auto" w:val="clear"/>
             <w:tcMar>
               <w:top w:type="dxa" w:w="60"/>
@@ -11600,13 +11805,13 @@
                 <w:sz w:val="20"/>
                 <w:szCs w:val="20"/>
               </w:rPr>
-              <w:t xml:space="preserve">Cantidad</w:t>
-            </w:r>
-          </w:p>
-        </w:tc>
-        <w:tc>
-          <w:tcPr>
-            <w:tcW w:type="dxa" w:w="1660"/>
+              <w:t xml:space="preserve">Cant.</w:t>
+            </w:r>
+          </w:p>
+        </w:tc>
+        <w:tc>
+          <w:tcPr>
+            <w:tcW w:type="dxa" w:w="1500"/>
             <w:shd w:fill="C00000" w:color="auto" w:val="clear"/>
             <w:tcMar>
               <w:top w:type="dxa" w:w="60"/>
@@ -11635,7 +11840,7 @@
         </w:tc>
         <w:tc>
           <w:tcPr>
-            <w:tcW w:type="dxa" w:w="2000"/>
+            <w:tcW w:type="dxa" w:w="1500"/>
             <w:shd w:fill="C00000" w:color="auto" w:val="clear"/>
             <w:tcMar>
               <w:top w:type="dxa" w:w="60"/>
@@ -11658,7 +11863,36 @@
                 <w:sz w:val="20"/>
                 <w:szCs w:val="20"/>
               </w:rPr>
-              <w:t xml:space="preserve">Costo mensual (Bs)</w:t>
+              <w:t xml:space="preserve">Mensual (Bs)</w:t>
+            </w:r>
+          </w:p>
+        </w:tc>
+        <w:tc>
+          <w:tcPr>
+            <w:tcW w:type="dxa" w:w="1260"/>
+            <w:shd w:fill="C00000" w:color="auto" w:val="clear"/>
+            <w:tcMar>
+              <w:top w:type="dxa" w:w="60"/>
+              <w:left w:type="dxa" w:w="90"/>
+              <w:bottom w:type="dxa" w:w="60"/>
+              <w:right w:type="dxa" w:w="90"/>
+            </w:tcMar>
+          </w:tcPr>
+          <w:p>
+            <w:pPr>
+              <w:spacing w:after="0" w:line="240"/>
+              <w:jc w:val="center"/>
+            </w:pPr>
+            <w:r>
+              <w:rPr>
+                <w:rFonts w:ascii="Times New Roman" w:cs="Times New Roman" w:eastAsia="Times New Roman" w:hAnsi="Times New Roman"/>
+                <w:b/>
+                <w:bCs/>
+                <w:color w:val="FFFFFF"/>
+                <w:sz w:val="20"/>
+                <w:szCs w:val="20"/>
+              </w:rPr>
+              <w:t xml:space="preserve">Mensual (US$)</w:t>
             </w:r>
           </w:p>
         </w:tc>
@@ -11666,7 +11900,7 @@
       <w:tr>
         <w:tc>
           <w:tcPr>
-            <w:tcW w:type="dxa" w:w="3000"/>
+            <w:tcW w:type="dxa" w:w="2800"/>
             <w:tcMar>
               <w:top w:type="dxa" w:w="60"/>
               <w:left w:type="dxa" w:w="90"/>
@@ -11693,7 +11927,7 @@
         </w:tc>
         <w:tc>
           <w:tcPr>
-            <w:tcW w:type="dxa" w:w="1400"/>
+            <w:tcW w:type="dxa" w:w="1200"/>
             <w:tcMar>
               <w:top w:type="dxa" w:w="60"/>
               <w:left w:type="dxa" w:w="90"/>
@@ -11720,7 +11954,7 @@
         </w:tc>
         <w:tc>
           <w:tcPr>
-            <w:tcW w:type="dxa" w:w="1300"/>
+            <w:tcW w:type="dxa" w:w="1100"/>
             <w:tcMar>
               <w:top w:type="dxa" w:w="60"/>
               <w:left w:type="dxa" w:w="90"/>
@@ -11747,55 +11981,82 @@
         </w:tc>
         <w:tc>
           <w:tcPr>
-            <w:tcW w:type="dxa" w:w="1660"/>
-            <w:tcMar>
-              <w:top w:type="dxa" w:w="60"/>
-              <w:left w:type="dxa" w:w="90"/>
-              <w:bottom w:type="dxa" w:w="60"/>
-              <w:right w:type="dxa" w:w="90"/>
-            </w:tcMar>
-          </w:tcPr>
-          <w:p>
-            <w:pPr>
-              <w:spacing w:after="0" w:line="240"/>
-              <w:jc w:val="right"/>
-            </w:pPr>
-            <w:r>
-              <w:rPr>
-                <w:rFonts w:ascii="Times New Roman" w:cs="Times New Roman" w:eastAsia="Times New Roman" w:hAnsi="Times New Roman"/>
-                <w:b w:val="false"/>
-                <w:bCs w:val="false"/>
-                <w:sz w:val="20"/>
-                <w:szCs w:val="20"/>
-              </w:rPr>
-              <w:t xml:space="preserve">820,00</w:t>
-            </w:r>
-          </w:p>
-        </w:tc>
-        <w:tc>
-          <w:tcPr>
-            <w:tcW w:type="dxa" w:w="2000"/>
-            <w:tcMar>
-              <w:top w:type="dxa" w:w="60"/>
-              <w:left w:type="dxa" w:w="90"/>
-              <w:bottom w:type="dxa" w:w="60"/>
-              <w:right w:type="dxa" w:w="90"/>
-            </w:tcMar>
-          </w:tcPr>
-          <w:p>
-            <w:pPr>
-              <w:spacing w:after="0" w:line="240"/>
-              <w:jc w:val="right"/>
-            </w:pPr>
-            <w:r>
-              <w:rPr>
-                <w:rFonts w:ascii="Times New Roman" w:cs="Times New Roman" w:eastAsia="Times New Roman" w:hAnsi="Times New Roman"/>
-                <w:b w:val="false"/>
-                <w:bCs w:val="false"/>
-                <w:sz w:val="20"/>
-                <w:szCs w:val="20"/>
-              </w:rPr>
-              <w:t xml:space="preserve">820,00</w:t>
+            <w:tcW w:type="dxa" w:w="1500"/>
+            <w:tcMar>
+              <w:top w:type="dxa" w:w="60"/>
+              <w:left w:type="dxa" w:w="90"/>
+              <w:bottom w:type="dxa" w:w="60"/>
+              <w:right w:type="dxa" w:w="90"/>
+            </w:tcMar>
+          </w:tcPr>
+          <w:p>
+            <w:pPr>
+              <w:spacing w:after="0" w:line="240"/>
+              <w:jc w:val="right"/>
+            </w:pPr>
+            <w:r>
+              <w:rPr>
+                <w:rFonts w:ascii="Times New Roman" w:cs="Times New Roman" w:eastAsia="Times New Roman" w:hAnsi="Times New Roman"/>
+                <w:b w:val="false"/>
+                <w:bCs w:val="false"/>
+                <w:sz w:val="20"/>
+                <w:szCs w:val="20"/>
+              </w:rPr>
+              <w:t xml:space="preserve">800,00</w:t>
+            </w:r>
+          </w:p>
+        </w:tc>
+        <w:tc>
+          <w:tcPr>
+            <w:tcW w:type="dxa" w:w="1500"/>
+            <w:tcMar>
+              <w:top w:type="dxa" w:w="60"/>
+              <w:left w:type="dxa" w:w="90"/>
+              <w:bottom w:type="dxa" w:w="60"/>
+              <w:right w:type="dxa" w:w="90"/>
+            </w:tcMar>
+          </w:tcPr>
+          <w:p>
+            <w:pPr>
+              <w:spacing w:after="0" w:line="240"/>
+              <w:jc w:val="right"/>
+            </w:pPr>
+            <w:r>
+              <w:rPr>
+                <w:rFonts w:ascii="Times New Roman" w:cs="Times New Roman" w:eastAsia="Times New Roman" w:hAnsi="Times New Roman"/>
+                <w:b w:val="false"/>
+                <w:bCs w:val="false"/>
+                <w:sz w:val="20"/>
+                <w:szCs w:val="20"/>
+              </w:rPr>
+              <w:t xml:space="preserve">800,00</w:t>
+            </w:r>
+          </w:p>
+        </w:tc>
+        <w:tc>
+          <w:tcPr>
+            <w:tcW w:type="dxa" w:w="1260"/>
+            <w:tcMar>
+              <w:top w:type="dxa" w:w="60"/>
+              <w:left w:type="dxa" w:w="90"/>
+              <w:bottom w:type="dxa" w:w="60"/>
+              <w:right w:type="dxa" w:w="90"/>
+            </w:tcMar>
+          </w:tcPr>
+          <w:p>
+            <w:pPr>
+              <w:spacing w:after="0" w:line="240"/>
+              <w:jc w:val="right"/>
+            </w:pPr>
+            <w:r>
+              <w:rPr>
+                <w:rFonts w:ascii="Times New Roman" w:cs="Times New Roman" w:eastAsia="Times New Roman" w:hAnsi="Times New Roman"/>
+                <w:b w:val="false"/>
+                <w:bCs w:val="false"/>
+                <w:sz w:val="20"/>
+                <w:szCs w:val="20"/>
+              </w:rPr>
+              <w:t xml:space="preserve">80,00</w:t>
             </w:r>
           </w:p>
         </w:tc>
@@ -11803,7 +12064,7 @@
       <w:tr>
         <w:tc>
           <w:tcPr>
-            <w:tcW w:type="dxa" w:w="3000"/>
+            <w:tcW w:type="dxa" w:w="2800"/>
             <w:tcMar>
               <w:top w:type="dxa" w:w="60"/>
               <w:left w:type="dxa" w:w="90"/>
@@ -11830,7 +12091,7 @@
         </w:tc>
         <w:tc>
           <w:tcPr>
-            <w:tcW w:type="dxa" w:w="1400"/>
+            <w:tcW w:type="dxa" w:w="1200"/>
             <w:tcMar>
               <w:top w:type="dxa" w:w="60"/>
               <w:left w:type="dxa" w:w="90"/>
@@ -11857,7 +12118,7 @@
         </w:tc>
         <w:tc>
           <w:tcPr>
-            <w:tcW w:type="dxa" w:w="1300"/>
+            <w:tcW w:type="dxa" w:w="1100"/>
             <w:tcMar>
               <w:top w:type="dxa" w:w="60"/>
               <w:left w:type="dxa" w:w="90"/>
@@ -11884,55 +12145,82 @@
         </w:tc>
         <w:tc>
           <w:tcPr>
-            <w:tcW w:type="dxa" w:w="1660"/>
-            <w:tcMar>
-              <w:top w:type="dxa" w:w="60"/>
-              <w:left w:type="dxa" w:w="90"/>
-              <w:bottom w:type="dxa" w:w="60"/>
-              <w:right w:type="dxa" w:w="90"/>
-            </w:tcMar>
-          </w:tcPr>
-          <w:p>
-            <w:pPr>
-              <w:spacing w:after="0" w:line="240"/>
-              <w:jc w:val="right"/>
-            </w:pPr>
-            <w:r>
-              <w:rPr>
-                <w:rFonts w:ascii="Times New Roman" w:cs="Times New Roman" w:eastAsia="Times New Roman" w:hAnsi="Times New Roman"/>
-                <w:b w:val="false"/>
-                <w:bCs w:val="false"/>
-                <w:sz w:val="20"/>
-                <w:szCs w:val="20"/>
-              </w:rPr>
-              <w:t xml:space="preserve">2.313,33</w:t>
-            </w:r>
-          </w:p>
-        </w:tc>
-        <w:tc>
-          <w:tcPr>
-            <w:tcW w:type="dxa" w:w="2000"/>
-            <w:tcMar>
-              <w:top w:type="dxa" w:w="60"/>
-              <w:left w:type="dxa" w:w="90"/>
-              <w:bottom w:type="dxa" w:w="60"/>
-              <w:right w:type="dxa" w:w="90"/>
-            </w:tcMar>
-          </w:tcPr>
-          <w:p>
-            <w:pPr>
-              <w:spacing w:after="0" w:line="240"/>
-              <w:jc w:val="right"/>
-            </w:pPr>
-            <w:r>
-              <w:rPr>
-                <w:rFonts w:ascii="Times New Roman" w:cs="Times New Roman" w:eastAsia="Times New Roman" w:hAnsi="Times New Roman"/>
-                <w:b w:val="false"/>
-                <w:bCs w:val="false"/>
-                <w:sz w:val="20"/>
-                <w:szCs w:val="20"/>
-              </w:rPr>
-              <w:t xml:space="preserve">2.313,33</w:t>
+            <w:tcW w:type="dxa" w:w="1500"/>
+            <w:tcMar>
+              <w:top w:type="dxa" w:w="60"/>
+              <w:left w:type="dxa" w:w="90"/>
+              <w:bottom w:type="dxa" w:w="60"/>
+              <w:right w:type="dxa" w:w="90"/>
+            </w:tcMar>
+          </w:tcPr>
+          <w:p>
+            <w:pPr>
+              <w:spacing w:after="0" w:line="240"/>
+              <w:jc w:val="right"/>
+            </w:pPr>
+            <w:r>
+              <w:rPr>
+                <w:rFonts w:ascii="Times New Roman" w:cs="Times New Roman" w:eastAsia="Times New Roman" w:hAnsi="Times New Roman"/>
+                <w:b w:val="false"/>
+                <w:bCs w:val="false"/>
+                <w:sz w:val="20"/>
+                <w:szCs w:val="20"/>
+              </w:rPr>
+              <w:t xml:space="preserve">2.320,00</w:t>
+            </w:r>
+          </w:p>
+        </w:tc>
+        <w:tc>
+          <w:tcPr>
+            <w:tcW w:type="dxa" w:w="1500"/>
+            <w:tcMar>
+              <w:top w:type="dxa" w:w="60"/>
+              <w:left w:type="dxa" w:w="90"/>
+              <w:bottom w:type="dxa" w:w="60"/>
+              <w:right w:type="dxa" w:w="90"/>
+            </w:tcMar>
+          </w:tcPr>
+          <w:p>
+            <w:pPr>
+              <w:spacing w:after="0" w:line="240"/>
+              <w:jc w:val="right"/>
+            </w:pPr>
+            <w:r>
+              <w:rPr>
+                <w:rFonts w:ascii="Times New Roman" w:cs="Times New Roman" w:eastAsia="Times New Roman" w:hAnsi="Times New Roman"/>
+                <w:b w:val="false"/>
+                <w:bCs w:val="false"/>
+                <w:sz w:val="20"/>
+                <w:szCs w:val="20"/>
+              </w:rPr>
+              <w:t xml:space="preserve">2.320,00</w:t>
+            </w:r>
+          </w:p>
+        </w:tc>
+        <w:tc>
+          <w:tcPr>
+            <w:tcW w:type="dxa" w:w="1260"/>
+            <w:tcMar>
+              <w:top w:type="dxa" w:w="60"/>
+              <w:left w:type="dxa" w:w="90"/>
+              <w:bottom w:type="dxa" w:w="60"/>
+              <w:right w:type="dxa" w:w="90"/>
+            </w:tcMar>
+          </w:tcPr>
+          <w:p>
+            <w:pPr>
+              <w:spacing w:after="0" w:line="240"/>
+              <w:jc w:val="right"/>
+            </w:pPr>
+            <w:r>
+              <w:rPr>
+                <w:rFonts w:ascii="Times New Roman" w:cs="Times New Roman" w:eastAsia="Times New Roman" w:hAnsi="Times New Roman"/>
+                <w:b w:val="false"/>
+                <w:bCs w:val="false"/>
+                <w:sz w:val="20"/>
+                <w:szCs w:val="20"/>
+              </w:rPr>
+              <w:t xml:space="preserve">232,00</w:t>
             </w:r>
           </w:p>
         </w:tc>
@@ -11940,7 +12228,7 @@
       <w:tr>
         <w:tc>
           <w:tcPr>
-            <w:tcW w:type="dxa" w:w="3000"/>
+            <w:tcW w:type="dxa" w:w="2800"/>
             <w:tcMar>
               <w:top w:type="dxa" w:w="60"/>
               <w:left w:type="dxa" w:w="90"/>
@@ -11961,13 +12249,13 @@
                 <w:sz w:val="20"/>
                 <w:szCs w:val="20"/>
               </w:rPr>
-              <w:t xml:space="preserve">Legal básico (amortizado a 12 meses)</w:t>
-            </w:r>
-          </w:p>
-        </w:tc>
-        <w:tc>
-          <w:tcPr>
-            <w:tcW w:type="dxa" w:w="1400"/>
+              <w:t xml:space="preserve">Legal básico (amortizado 12 meses)</w:t>
+            </w:r>
+          </w:p>
+        </w:tc>
+        <w:tc>
+          <w:tcPr>
+            <w:tcW w:type="dxa" w:w="1200"/>
             <w:tcMar>
               <w:top w:type="dxa" w:w="60"/>
               <w:left w:type="dxa" w:w="90"/>
@@ -11994,7 +12282,7 @@
         </w:tc>
         <w:tc>
           <w:tcPr>
-            <w:tcW w:type="dxa" w:w="1300"/>
+            <w:tcW w:type="dxa" w:w="1100"/>
             <w:tcMar>
               <w:top w:type="dxa" w:w="60"/>
               <w:left w:type="dxa" w:w="90"/>
@@ -12021,55 +12309,82 @@
         </w:tc>
         <w:tc>
           <w:tcPr>
-            <w:tcW w:type="dxa" w:w="1660"/>
-            <w:tcMar>
-              <w:top w:type="dxa" w:w="60"/>
-              <w:left w:type="dxa" w:w="90"/>
-              <w:bottom w:type="dxa" w:w="60"/>
-              <w:right w:type="dxa" w:w="90"/>
-            </w:tcMar>
-          </w:tcPr>
-          <w:p>
-            <w:pPr>
-              <w:spacing w:after="0" w:line="240"/>
-              <w:jc w:val="right"/>
-            </w:pPr>
-            <w:r>
-              <w:rPr>
-                <w:rFonts w:ascii="Times New Roman" w:cs="Times New Roman" w:eastAsia="Times New Roman" w:hAnsi="Times New Roman"/>
-                <w:b w:val="false"/>
-                <w:bCs w:val="false"/>
-                <w:sz w:val="20"/>
-                <w:szCs w:val="20"/>
-              </w:rPr>
-              <w:t xml:space="preserve">125,00</w:t>
-            </w:r>
-          </w:p>
-        </w:tc>
-        <w:tc>
-          <w:tcPr>
-            <w:tcW w:type="dxa" w:w="2000"/>
-            <w:tcMar>
-              <w:top w:type="dxa" w:w="60"/>
-              <w:left w:type="dxa" w:w="90"/>
-              <w:bottom w:type="dxa" w:w="60"/>
-              <w:right w:type="dxa" w:w="90"/>
-            </w:tcMar>
-          </w:tcPr>
-          <w:p>
-            <w:pPr>
-              <w:spacing w:after="0" w:line="240"/>
-              <w:jc w:val="right"/>
-            </w:pPr>
-            <w:r>
-              <w:rPr>
-                <w:rFonts w:ascii="Times New Roman" w:cs="Times New Roman" w:eastAsia="Times New Roman" w:hAnsi="Times New Roman"/>
-                <w:b w:val="false"/>
-                <w:bCs w:val="false"/>
-                <w:sz w:val="20"/>
-                <w:szCs w:val="20"/>
-              </w:rPr>
-              <w:t xml:space="preserve">125,00</w:t>
+            <w:tcW w:type="dxa" w:w="1500"/>
+            <w:tcMar>
+              <w:top w:type="dxa" w:w="60"/>
+              <w:left w:type="dxa" w:w="90"/>
+              <w:bottom w:type="dxa" w:w="60"/>
+              <w:right w:type="dxa" w:w="90"/>
+            </w:tcMar>
+          </w:tcPr>
+          <w:p>
+            <w:pPr>
+              <w:spacing w:after="0" w:line="240"/>
+              <w:jc w:val="right"/>
+            </w:pPr>
+            <w:r>
+              <w:rPr>
+                <w:rFonts w:ascii="Times New Roman" w:cs="Times New Roman" w:eastAsia="Times New Roman" w:hAnsi="Times New Roman"/>
+                <w:b w:val="false"/>
+                <w:bCs w:val="false"/>
+                <w:sz w:val="20"/>
+                <w:szCs w:val="20"/>
+              </w:rPr>
+              <w:t xml:space="preserve">130,00</w:t>
+            </w:r>
+          </w:p>
+        </w:tc>
+        <w:tc>
+          <w:tcPr>
+            <w:tcW w:type="dxa" w:w="1500"/>
+            <w:tcMar>
+              <w:top w:type="dxa" w:w="60"/>
+              <w:left w:type="dxa" w:w="90"/>
+              <w:bottom w:type="dxa" w:w="60"/>
+              <w:right w:type="dxa" w:w="90"/>
+            </w:tcMar>
+          </w:tcPr>
+          <w:p>
+            <w:pPr>
+              <w:spacing w:after="0" w:line="240"/>
+              <w:jc w:val="right"/>
+            </w:pPr>
+            <w:r>
+              <w:rPr>
+                <w:rFonts w:ascii="Times New Roman" w:cs="Times New Roman" w:eastAsia="Times New Roman" w:hAnsi="Times New Roman"/>
+                <w:b w:val="false"/>
+                <w:bCs w:val="false"/>
+                <w:sz w:val="20"/>
+                <w:szCs w:val="20"/>
+              </w:rPr>
+              <w:t xml:space="preserve">130,00</w:t>
+            </w:r>
+          </w:p>
+        </w:tc>
+        <w:tc>
+          <w:tcPr>
+            <w:tcW w:type="dxa" w:w="1260"/>
+            <w:tcMar>
+              <w:top w:type="dxa" w:w="60"/>
+              <w:left w:type="dxa" w:w="90"/>
+              <w:bottom w:type="dxa" w:w="60"/>
+              <w:right w:type="dxa" w:w="90"/>
+            </w:tcMar>
+          </w:tcPr>
+          <w:p>
+            <w:pPr>
+              <w:spacing w:after="0" w:line="240"/>
+              <w:jc w:val="right"/>
+            </w:pPr>
+            <w:r>
+              <w:rPr>
+                <w:rFonts w:ascii="Times New Roman" w:cs="Times New Roman" w:eastAsia="Times New Roman" w:hAnsi="Times New Roman"/>
+                <w:b w:val="false"/>
+                <w:bCs w:val="false"/>
+                <w:sz w:val="20"/>
+                <w:szCs w:val="20"/>
+              </w:rPr>
+              <w:t xml:space="preserve">13,00</w:t>
             </w:r>
           </w:p>
         </w:tc>
@@ -12077,7 +12392,7 @@
       <w:tr>
         <w:tc>
           <w:tcPr>
-            <w:tcW w:type="dxa" w:w="3000"/>
+            <w:tcW w:type="dxa" w:w="2800"/>
             <w:tcMar>
               <w:top w:type="dxa" w:w="60"/>
               <w:left w:type="dxa" w:w="90"/>
@@ -12098,13 +12413,13 @@
                 <w:sz w:val="20"/>
                 <w:szCs w:val="20"/>
               </w:rPr>
-              <w:t xml:space="preserve">Dominio (amortizado a 12 meses)</w:t>
-            </w:r>
-          </w:p>
-        </w:tc>
-        <w:tc>
-          <w:tcPr>
-            <w:tcW w:type="dxa" w:w="1400"/>
+              <w:t xml:space="preserve">Dominio (amortizado 12 meses)</w:t>
+            </w:r>
+          </w:p>
+        </w:tc>
+        <w:tc>
+          <w:tcPr>
+            <w:tcW w:type="dxa" w:w="1200"/>
             <w:tcMar>
               <w:top w:type="dxa" w:w="60"/>
               <w:left w:type="dxa" w:w="90"/>
@@ -12131,7 +12446,7 @@
         </w:tc>
         <w:tc>
           <w:tcPr>
-            <w:tcW w:type="dxa" w:w="1300"/>
+            <w:tcW w:type="dxa" w:w="1100"/>
             <w:tcMar>
               <w:top w:type="dxa" w:w="60"/>
               <w:left w:type="dxa" w:w="90"/>
@@ -12158,55 +12473,82 @@
         </w:tc>
         <w:tc>
           <w:tcPr>
-            <w:tcW w:type="dxa" w:w="1660"/>
-            <w:tcMar>
-              <w:top w:type="dxa" w:w="60"/>
-              <w:left w:type="dxa" w:w="90"/>
-              <w:bottom w:type="dxa" w:w="60"/>
-              <w:right w:type="dxa" w:w="90"/>
-            </w:tcMar>
-          </w:tcPr>
-          <w:p>
-            <w:pPr>
-              <w:spacing w:after="0" w:line="240"/>
-              <w:jc w:val="right"/>
-            </w:pPr>
-            <w:r>
-              <w:rPr>
-                <w:rFonts w:ascii="Times New Roman" w:cs="Times New Roman" w:eastAsia="Times New Roman" w:hAnsi="Times New Roman"/>
-                <w:b w:val="false"/>
-                <w:bCs w:val="false"/>
-                <w:sz w:val="20"/>
-                <w:szCs w:val="20"/>
-              </w:rPr>
-              <w:t xml:space="preserve">8,33</w:t>
-            </w:r>
-          </w:p>
-        </w:tc>
-        <w:tc>
-          <w:tcPr>
-            <w:tcW w:type="dxa" w:w="2000"/>
-            <w:tcMar>
-              <w:top w:type="dxa" w:w="60"/>
-              <w:left w:type="dxa" w:w="90"/>
-              <w:bottom w:type="dxa" w:w="60"/>
-              <w:right w:type="dxa" w:w="90"/>
-            </w:tcMar>
-          </w:tcPr>
-          <w:p>
-            <w:pPr>
-              <w:spacing w:after="0" w:line="240"/>
-              <w:jc w:val="right"/>
-            </w:pPr>
-            <w:r>
-              <w:rPr>
-                <w:rFonts w:ascii="Times New Roman" w:cs="Times New Roman" w:eastAsia="Times New Roman" w:hAnsi="Times New Roman"/>
-                <w:b w:val="false"/>
-                <w:bCs w:val="false"/>
-                <w:sz w:val="20"/>
-                <w:szCs w:val="20"/>
-              </w:rPr>
-              <w:t xml:space="preserve">8,33</w:t>
+            <w:tcW w:type="dxa" w:w="1500"/>
+            <w:tcMar>
+              <w:top w:type="dxa" w:w="60"/>
+              <w:left w:type="dxa" w:w="90"/>
+              <w:bottom w:type="dxa" w:w="60"/>
+              <w:right w:type="dxa" w:w="90"/>
+            </w:tcMar>
+          </w:tcPr>
+          <w:p>
+            <w:pPr>
+              <w:spacing w:after="0" w:line="240"/>
+              <w:jc w:val="right"/>
+            </w:pPr>
+            <w:r>
+              <w:rPr>
+                <w:rFonts w:ascii="Times New Roman" w:cs="Times New Roman" w:eastAsia="Times New Roman" w:hAnsi="Times New Roman"/>
+                <w:b w:val="false"/>
+                <w:bCs w:val="false"/>
+                <w:sz w:val="20"/>
+                <w:szCs w:val="20"/>
+              </w:rPr>
+              <w:t xml:space="preserve">10,00</w:t>
+            </w:r>
+          </w:p>
+        </w:tc>
+        <w:tc>
+          <w:tcPr>
+            <w:tcW w:type="dxa" w:w="1500"/>
+            <w:tcMar>
+              <w:top w:type="dxa" w:w="60"/>
+              <w:left w:type="dxa" w:w="90"/>
+              <w:bottom w:type="dxa" w:w="60"/>
+              <w:right w:type="dxa" w:w="90"/>
+            </w:tcMar>
+          </w:tcPr>
+          <w:p>
+            <w:pPr>
+              <w:spacing w:after="0" w:line="240"/>
+              <w:jc w:val="right"/>
+            </w:pPr>
+            <w:r>
+              <w:rPr>
+                <w:rFonts w:ascii="Times New Roman" w:cs="Times New Roman" w:eastAsia="Times New Roman" w:hAnsi="Times New Roman"/>
+                <w:b w:val="false"/>
+                <w:bCs w:val="false"/>
+                <w:sz w:val="20"/>
+                <w:szCs w:val="20"/>
+              </w:rPr>
+              <w:t xml:space="preserve">10,00</w:t>
+            </w:r>
+          </w:p>
+        </w:tc>
+        <w:tc>
+          <w:tcPr>
+            <w:tcW w:type="dxa" w:w="1260"/>
+            <w:tcMar>
+              <w:top w:type="dxa" w:w="60"/>
+              <w:left w:type="dxa" w:w="90"/>
+              <w:bottom w:type="dxa" w:w="60"/>
+              <w:right w:type="dxa" w:w="90"/>
+            </w:tcMar>
+          </w:tcPr>
+          <w:p>
+            <w:pPr>
+              <w:spacing w:after="0" w:line="240"/>
+              <w:jc w:val="right"/>
+            </w:pPr>
+            <w:r>
+              <w:rPr>
+                <w:rFonts w:ascii="Times New Roman" w:cs="Times New Roman" w:eastAsia="Times New Roman" w:hAnsi="Times New Roman"/>
+                <w:b w:val="false"/>
+                <w:bCs w:val="false"/>
+                <w:sz w:val="20"/>
+                <w:szCs w:val="20"/>
+              </w:rPr>
+              <w:t xml:space="preserve">1,00</w:t>
             </w:r>
           </w:p>
         </w:tc>
@@ -12214,7 +12556,7 @@
       <w:tr>
         <w:tc>
           <w:tcPr>
-            <w:tcW w:type="dxa" w:w="3000"/>
+            <w:tcW w:type="dxa" w:w="2800"/>
             <w:tcMar>
               <w:top w:type="dxa" w:w="60"/>
               <w:left w:type="dxa" w:w="90"/>
@@ -12241,7 +12583,7 @@
         </w:tc>
         <w:tc>
           <w:tcPr>
-            <w:tcW w:type="dxa" w:w="1400"/>
+            <w:tcW w:type="dxa" w:w="1200"/>
             <w:tcMar>
               <w:top w:type="dxa" w:w="60"/>
               <w:left w:type="dxa" w:w="90"/>
@@ -12268,7 +12610,7 @@
         </w:tc>
         <w:tc>
           <w:tcPr>
-            <w:tcW w:type="dxa" w:w="1300"/>
+            <w:tcW w:type="dxa" w:w="1100"/>
             <w:tcMar>
               <w:top w:type="dxa" w:w="60"/>
               <w:left w:type="dxa" w:w="90"/>
@@ -12295,7 +12637,7 @@
         </w:tc>
         <w:tc>
           <w:tcPr>
-            <w:tcW w:type="dxa" w:w="1660"/>
+            <w:tcW w:type="dxa" w:w="1500"/>
             <w:tcMar>
               <w:top w:type="dxa" w:w="60"/>
               <w:left w:type="dxa" w:w="90"/>
@@ -12322,7 +12664,34 @@
         </w:tc>
         <w:tc>
           <w:tcPr>
-            <w:tcW w:type="dxa" w:w="2000"/>
+            <w:tcW w:type="dxa" w:w="1500"/>
+            <w:tcMar>
+              <w:top w:type="dxa" w:w="60"/>
+              <w:left w:type="dxa" w:w="90"/>
+              <w:bottom w:type="dxa" w:w="60"/>
+              <w:right w:type="dxa" w:w="90"/>
+            </w:tcMar>
+          </w:tcPr>
+          <w:p>
+            <w:pPr>
+              <w:spacing w:after="0" w:line="240"/>
+              <w:jc w:val="right"/>
+            </w:pPr>
+            <w:r>
+              <w:rPr>
+                <w:rFonts w:ascii="Times New Roman" w:cs="Times New Roman" w:eastAsia="Times New Roman" w:hAnsi="Times New Roman"/>
+                <w:b w:val="false"/>
+                <w:bCs w:val="false"/>
+                <w:sz w:val="20"/>
+                <w:szCs w:val="20"/>
+              </w:rPr>
+              <w:t xml:space="preserve">0,00</w:t>
+            </w:r>
+          </w:p>
+        </w:tc>
+        <w:tc>
+          <w:tcPr>
+            <w:tcW w:type="dxa" w:w="1260"/>
             <w:tcMar>
               <w:top w:type="dxa" w:w="60"/>
               <w:left w:type="dxa" w:w="90"/>
@@ -12351,7 +12720,7 @@
       <w:tr>
         <w:tc>
           <w:tcPr>
-            <w:tcW w:type="dxa" w:w="3000"/>
+            <w:tcW w:type="dxa" w:w="2800"/>
             <w:shd w:fill="F4B183" w:color="auto" w:val="clear"/>
             <w:tcMar>
               <w:top w:type="dxa" w:w="60"/>
@@ -12379,7 +12748,7 @@
         </w:tc>
         <w:tc>
           <w:tcPr>
-            <w:tcW w:type="dxa" w:w="1400"/>
+            <w:tcW w:type="dxa" w:w="1200"/>
             <w:shd w:fill="F4B183" w:color="auto" w:val="clear"/>
             <w:tcMar>
               <w:top w:type="dxa" w:w="60"/>
@@ -12407,7 +12776,7 @@
         </w:tc>
         <w:tc>
           <w:tcPr>
-            <w:tcW w:type="dxa" w:w="1300"/>
+            <w:tcW w:type="dxa" w:w="1100"/>
             <w:shd w:fill="F4B183" w:color="auto" w:val="clear"/>
             <w:tcMar>
               <w:top w:type="dxa" w:w="60"/>
@@ -12435,7 +12804,7 @@
         </w:tc>
         <w:tc>
           <w:tcPr>
-            <w:tcW w:type="dxa" w:w="1660"/>
+            <w:tcW w:type="dxa" w:w="1500"/>
             <w:shd w:fill="F4B183" w:color="auto" w:val="clear"/>
             <w:tcMar>
               <w:top w:type="dxa" w:w="60"/>
@@ -12463,7 +12832,7 @@
         </w:tc>
         <w:tc>
           <w:tcPr>
-            <w:tcW w:type="dxa" w:w="2000"/>
+            <w:tcW w:type="dxa" w:w="1500"/>
             <w:shd w:fill="F4B183" w:color="auto" w:val="clear"/>
             <w:tcMar>
               <w:top w:type="dxa" w:w="60"/>
@@ -12485,7 +12854,35 @@
                 <w:sz w:val="20"/>
                 <w:szCs w:val="20"/>
               </w:rPr>
-              <w:t xml:space="preserve">3.266,66</w:t>
+              <w:t xml:space="preserve">3.260,00</w:t>
+            </w:r>
+          </w:p>
+        </w:tc>
+        <w:tc>
+          <w:tcPr>
+            <w:tcW w:type="dxa" w:w="1260"/>
+            <w:shd w:fill="F4B183" w:color="auto" w:val="clear"/>
+            <w:tcMar>
+              <w:top w:type="dxa" w:w="60"/>
+              <w:left w:type="dxa" w:w="90"/>
+              <w:bottom w:type="dxa" w:w="60"/>
+              <w:right w:type="dxa" w:w="90"/>
+            </w:tcMar>
+          </w:tcPr>
+          <w:p>
+            <w:pPr>
+              <w:spacing w:after="0" w:line="240"/>
+              <w:jc w:val="right"/>
+            </w:pPr>
+            <w:r>
+              <w:rPr>
+                <w:rFonts w:ascii="Times New Roman" w:cs="Times New Roman" w:eastAsia="Times New Roman" w:hAnsi="Times New Roman"/>
+                <w:b/>
+                <w:bCs/>
+                <w:sz w:val="20"/>
+                <w:szCs w:val="20"/>
+              </w:rPr>
+              <w:t xml:space="preserve">326,00</w:t>
             </w:r>
           </w:p>
         </w:tc>
@@ -12504,7 +12901,7 @@
           <w:sz w:val="18"/>
           <w:szCs w:val="18"/>
         </w:rPr>
-        <w:t xml:space="preserve">Tabla 16. Costos fijos mensuales durante la fase semilla (meses 1 a 3). A partir del mes 4, al agotarse el presupuesto de activación, los costos fijos bajan a Bs 953,33 mensuales.</w:t>
+        <w:t xml:space="preserve">Tabla 16. Costos fijos mensuales durante la fase semilla (meses 1 a 3). A partir del mes 4, al agotarse el presupuesto de activación, los costos fijos bajan a Bs 940,00 mensuales (US$ 94,00).</w:t>
       </w:r>
     </w:p>
     <w:p>
@@ -12742,7 +13139,7 @@
                 <w:sz w:val="20"/>
                 <w:szCs w:val="20"/>
               </w:rPr>
-              <w:t xml:space="preserve">6.940</w:t>
+              <w:t xml:space="preserve">6.960</w:t>
             </w:r>
           </w:p>
         </w:tc>
@@ -12769,7 +13166,7 @@
                 <w:sz w:val="20"/>
                 <w:szCs w:val="20"/>
               </w:rPr>
-              <w:t xml:space="preserve">706</w:t>
+              <w:t xml:space="preserve">696</w:t>
             </w:r>
           </w:p>
         </w:tc>
@@ -12852,7 +13249,7 @@
                 <w:sz w:val="20"/>
                 <w:szCs w:val="20"/>
               </w:rPr>
-              <w:t xml:space="preserve">2.460</w:t>
+              <w:t xml:space="preserve">2.400</w:t>
             </w:r>
           </w:p>
         </w:tc>
@@ -12879,7 +13276,7 @@
                 <w:sz w:val="20"/>
                 <w:szCs w:val="20"/>
               </w:rPr>
-              <w:t xml:space="preserve">250</w:t>
+              <w:t xml:space="preserve">240</w:t>
             </w:r>
           </w:p>
         </w:tc>
@@ -12962,7 +13359,7 @@
                 <w:sz w:val="20"/>
                 <w:szCs w:val="20"/>
               </w:rPr>
-              <w:t xml:space="preserve">1.500</w:t>
+              <w:t xml:space="preserve">1.560</w:t>
             </w:r>
           </w:p>
         </w:tc>
@@ -12989,7 +13386,7 @@
                 <w:sz w:val="20"/>
                 <w:szCs w:val="20"/>
               </w:rPr>
-              <w:t xml:space="preserve">153</w:t>
+              <w:t xml:space="preserve">156</w:t>
             </w:r>
           </w:p>
         </w:tc>
@@ -13072,7 +13469,7 @@
                 <w:sz w:val="20"/>
                 <w:szCs w:val="20"/>
               </w:rPr>
-              <w:t xml:space="preserve">1.000</w:t>
+              <w:t xml:space="preserve">960</w:t>
             </w:r>
           </w:p>
         </w:tc>
@@ -13099,7 +13496,7 @@
                 <w:sz w:val="20"/>
                 <w:szCs w:val="20"/>
               </w:rPr>
-              <w:t xml:space="preserve">102</w:t>
+              <w:t xml:space="preserve">96</w:t>
             </w:r>
           </w:p>
         </w:tc>
@@ -13182,7 +13579,7 @@
                 <w:sz w:val="20"/>
                 <w:szCs w:val="20"/>
               </w:rPr>
-              <w:t xml:space="preserve">100</w:t>
+              <w:t xml:space="preserve">120</w:t>
             </w:r>
           </w:p>
         </w:tc>
@@ -13209,7 +13606,7 @@
                 <w:sz w:val="20"/>
                 <w:szCs w:val="20"/>
               </w:rPr>
-              <w:t xml:space="preserve">10</w:t>
+              <w:t xml:space="preserve">12</w:t>
             </w:r>
           </w:p>
         </w:tc>
@@ -13323,7 +13720,7 @@
                 <w:sz w:val="20"/>
                 <w:szCs w:val="20"/>
               </w:rPr>
-              <w:t xml:space="preserve">1.221</w:t>
+              <w:t xml:space="preserve">1.200</w:t>
             </w:r>
           </w:p>
         </w:tc>
@@ -13376,8 +13773,9 @@
         </w:tblBorders>
       </w:tblPr>
       <w:tblGrid>
-        <w:gridCol w:w="5360"/>
-        <w:gridCol w:w="4000"/>
+        <w:gridCol w:w="4560"/>
+        <w:gridCol w:w="2400"/>
+        <w:gridCol w:w="2400"/>
       </w:tblGrid>
       <w:tr>
         <w:trPr>
@@ -13385,7 +13783,7 @@
         </w:trPr>
         <w:tc>
           <w:tcPr>
-            <w:tcW w:type="dxa" w:w="5360"/>
+            <w:tcW w:type="dxa" w:w="4560"/>
             <w:shd w:fill="1F3864" w:color="auto" w:val="clear"/>
             <w:tcMar>
               <w:top w:type="dxa" w:w="60"/>
@@ -13414,7 +13812,7 @@
         </w:tc>
         <w:tc>
           <w:tcPr>
-            <w:tcW w:type="dxa" w:w="4000"/>
+            <w:tcW w:type="dxa" w:w="2400"/>
             <w:shd w:fill="1F3864" w:color="auto" w:val="clear"/>
             <w:tcMar>
               <w:top w:type="dxa" w:w="60"/>
@@ -13441,11 +13839,40 @@
             </w:r>
           </w:p>
         </w:tc>
+        <w:tc>
+          <w:tcPr>
+            <w:tcW w:type="dxa" w:w="2400"/>
+            <w:shd w:fill="1F3864" w:color="auto" w:val="clear"/>
+            <w:tcMar>
+              <w:top w:type="dxa" w:w="60"/>
+              <w:left w:type="dxa" w:w="90"/>
+              <w:bottom w:type="dxa" w:w="60"/>
+              <w:right w:type="dxa" w:w="90"/>
+            </w:tcMar>
+          </w:tcPr>
+          <w:p>
+            <w:pPr>
+              <w:spacing w:after="0" w:line="240"/>
+              <w:jc w:val="center"/>
+            </w:pPr>
+            <w:r>
+              <w:rPr>
+                <w:rFonts w:ascii="Times New Roman" w:cs="Times New Roman" w:eastAsia="Times New Roman" w:hAnsi="Times New Roman"/>
+                <w:b/>
+                <w:bCs/>
+                <w:color w:val="FFFFFF"/>
+                <w:sz w:val="20"/>
+                <w:szCs w:val="20"/>
+              </w:rPr>
+              <w:t xml:space="preserve">Total mensual (US$)</w:t>
+            </w:r>
+          </w:p>
+        </w:tc>
       </w:tr>
       <w:tr>
         <w:tc>
           <w:tcPr>
-            <w:tcW w:type="dxa" w:w="5360"/>
+            <w:tcW w:type="dxa" w:w="4560"/>
             <w:tcMar>
               <w:top w:type="dxa" w:w="60"/>
               <w:left w:type="dxa" w:w="90"/>
@@ -13472,7 +13899,7 @@
         </w:tc>
         <w:tc>
           <w:tcPr>
-            <w:tcW w:type="dxa" w:w="4000"/>
+            <w:tcW w:type="dxa" w:w="2400"/>
             <w:tcMar>
               <w:top w:type="dxa" w:w="60"/>
               <w:left w:type="dxa" w:w="90"/>
@@ -13494,6 +13921,33 @@
                 <w:szCs w:val="20"/>
               </w:rPr>
               <w:t xml:space="preserve">125,20</w:t>
+            </w:r>
+          </w:p>
+        </w:tc>
+        <w:tc>
+          <w:tcPr>
+            <w:tcW w:type="dxa" w:w="2400"/>
+            <w:tcMar>
+              <w:top w:type="dxa" w:w="60"/>
+              <w:left w:type="dxa" w:w="90"/>
+              <w:bottom w:type="dxa" w:w="60"/>
+              <w:right w:type="dxa" w:w="90"/>
+            </w:tcMar>
+          </w:tcPr>
+          <w:p>
+            <w:pPr>
+              <w:spacing w:after="0" w:line="240"/>
+              <w:jc w:val="right"/>
+            </w:pPr>
+            <w:r>
+              <w:rPr>
+                <w:rFonts w:ascii="Times New Roman" w:cs="Times New Roman" w:eastAsia="Times New Roman" w:hAnsi="Times New Roman"/>
+                <w:b w:val="false"/>
+                <w:bCs w:val="false"/>
+                <w:sz w:val="20"/>
+                <w:szCs w:val="20"/>
+              </w:rPr>
+              <w:t xml:space="preserve">12,52</w:t>
             </w:r>
           </w:p>
         </w:tc>
@@ -13501,7 +13955,7 @@
       <w:tr>
         <w:tc>
           <w:tcPr>
-            <w:tcW w:type="dxa" w:w="5360"/>
+            <w:tcW w:type="dxa" w:w="4560"/>
             <w:tcMar>
               <w:top w:type="dxa" w:w="60"/>
               <w:left w:type="dxa" w:w="90"/>
@@ -13528,7 +13982,7 @@
         </w:tc>
         <w:tc>
           <w:tcPr>
-            <w:tcW w:type="dxa" w:w="4000"/>
+            <w:tcW w:type="dxa" w:w="2400"/>
             <w:tcMar>
               <w:top w:type="dxa" w:w="60"/>
               <w:left w:type="dxa" w:w="90"/>
@@ -13550,6 +14004,33 @@
                 <w:szCs w:val="20"/>
               </w:rPr>
               <w:t xml:space="preserve">1.700,00</w:t>
+            </w:r>
+          </w:p>
+        </w:tc>
+        <w:tc>
+          <w:tcPr>
+            <w:tcW w:type="dxa" w:w="2400"/>
+            <w:tcMar>
+              <w:top w:type="dxa" w:w="60"/>
+              <w:left w:type="dxa" w:w="90"/>
+              <w:bottom w:type="dxa" w:w="60"/>
+              <w:right w:type="dxa" w:w="90"/>
+            </w:tcMar>
+          </w:tcPr>
+          <w:p>
+            <w:pPr>
+              <w:spacing w:after="0" w:line="240"/>
+              <w:jc w:val="right"/>
+            </w:pPr>
+            <w:r>
+              <w:rPr>
+                <w:rFonts w:ascii="Times New Roman" w:cs="Times New Roman" w:eastAsia="Times New Roman" w:hAnsi="Times New Roman"/>
+                <w:b w:val="false"/>
+                <w:bCs w:val="false"/>
+                <w:sz w:val="20"/>
+                <w:szCs w:val="20"/>
+              </w:rPr>
+              <w:t xml:space="preserve">170,00</w:t>
             </w:r>
           </w:p>
         </w:tc>
@@ -13557,7 +14038,7 @@
       <w:tr>
         <w:tc>
           <w:tcPr>
-            <w:tcW w:type="dxa" w:w="5360"/>
+            <w:tcW w:type="dxa" w:w="4560"/>
             <w:tcMar>
               <w:top w:type="dxa" w:w="60"/>
               <w:left w:type="dxa" w:w="90"/>
@@ -13584,28 +14065,55 @@
         </w:tc>
         <w:tc>
           <w:tcPr>
-            <w:tcW w:type="dxa" w:w="4000"/>
-            <w:tcMar>
-              <w:top w:type="dxa" w:w="60"/>
-              <w:left w:type="dxa" w:w="90"/>
-              <w:bottom w:type="dxa" w:w="60"/>
-              <w:right w:type="dxa" w:w="90"/>
-            </w:tcMar>
-          </w:tcPr>
-          <w:p>
-            <w:pPr>
-              <w:spacing w:after="0" w:line="240"/>
-              <w:jc w:val="right"/>
-            </w:pPr>
-            <w:r>
-              <w:rPr>
-                <w:rFonts w:ascii="Times New Roman" w:cs="Times New Roman" w:eastAsia="Times New Roman" w:hAnsi="Times New Roman"/>
-                <w:b w:val="false"/>
-                <w:bCs w:val="false"/>
-                <w:sz w:val="20"/>
-                <w:szCs w:val="20"/>
-              </w:rPr>
-              <w:t xml:space="preserve">3.266,66</w:t>
+            <w:tcW w:type="dxa" w:w="2400"/>
+            <w:tcMar>
+              <w:top w:type="dxa" w:w="60"/>
+              <w:left w:type="dxa" w:w="90"/>
+              <w:bottom w:type="dxa" w:w="60"/>
+              <w:right w:type="dxa" w:w="90"/>
+            </w:tcMar>
+          </w:tcPr>
+          <w:p>
+            <w:pPr>
+              <w:spacing w:after="0" w:line="240"/>
+              <w:jc w:val="right"/>
+            </w:pPr>
+            <w:r>
+              <w:rPr>
+                <w:rFonts w:ascii="Times New Roman" w:cs="Times New Roman" w:eastAsia="Times New Roman" w:hAnsi="Times New Roman"/>
+                <w:b w:val="false"/>
+                <w:bCs w:val="false"/>
+                <w:sz w:val="20"/>
+                <w:szCs w:val="20"/>
+              </w:rPr>
+              <w:t xml:space="preserve">3.260,00</w:t>
+            </w:r>
+          </w:p>
+        </w:tc>
+        <w:tc>
+          <w:tcPr>
+            <w:tcW w:type="dxa" w:w="2400"/>
+            <w:tcMar>
+              <w:top w:type="dxa" w:w="60"/>
+              <w:left w:type="dxa" w:w="90"/>
+              <w:bottom w:type="dxa" w:w="60"/>
+              <w:right w:type="dxa" w:w="90"/>
+            </w:tcMar>
+          </w:tcPr>
+          <w:p>
+            <w:pPr>
+              <w:spacing w:after="0" w:line="240"/>
+              <w:jc w:val="right"/>
+            </w:pPr>
+            <w:r>
+              <w:rPr>
+                <w:rFonts w:ascii="Times New Roman" w:cs="Times New Roman" w:eastAsia="Times New Roman" w:hAnsi="Times New Roman"/>
+                <w:b w:val="false"/>
+                <w:bCs w:val="false"/>
+                <w:sz w:val="20"/>
+                <w:szCs w:val="20"/>
+              </w:rPr>
+              <w:t xml:space="preserve">326,00</w:t>
             </w:r>
           </w:p>
         </w:tc>
@@ -13613,7 +14121,7 @@
       <w:tr>
         <w:tc>
           <w:tcPr>
-            <w:tcW w:type="dxa" w:w="5360"/>
+            <w:tcW w:type="dxa" w:w="4560"/>
             <w:shd w:fill="FBE4D5" w:color="auto" w:val="clear"/>
             <w:tcMar>
               <w:top w:type="dxa" w:w="60"/>
@@ -13641,7 +14149,7 @@
         </w:tc>
         <w:tc>
           <w:tcPr>
-            <w:tcW w:type="dxa" w:w="4000"/>
+            <w:tcW w:type="dxa" w:w="2400"/>
             <w:shd w:fill="FBE4D5" w:color="auto" w:val="clear"/>
             <w:tcMar>
               <w:top w:type="dxa" w:w="60"/>
@@ -13663,7 +14171,35 @@
                 <w:sz w:val="20"/>
                 <w:szCs w:val="20"/>
               </w:rPr>
-              <w:t xml:space="preserve">5.091,86</w:t>
+              <w:t xml:space="preserve">5.085,20</w:t>
+            </w:r>
+          </w:p>
+        </w:tc>
+        <w:tc>
+          <w:tcPr>
+            <w:tcW w:type="dxa" w:w="2400"/>
+            <w:shd w:fill="FBE4D5" w:color="auto" w:val="clear"/>
+            <w:tcMar>
+              <w:top w:type="dxa" w:w="60"/>
+              <w:left w:type="dxa" w:w="90"/>
+              <w:bottom w:type="dxa" w:w="60"/>
+              <w:right w:type="dxa" w:w="90"/>
+            </w:tcMar>
+          </w:tcPr>
+          <w:p>
+            <w:pPr>
+              <w:spacing w:after="0" w:line="240"/>
+              <w:jc w:val="right"/>
+            </w:pPr>
+            <w:r>
+              <w:rPr>
+                <w:rFonts w:ascii="Times New Roman" w:cs="Times New Roman" w:eastAsia="Times New Roman" w:hAnsi="Times New Roman"/>
+                <w:b/>
+                <w:bCs/>
+                <w:sz w:val="20"/>
+                <w:szCs w:val="20"/>
+              </w:rPr>
+              <w:t xml:space="preserve">508,52</w:t>
             </w:r>
           </w:p>
         </w:tc>
@@ -13671,7 +14207,7 @@
       <w:tr>
         <w:tc>
           <w:tcPr>
-            <w:tcW w:type="dxa" w:w="5360"/>
+            <w:tcW w:type="dxa" w:w="4560"/>
             <w:tcMar>
               <w:top w:type="dxa" w:w="60"/>
               <w:left w:type="dxa" w:w="90"/>
@@ -13698,28 +14234,55 @@
         </w:tc>
         <w:tc>
           <w:tcPr>
-            <w:tcW w:type="dxa" w:w="4000"/>
-            <w:tcMar>
-              <w:top w:type="dxa" w:w="60"/>
-              <w:left w:type="dxa" w:w="90"/>
-              <w:bottom w:type="dxa" w:w="60"/>
-              <w:right w:type="dxa" w:w="90"/>
-            </w:tcMar>
-          </w:tcPr>
-          <w:p>
-            <w:pPr>
-              <w:spacing w:after="0" w:line="240"/>
-              <w:jc w:val="right"/>
-            </w:pPr>
-            <w:r>
-              <w:rPr>
-                <w:rFonts w:ascii="Times New Roman" w:cs="Times New Roman" w:eastAsia="Times New Roman" w:hAnsi="Times New Roman"/>
-                <w:b w:val="false"/>
-                <w:bCs w:val="false"/>
-                <w:sz w:val="20"/>
-                <w:szCs w:val="20"/>
-              </w:rPr>
-              <w:t xml:space="preserve">1.018,37</w:t>
+            <w:tcW w:type="dxa" w:w="2400"/>
+            <w:tcMar>
+              <w:top w:type="dxa" w:w="60"/>
+              <w:left w:type="dxa" w:w="90"/>
+              <w:bottom w:type="dxa" w:w="60"/>
+              <w:right w:type="dxa" w:w="90"/>
+            </w:tcMar>
+          </w:tcPr>
+          <w:p>
+            <w:pPr>
+              <w:spacing w:after="0" w:line="240"/>
+              <w:jc w:val="right"/>
+            </w:pPr>
+            <w:r>
+              <w:rPr>
+                <w:rFonts w:ascii="Times New Roman" w:cs="Times New Roman" w:eastAsia="Times New Roman" w:hAnsi="Times New Roman"/>
+                <w:b w:val="false"/>
+                <w:bCs w:val="false"/>
+                <w:sz w:val="20"/>
+                <w:szCs w:val="20"/>
+              </w:rPr>
+              <w:t xml:space="preserve">1.017,04</w:t>
+            </w:r>
+          </w:p>
+        </w:tc>
+        <w:tc>
+          <w:tcPr>
+            <w:tcW w:type="dxa" w:w="2400"/>
+            <w:tcMar>
+              <w:top w:type="dxa" w:w="60"/>
+              <w:left w:type="dxa" w:w="90"/>
+              <w:bottom w:type="dxa" w:w="60"/>
+              <w:right w:type="dxa" w:w="90"/>
+            </w:tcMar>
+          </w:tcPr>
+          <w:p>
+            <w:pPr>
+              <w:spacing w:after="0" w:line="240"/>
+              <w:jc w:val="right"/>
+            </w:pPr>
+            <w:r>
+              <w:rPr>
+                <w:rFonts w:ascii="Times New Roman" w:cs="Times New Roman" w:eastAsia="Times New Roman" w:hAnsi="Times New Roman"/>
+                <w:b w:val="false"/>
+                <w:bCs w:val="false"/>
+                <w:sz w:val="20"/>
+                <w:szCs w:val="20"/>
+              </w:rPr>
+              <w:t xml:space="preserve">101,70</w:t>
             </w:r>
           </w:p>
         </w:tc>
@@ -13727,7 +14290,7 @@
       <w:tr>
         <w:tc>
           <w:tcPr>
-            <w:tcW w:type="dxa" w:w="5360"/>
+            <w:tcW w:type="dxa" w:w="4560"/>
             <w:shd w:fill="F4B183" w:color="auto" w:val="clear"/>
             <w:tcMar>
               <w:top w:type="dxa" w:w="60"/>
@@ -13755,7 +14318,7 @@
         </w:tc>
         <w:tc>
           <w:tcPr>
-            <w:tcW w:type="dxa" w:w="4000"/>
+            <w:tcW w:type="dxa" w:w="2400"/>
             <w:shd w:fill="F4B183" w:color="auto" w:val="clear"/>
             <w:tcMar>
               <w:top w:type="dxa" w:w="60"/>
@@ -13777,7 +14340,35 @@
                 <w:sz w:val="20"/>
                 <w:szCs w:val="20"/>
               </w:rPr>
-              <w:t xml:space="preserve">6.110,23</w:t>
+              <w:t xml:space="preserve">6.102,24</w:t>
+            </w:r>
+          </w:p>
+        </w:tc>
+        <w:tc>
+          <w:tcPr>
+            <w:tcW w:type="dxa" w:w="2400"/>
+            <w:shd w:fill="F4B183" w:color="auto" w:val="clear"/>
+            <w:tcMar>
+              <w:top w:type="dxa" w:w="60"/>
+              <w:left w:type="dxa" w:w="90"/>
+              <w:bottom w:type="dxa" w:w="60"/>
+              <w:right w:type="dxa" w:w="90"/>
+            </w:tcMar>
+          </w:tcPr>
+          <w:p>
+            <w:pPr>
+              <w:spacing w:after="0" w:line="240"/>
+              <w:jc w:val="right"/>
+            </w:pPr>
+            <w:r>
+              <w:rPr>
+                <w:rFonts w:ascii="Times New Roman" w:cs="Times New Roman" w:eastAsia="Times New Roman" w:hAnsi="Times New Roman"/>
+                <w:b/>
+                <w:bCs/>
+                <w:sz w:val="20"/>
+                <w:szCs w:val="20"/>
+              </w:rPr>
+              <w:t xml:space="preserve">610,22</w:t>
             </w:r>
           </w:p>
         </w:tc>
@@ -14024,7 +14615,7 @@
                 <w:sz w:val="20"/>
                 <w:szCs w:val="20"/>
               </w:rPr>
-              <w:t xml:space="preserve">Bs 98,20</w:t>
+              <w:t xml:space="preserve">Bs 99,90 (US$ 9,99)</w:t>
             </w:r>
           </w:p>
         </w:tc>
@@ -14051,7 +14642,7 @@
                 <w:sz w:val="20"/>
                 <w:szCs w:val="20"/>
               </w:rPr>
-              <w:t xml:space="preserve">Bs 98,20</w:t>
+              <w:t xml:space="preserve">Bs 99,90 (US$ 9,99)</w:t>
             </w:r>
           </w:p>
         </w:tc>
@@ -14107,7 +14698,7 @@
                 <w:sz w:val="20"/>
                 <w:szCs w:val="20"/>
               </w:rPr>
-              <w:t xml:space="preserve">Bs 3,13</w:t>
+              <w:t xml:space="preserve">Bs 3,13 (US$ 0,31)</w:t>
             </w:r>
           </w:p>
         </w:tc>
@@ -14134,7 +14725,7 @@
                 <w:sz w:val="20"/>
                 <w:szCs w:val="20"/>
               </w:rPr>
-              <w:t xml:space="preserve">Bs 45,63</w:t>
+              <w:t xml:space="preserve">Bs 45,63 (US$ 4,56)</w:t>
             </w:r>
           </w:p>
         </w:tc>
@@ -14190,7 +14781,7 @@
                 <w:sz w:val="20"/>
                 <w:szCs w:val="20"/>
               </w:rPr>
-              <w:t xml:space="preserve">Bs 95,07</w:t>
+              <w:t xml:space="preserve">Bs 96,77 (US$ 9,68)</w:t>
             </w:r>
           </w:p>
         </w:tc>
@@ -14217,7 +14808,7 @@
                 <w:sz w:val="20"/>
                 <w:szCs w:val="20"/>
               </w:rPr>
-              <w:t xml:space="preserve">Bs 52,57</w:t>
+              <w:t xml:space="preserve">Bs 54,27 (US$ 5,43)</w:t>
             </w:r>
           </w:p>
         </w:tc>
@@ -14273,7 +14864,7 @@
                 <w:sz w:val="20"/>
                 <w:szCs w:val="20"/>
               </w:rPr>
-              <w:t xml:space="preserve">Bs 3.266,66</w:t>
+              <w:t xml:space="preserve">Bs 3.260 (US$ 326)</w:t>
             </w:r>
           </w:p>
         </w:tc>
@@ -14300,7 +14891,7 @@
                 <w:sz w:val="20"/>
                 <w:szCs w:val="20"/>
               </w:rPr>
-              <w:t xml:space="preserve">Bs 3.266,66</w:t>
+              <w:t xml:space="preserve">Bs 3.260 (US$ 326)</w:t>
             </w:r>
           </w:p>
         </w:tc>
@@ -14358,7 +14949,7 @@
                 <w:sz w:val="20"/>
                 <w:szCs w:val="20"/>
               </w:rPr>
-              <w:t xml:space="preserve">35 aulas</w:t>
+              <w:t xml:space="preserve">34 aulas</w:t>
             </w:r>
           </w:p>
         </w:tc>
@@ -14386,7 +14977,7 @@
                 <w:sz w:val="20"/>
                 <w:szCs w:val="20"/>
               </w:rPr>
-              <w:t xml:space="preserve">62 aulas</w:t>
+              <w:t xml:space="preserve">61 aulas</w:t>
             </w:r>
           </w:p>
         </w:tc>
@@ -14444,7 +15035,7 @@
                 <w:sz w:val="20"/>
                 <w:szCs w:val="20"/>
               </w:rPr>
-              <w:t xml:space="preserve">Bs 3.437 al mes</w:t>
+              <w:t xml:space="preserve">Bs 3.397 al mes (US$ 340)</w:t>
             </w:r>
           </w:p>
         </w:tc>
@@ -14472,7 +15063,7 @@
                 <w:sz w:val="20"/>
                 <w:szCs w:val="20"/>
               </w:rPr>
-              <w:t xml:space="preserve">Bs 6.102 al mes</w:t>
+              <w:t xml:space="preserve">Bs 6.094 al mes (US$ 609)</w:t>
             </w:r>
           </w:p>
         </w:tc>
@@ -14491,7 +15082,7 @@
           <w:sz w:val="18"/>
           <w:szCs w:val="18"/>
         </w:rPr>
-        <w:t xml:space="preserve">Tabla 19. Punto de equilibrio. El escenario de caja refleja el primer año, con el equipo fundador aportando su trabajo; el escenario económico pleno valoriza esa mano de obra a precio de mercado.</w:t>
+        <w:t xml:space="preserve">Tabla 19. Punto de equilibrio. El escenario de caja refleja el primer año, con el equipo fundador aportando su trabajo; el escenario económico pleno valoriza esa mano de obra a precio de mercado. Los umbrales se redondean al aula entera superior: el cálculo exacto arroja 33,7 y 60,1 aulas respectivamente.</w:t>
       </w:r>
     </w:p>
     <w:p>
@@ -14510,7 +15101,7 @@
           <w:sz w:val="24"/>
           <w:szCs w:val="24"/>
         </w:rPr>
-        <w:t xml:space="preserve">La lectura es la siguiente: con 35 aulas activas el proyecto cubre todos sus desembolsos reales del primer año. Con 62 aulas cubre además el valor de mercado del trabajo del equipo, lo que significa que a partir de ese nivel el modelo podría pagar sueldos y sostenerse sin depender del aporte fundador. La meta de 80 aulas al mes 12 sitúa al proyecto por encima de ambos umbrales al cierre del primer año.</w:t>
+        <w:t xml:space="preserve">La lectura es la siguiente: con 34 aulas activas el proyecto cubre todos sus desembolsos reales del primer año. Con 61 aulas cubre además el valor de mercado del trabajo del equipo, lo que significa que a partir de ese nivel el modelo podría pagar sueldos y sostenerse sin depender del aporte fundador. La meta de 80 aulas al mes 12 sitúa al proyecto por encima de ambos umbrales al cierre del primer año.</w:t>
       </w:r>
     </w:p>
     <w:p>
@@ -15097,7 +15688,7 @@
           <w:sz w:val="24"/>
           <w:szCs w:val="24"/>
         </w:rPr>
-        <w:t xml:space="preserve">El modelo alcanza su punto de equilibrio de caja con 35 aulas activas, una meta alcanzable dentro del primer año con la capacidad comercial actual del equipo.</w:t>
+        <w:t xml:space="preserve">El modelo alcanza su punto de equilibrio de caja con 34 aulas activas (Bs 3.397 mensuales), una meta alcanzable dentro del primer año con la capacidad comercial actual del equipo.</w:t>
       </w:r>
     </w:p>
     <w:p>
@@ -15115,7 +15706,7 @@
           <w:sz w:val="24"/>
           <w:szCs w:val="24"/>
         </w:rPr>
-        <w:t xml:space="preserve">La estructura de costos es intensiva en personal, no en tecnología: el 93 % del costo variable corresponde a mano de obra de acompañamiento. Esto coincide con la evidencia internacional, donde el personal representa el 72 % del costo de programas equivalentes.</w:t>
+        <w:t xml:space="preserve">La estructura de costos es intensiva en personal, no en tecnología: el 93 % del costo variable corresponde a mano de obra de acompañamiento. Esto coincide con la evidencia internacional, donde el personal representa el 72 % del costo de programas equivalentes, con un costo de referencia de US$ 859 (Bs 8.590) por aula.</w:t>
       </w:r>
     </w:p>
     <w:p>
@@ -16060,7 +16651,7 @@
                 <w:sz w:val="20"/>
                 <w:szCs w:val="20"/>
               </w:rPr>
-              <w:t xml:space="preserve">Precio de US$ 9,99 por aula al mes</w:t>
+              <w:t xml:space="preserve">Precio de US$ 9,99 (Bs 99,90) por aula al mes</w:t>
             </w:r>
           </w:p>
         </w:tc>
@@ -16143,7 +16734,7 @@
                 <w:sz w:val="20"/>
                 <w:szCs w:val="20"/>
               </w:rPr>
-              <w:t xml:space="preserve">Costo variable de Bs 550 por aula al año</w:t>
+              <w:t xml:space="preserve">Costo variable de Bs 550 (US$ 55) por aula al año</w:t>
             </w:r>
           </w:p>
         </w:tc>
@@ -16197,7 +16788,7 @@
                 <w:sz w:val="20"/>
                 <w:szCs w:val="20"/>
               </w:rPr>
-              <w:t xml:space="preserve">Construida por componentes; referencia internacional comparable: US$ 859 por aula</w:t>
+              <w:t xml:space="preserve">Construida por componentes; referencia internacional comparable: US$ 859 (Bs 8.590) por aula</w:t>
             </w:r>
           </w:p>
         </w:tc>
@@ -16309,7 +16900,7 @@
                 <w:sz w:val="20"/>
                 <w:szCs w:val="20"/>
               </w:rPr>
-              <w:t xml:space="preserve">Tipo de cambio Bs 9,83 por USD</w:t>
+              <w:t xml:space="preserve">Tipo de cambio referencial Bs 10,00 por dólar</w:t>
             </w:r>
           </w:p>
         </w:tc>
@@ -16336,7 +16927,7 @@
                 <w:sz w:val="20"/>
                 <w:szCs w:val="20"/>
               </w:rPr>
-              <w:t xml:space="preserve">Dato oficial</w:t>
+              <w:t xml:space="preserve">Supuesto declarado</w:t>
             </w:r>
           </w:p>
         </w:tc>
@@ -16363,7 +16954,7 @@
                 <w:sz w:val="20"/>
                 <w:szCs w:val="20"/>
               </w:rPr>
-              <w:t xml:space="preserve">BCB, 17-09-2026. El mercado paralelo operaba entre Bs 10,9 y 11,9 en la misma semana</w:t>
+              <w:t xml:space="preserve">Oficial BCB al 17-09-2026: Bs 9,83. Paralelo en la misma semana: Bs 10,9 a 11,9. Se adopta Bs 10,00 como referencia conservadora y legible</w:t>
             </w:r>
           </w:p>
         </w:tc>
@@ -16392,7 +16983,7 @@
                 <w:sz w:val="20"/>
                 <w:szCs w:val="20"/>
               </w:rPr>
-              <w:t xml:space="preserve">Capital semilla de Bs 12.000 en efectivo</w:t>
+              <w:t xml:space="preserve">Capital semilla de Bs 12.000 (US$ 1.200) en efectivo</w:t>
             </w:r>
           </w:p>
         </w:tc>

--- a/docs/YAIS-RED_Modelo-de-Negocio_HACKBIZ2026.docx
+++ b/docs/YAIS-RED_Modelo-de-Negocio_HACKBIZ2026.docx
@@ -565,6 +565,1023 @@
     </w:p>
     <w:p>
       <w:pPr>
+        <w:spacing w:after="120" w:before="0" w:line="360"/>
+        <w:ind w:firstLine="720"/>
+        <w:jc w:val="left"/>
+      </w:pPr>
+      <w:r>
+        <w:rPr>
+          <w:rFonts w:ascii="Times New Roman" w:cs="Times New Roman" w:eastAsia="Times New Roman" w:hAnsi="Times New Roman"/>
+          <w:b w:val="false"/>
+          <w:bCs w:val="false"/>
+          <w:i w:val="false"/>
+          <w:iCs w:val="false"/>
+          <w:sz w:val="24"/>
+          <w:szCs w:val="24"/>
+        </w:rPr>
+        <w:t xml:space="preserve">El siguiente esquema resume el lienzo completo en el mismo formato de nueve bloques del Business Model Canvas oficial del Centro de Innovación y Emprendimiento Universitario. El desarrollo de cada bloque, con su cuantificación y sus tablas de respaldo, sigue después del esquema.</w:t>
+      </w:r>
+    </w:p>
+    <w:p>
+      <w:pPr>
+        <w:spacing w:after="120"/>
+      </w:pPr>
+    </w:p>
+    <w:tbl>
+      <w:tblPr>
+        <w:tblW w:type="dxa" w:w="9360"/>
+        <w:tblBorders>
+          <w:top w:val="single" w:color="000000" w:sz="4"/>
+          <w:left w:val="single" w:color="000000" w:sz="4"/>
+          <w:bottom w:val="single" w:color="000000" w:sz="4"/>
+          <w:right w:val="single" w:color="000000" w:sz="4"/>
+          <w:insideH w:val="single" w:color="000000" w:sz="4"/>
+          <w:insideV w:val="single" w:color="000000" w:sz="4"/>
+        </w:tblBorders>
+      </w:tblPr>
+      <w:tblGrid>
+        <w:gridCol w:w="4680"/>
+        <w:gridCol w:w="4680"/>
+      </w:tblGrid>
+      <w:tr>
+        <w:tc>
+          <w:tcPr>
+            <w:tcW w:type="dxa" w:w="4680"/>
+            <w:shd w:fill="1F1A17" w:color="auto" w:val="clear"/>
+            <w:tcMar>
+              <w:top w:type="dxa" w:w="100"/>
+              <w:left w:type="dxa" w:w="150"/>
+              <w:bottom w:type="dxa" w:w="100"/>
+              <w:right w:type="dxa" w:w="150"/>
+            </w:tcMar>
+          </w:tcPr>
+          <w:p>
+            <w:pPr>
+              <w:spacing w:after="40" w:line="240"/>
+            </w:pPr>
+            <w:r>
+              <w:rPr>
+                <w:rFonts w:ascii="Times New Roman" w:cs="Times New Roman" w:eastAsia="Times New Roman" w:hAnsi="Times New Roman"/>
+                <w:b/>
+                <w:bCs/>
+                <w:color w:val="FFFFFF"/>
+                <w:sz w:val="20"/>
+                <w:szCs w:val="20"/>
+              </w:rPr>
+              <w:t xml:space="preserve">PROYECTO: </w:t>
+            </w:r>
+            <w:r>
+              <w:rPr>
+                <w:rFonts w:ascii="Times New Roman" w:cs="Times New Roman" w:eastAsia="Times New Roman" w:hAnsi="Times New Roman"/>
+                <w:color w:val="FFFFFF"/>
+                <w:sz w:val="20"/>
+                <w:szCs w:val="20"/>
+              </w:rPr>
+              <w:t xml:space="preserve">La Isla de los Acuerdos — YAIS RED</w:t>
+            </w:r>
+          </w:p>
+          <w:p>
+            <w:pPr>
+              <w:spacing w:line="240"/>
+            </w:pPr>
+            <w:r>
+              <w:rPr>
+                <w:rFonts w:ascii="Times New Roman" w:cs="Times New Roman" w:eastAsia="Times New Roman" w:hAnsi="Times New Roman"/>
+                <w:i/>
+                <w:iCs/>
+                <w:color w:val="D9D9D9"/>
+                <w:sz w:val="15"/>
+                <w:szCs w:val="15"/>
+              </w:rPr>
+              <w:t xml:space="preserve">Facultad de Ciencias Económicas y Empresariales — UAGRM · Centro de Innovación y Emprendimiento Universitario · con el apoyo de ChildFund</w:t>
+            </w:r>
+          </w:p>
+        </w:tc>
+        <w:tc>
+          <w:tcPr>
+            <w:tcW w:type="dxa" w:w="4680"/>
+            <w:shd w:fill="1F1A17" w:color="auto" w:val="clear"/>
+            <w:tcMar>
+              <w:top w:type="dxa" w:w="100"/>
+              <w:left w:type="dxa" w:w="150"/>
+              <w:bottom w:type="dxa" w:w="100"/>
+              <w:right w:type="dxa" w:w="150"/>
+            </w:tcMar>
+            <w:vAlign w:val="center"/>
+          </w:tcPr>
+          <w:p>
+            <w:pPr>
+              <w:jc w:val="right"/>
+            </w:pPr>
+            <w:r>
+              <w:rPr>
+                <w:rFonts w:ascii="Times New Roman" w:cs="Times New Roman" w:eastAsia="Times New Roman" w:hAnsi="Times New Roman"/>
+                <w:color w:val="FFFFFF"/>
+                <w:sz w:val="20"/>
+                <w:szCs w:val="20"/>
+              </w:rPr>
+              <w:t xml:space="preserve">CÓDIGO: ______________</w:t>
+            </w:r>
+          </w:p>
+        </w:tc>
+      </w:tr>
+    </w:tbl>
+    <w:p>
+      <w:pPr>
+        <w:spacing w:after="100"/>
+      </w:pPr>
+    </w:p>
+    <w:tbl>
+      <w:tblPr>
+        <w:tblW w:type="dxa" w:w="9360"/>
+        <w:tblBorders>
+          <w:top w:val="single" w:color="000000" w:sz="6"/>
+          <w:left w:val="single" w:color="000000" w:sz="6"/>
+          <w:bottom w:val="single" w:color="000000" w:sz="6"/>
+          <w:right w:val="single" w:color="000000" w:sz="6"/>
+          <w:insideH w:val="single" w:color="000000" w:sz="6"/>
+          <w:insideV w:val="single" w:color="000000" w:sz="6"/>
+        </w:tblBorders>
+      </w:tblPr>
+      <w:tblGrid>
+        <w:gridCol w:w="1660"/>
+        <w:gridCol w:w="1780"/>
+        <w:gridCol w:w="2360"/>
+        <w:gridCol w:w="1780"/>
+        <w:gridCol w:w="1780"/>
+      </w:tblGrid>
+      <w:tr>
+        <w:tc>
+          <w:tcPr>
+            <w:tcW w:type="dxa" w:w="1660"/>
+            <w:vMerge w:val="restart"/>
+            <w:shd w:fill="FFFFFF" w:color="auto" w:val="clear"/>
+            <w:tcMar>
+              <w:top w:type="dxa" w:w="90"/>
+              <w:left w:type="dxa" w:w="110"/>
+              <w:bottom w:type="dxa" w:w="90"/>
+              <w:right w:type="dxa" w:w="110"/>
+            </w:tcMar>
+            <w:vAlign w:val="top"/>
+          </w:tcPr>
+          <w:p>
+            <w:pPr>
+              <w:spacing w:after="60" w:line="240"/>
+            </w:pPr>
+            <w:r>
+              <w:rPr>
+                <w:rFonts w:ascii="Times New Roman" w:cs="Times New Roman" w:eastAsia="Times New Roman" w:hAnsi="Times New Roman"/>
+                <w:b/>
+                <w:bCs/>
+                <w:color w:val="C00000"/>
+                <w:sz w:val="17"/>
+                <w:szCs w:val="17"/>
+              </w:rPr>
+              <w:t xml:space="preserve">SOCIOS CLAVE</w:t>
+            </w:r>
+          </w:p>
+          <w:p>
+            <w:pPr>
+              <w:pStyle w:val="ListParagraph"/>
+              <w:numPr>
+                <w:ilvl w:val="0"/>
+                <w:numId w:val="2"/>
+              </w:numPr>
+              <w:spacing w:after="20" w:line="220"/>
+            </w:pPr>
+            <w:r>
+              <w:rPr>
+                <w:rFonts w:ascii="Times New Roman" w:cs="Times New Roman" w:eastAsia="Times New Roman" w:hAnsi="Times New Roman"/>
+                <w:sz w:val="14"/>
+                <w:szCs w:val="14"/>
+              </w:rPr>
+              <w:t xml:space="preserve">CEMSE / ChildFund, Visión Mundial, Save the Children, Educo</w:t>
+            </w:r>
+          </w:p>
+          <w:p>
+            <w:pPr>
+              <w:pStyle w:val="ListParagraph"/>
+              <w:numPr>
+                <w:ilvl w:val="0"/>
+                <w:numId w:val="2"/>
+              </w:numPr>
+              <w:spacing w:after="20" w:line="220"/>
+            </w:pPr>
+            <w:r>
+              <w:rPr>
+                <w:rFonts w:ascii="Times New Roman" w:cs="Times New Roman" w:eastAsia="Times New Roman" w:hAnsi="Times New Roman"/>
+                <w:sz w:val="14"/>
+                <w:szCs w:val="14"/>
+              </w:rPr>
+              <w:t xml:space="preserve">Defensoría de la Niñez y Adolescencia</w:t>
+            </w:r>
+          </w:p>
+          <w:p>
+            <w:pPr>
+              <w:pStyle w:val="ListParagraph"/>
+              <w:numPr>
+                <w:ilvl w:val="0"/>
+                <w:numId w:val="2"/>
+              </w:numPr>
+              <w:spacing w:after="20" w:line="220"/>
+            </w:pPr>
+            <w:r>
+              <w:rPr>
+                <w:rFonts w:ascii="Times New Roman" w:cs="Times New Roman" w:eastAsia="Times New Roman" w:hAnsi="Times New Roman"/>
+                <w:sz w:val="14"/>
+                <w:szCs w:val="14"/>
+              </w:rPr>
+              <w:t xml:space="preserve">Colegio de Psicólogos de Bolivia</w:t>
+            </w:r>
+          </w:p>
+          <w:p>
+            <w:pPr>
+              <w:pStyle w:val="ListParagraph"/>
+              <w:numPr>
+                <w:ilvl w:val="0"/>
+                <w:numId w:val="2"/>
+              </w:numPr>
+              <w:spacing w:after="20" w:line="220"/>
+            </w:pPr>
+            <w:r>
+              <w:rPr>
+                <w:rFonts w:ascii="Times New Roman" w:cs="Times New Roman" w:eastAsia="Times New Roman" w:hAnsi="Times New Roman"/>
+                <w:sz w:val="14"/>
+                <w:szCs w:val="14"/>
+              </w:rPr>
+              <w:t xml:space="preserve">UAGRM (FH y FICCT)</w:t>
+            </w:r>
+          </w:p>
+        </w:tc>
+        <w:tc>
+          <w:tcPr>
+            <w:tcW w:type="dxa" w:w="1780"/>
+            <w:shd w:fill="FFFFFF" w:color="auto" w:val="clear"/>
+            <w:tcMar>
+              <w:top w:type="dxa" w:w="90"/>
+              <w:left w:type="dxa" w:w="110"/>
+              <w:bottom w:type="dxa" w:w="90"/>
+              <w:right w:type="dxa" w:w="110"/>
+            </w:tcMar>
+            <w:vAlign w:val="top"/>
+          </w:tcPr>
+          <w:p>
+            <w:pPr>
+              <w:spacing w:after="60" w:line="240"/>
+            </w:pPr>
+            <w:r>
+              <w:rPr>
+                <w:rFonts w:ascii="Times New Roman" w:cs="Times New Roman" w:eastAsia="Times New Roman" w:hAnsi="Times New Roman"/>
+                <w:b/>
+                <w:bCs/>
+                <w:color w:val="C00000"/>
+                <w:sz w:val="17"/>
+                <w:szCs w:val="17"/>
+              </w:rPr>
+              <w:t xml:space="preserve">ACTIVIDADES CLAVE</w:t>
+            </w:r>
+          </w:p>
+          <w:p>
+            <w:pPr>
+              <w:pStyle w:val="ListParagraph"/>
+              <w:numPr>
+                <w:ilvl w:val="0"/>
+                <w:numId w:val="2"/>
+              </w:numPr>
+              <w:spacing w:after="20" w:line="220"/>
+            </w:pPr>
+            <w:r>
+              <w:rPr>
+                <w:rFonts w:ascii="Times New Roman" w:cs="Times New Roman" w:eastAsia="Times New Roman" w:hAnsi="Times New Roman"/>
+                <w:sz w:val="14"/>
+                <w:szCs w:val="14"/>
+              </w:rPr>
+              <w:t xml:space="preserve">Diseño pedagógico y revisión psicológica</w:t>
+            </w:r>
+          </w:p>
+          <w:p>
+            <w:pPr>
+              <w:pStyle w:val="ListParagraph"/>
+              <w:numPr>
+                <w:ilvl w:val="0"/>
+                <w:numId w:val="2"/>
+              </w:numPr>
+              <w:spacing w:after="20" w:line="220"/>
+            </w:pPr>
+            <w:r>
+              <w:rPr>
+                <w:rFonts w:ascii="Times New Roman" w:cs="Times New Roman" w:eastAsia="Times New Roman" w:hAnsi="Times New Roman"/>
+                <w:sz w:val="14"/>
+                <w:szCs w:val="14"/>
+              </w:rPr>
+              <w:t xml:space="preserve">Desarrollo de la experiencia web 3D</w:t>
+            </w:r>
+          </w:p>
+          <w:p>
+            <w:pPr>
+              <w:pStyle w:val="ListParagraph"/>
+              <w:numPr>
+                <w:ilvl w:val="0"/>
+                <w:numId w:val="2"/>
+              </w:numPr>
+              <w:spacing w:after="20" w:line="220"/>
+            </w:pPr>
+            <w:r>
+              <w:rPr>
+                <w:rFonts w:ascii="Times New Roman" w:cs="Times New Roman" w:eastAsia="Times New Roman" w:hAnsi="Times New Roman"/>
+                <w:sz w:val="14"/>
+                <w:szCs w:val="14"/>
+              </w:rPr>
+              <w:t xml:space="preserve">Capacitación de facilitadores</w:t>
+            </w:r>
+          </w:p>
+          <w:p>
+            <w:pPr>
+              <w:pStyle w:val="ListParagraph"/>
+              <w:numPr>
+                <w:ilvl w:val="0"/>
+                <w:numId w:val="2"/>
+              </w:numPr>
+              <w:spacing w:after="20" w:line="220"/>
+            </w:pPr>
+            <w:r>
+              <w:rPr>
+                <w:rFonts w:ascii="Times New Roman" w:cs="Times New Roman" w:eastAsia="Times New Roman" w:hAnsi="Times New Roman"/>
+                <w:sz w:val="14"/>
+                <w:szCs w:val="14"/>
+              </w:rPr>
+              <w:t xml:space="preserve">Alianzas institucionales</w:t>
+            </w:r>
+          </w:p>
+        </w:tc>
+        <w:tc>
+          <w:tcPr>
+            <w:tcW w:type="dxa" w:w="2360"/>
+            <w:vMerge w:val="restart"/>
+            <w:shd w:fill="FBEDEC" w:color="auto" w:val="clear"/>
+            <w:tcMar>
+              <w:top w:type="dxa" w:w="90"/>
+              <w:left w:type="dxa" w:w="110"/>
+              <w:bottom w:type="dxa" w:w="90"/>
+              <w:right w:type="dxa" w:w="110"/>
+            </w:tcMar>
+            <w:vAlign w:val="top"/>
+          </w:tcPr>
+          <w:p>
+            <w:pPr>
+              <w:spacing w:after="60" w:line="240"/>
+            </w:pPr>
+            <w:r>
+              <w:rPr>
+                <w:rFonts w:ascii="Times New Roman" w:cs="Times New Roman" w:eastAsia="Times New Roman" w:hAnsi="Times New Roman"/>
+                <w:b/>
+                <w:bCs/>
+                <w:color w:val="C00000"/>
+                <w:sz w:val="17"/>
+                <w:szCs w:val="17"/>
+              </w:rPr>
+              <w:t xml:space="preserve">PROPUESTA DE VALOR</w:t>
+            </w:r>
+          </w:p>
+          <w:p>
+            <w:pPr>
+              <w:pStyle w:val="ListParagraph"/>
+              <w:numPr>
+                <w:ilvl w:val="0"/>
+                <w:numId w:val="2"/>
+              </w:numPr>
+              <w:spacing w:after="20" w:line="220"/>
+            </w:pPr>
+            <w:r>
+              <w:rPr>
+                <w:rFonts w:ascii="Times New Roman" w:cs="Times New Roman" w:eastAsia="Times New Roman" w:hAnsi="Times New Roman"/>
+                <w:sz w:val="14"/>
+                <w:szCs w:val="14"/>
+              </w:rPr>
+              <w:t xml:space="preserve">La Isla de los Acuerdos: experiencia web 3D de prevención primaria para niñas y niños de 6 a 12 años</w:t>
+            </w:r>
+          </w:p>
+          <w:p>
+            <w:pPr>
+              <w:pStyle w:val="ListParagraph"/>
+              <w:numPr>
+                <w:ilvl w:val="0"/>
+                <w:numId w:val="2"/>
+              </w:numPr>
+              <w:spacing w:after="20" w:line="220"/>
+            </w:pPr>
+            <w:r>
+              <w:rPr>
+                <w:rFonts w:ascii="Times New Roman" w:cs="Times New Roman" w:eastAsia="Times New Roman" w:hAnsi="Times New Roman"/>
+                <w:sz w:val="14"/>
+                <w:szCs w:val="14"/>
+              </w:rPr>
+              <w:t xml:space="preserve">Programa acompañado: 4 episodios + capacitación + panel del facilitador + protocolo de derivación</w:t>
+            </w:r>
+          </w:p>
+          <w:p>
+            <w:pPr>
+              <w:pStyle w:val="ListParagraph"/>
+              <w:numPr>
+                <w:ilvl w:val="0"/>
+                <w:numId w:val="2"/>
+              </w:numPr>
+              <w:spacing w:after="20" w:line="220"/>
+            </w:pPr>
+            <w:r>
+              <w:rPr>
+                <w:rFonts w:ascii="Times New Roman" w:cs="Times New Roman" w:eastAsia="Times New Roman" w:hAnsi="Times New Roman"/>
+                <w:sz w:val="14"/>
+                <w:szCs w:val="14"/>
+              </w:rPr>
+              <w:t xml:space="preserve">No diagnostica, no chatea, no guarda relatos de menores</w:t>
+            </w:r>
+          </w:p>
+        </w:tc>
+        <w:tc>
+          <w:tcPr>
+            <w:tcW w:type="dxa" w:w="1780"/>
+            <w:shd w:fill="FFFFFF" w:color="auto" w:val="clear"/>
+            <w:tcMar>
+              <w:top w:type="dxa" w:w="90"/>
+              <w:left w:type="dxa" w:w="110"/>
+              <w:bottom w:type="dxa" w:w="90"/>
+              <w:right w:type="dxa" w:w="110"/>
+            </w:tcMar>
+            <w:vAlign w:val="top"/>
+          </w:tcPr>
+          <w:p>
+            <w:pPr>
+              <w:spacing w:after="60" w:line="240"/>
+            </w:pPr>
+            <w:r>
+              <w:rPr>
+                <w:rFonts w:ascii="Times New Roman" w:cs="Times New Roman" w:eastAsia="Times New Roman" w:hAnsi="Times New Roman"/>
+                <w:b/>
+                <w:bCs/>
+                <w:color w:val="C00000"/>
+                <w:sz w:val="17"/>
+                <w:szCs w:val="17"/>
+              </w:rPr>
+              <w:t xml:space="preserve">RELACIONES CON EL CLIENTE</w:t>
+            </w:r>
+          </w:p>
+          <w:p>
+            <w:pPr>
+              <w:pStyle w:val="ListParagraph"/>
+              <w:numPr>
+                <w:ilvl w:val="0"/>
+                <w:numId w:val="2"/>
+              </w:numPr>
+              <w:spacing w:after="20" w:line="220"/>
+            </w:pPr>
+            <w:r>
+              <w:rPr>
+                <w:rFonts w:ascii="Times New Roman" w:cs="Times New Roman" w:eastAsia="Times New Roman" w:hAnsi="Times New Roman"/>
+                <w:sz w:val="14"/>
+                <w:szCs w:val="14"/>
+              </w:rPr>
+              <w:t xml:space="preserve">Programa acompañado, soporte continuo al docente</w:t>
+            </w:r>
+          </w:p>
+          <w:p>
+            <w:pPr>
+              <w:pStyle w:val="ListParagraph"/>
+              <w:numPr>
+                <w:ilvl w:val="0"/>
+                <w:numId w:val="2"/>
+              </w:numPr>
+              <w:spacing w:after="20" w:line="220"/>
+            </w:pPr>
+            <w:r>
+              <w:rPr>
+                <w:rFonts w:ascii="Times New Roman" w:cs="Times New Roman" w:eastAsia="Times New Roman" w:hAnsi="Times New Roman"/>
+                <w:sz w:val="14"/>
+                <w:szCs w:val="14"/>
+              </w:rPr>
+              <w:t xml:space="preserve">Consentimiento institucional del colegio (aviso + opt-out)</w:t>
+            </w:r>
+          </w:p>
+        </w:tc>
+        <w:tc>
+          <w:tcPr>
+            <w:tcW w:type="dxa" w:w="1780"/>
+            <w:vMerge w:val="restart"/>
+            <w:shd w:fill="FFFFFF" w:color="auto" w:val="clear"/>
+            <w:tcMar>
+              <w:top w:type="dxa" w:w="90"/>
+              <w:left w:type="dxa" w:w="110"/>
+              <w:bottom w:type="dxa" w:w="90"/>
+              <w:right w:type="dxa" w:w="110"/>
+            </w:tcMar>
+            <w:vAlign w:val="top"/>
+          </w:tcPr>
+          <w:p>
+            <w:pPr>
+              <w:spacing w:after="60" w:line="240"/>
+            </w:pPr>
+            <w:r>
+              <w:rPr>
+                <w:rFonts w:ascii="Times New Roman" w:cs="Times New Roman" w:eastAsia="Times New Roman" w:hAnsi="Times New Roman"/>
+                <w:b/>
+                <w:bCs/>
+                <w:color w:val="C00000"/>
+                <w:sz w:val="17"/>
+                <w:szCs w:val="17"/>
+              </w:rPr>
+              <w:t xml:space="preserve">SEGMENTOS DE CLIENTES</w:t>
+            </w:r>
+          </w:p>
+          <w:p>
+            <w:pPr>
+              <w:pStyle w:val="ListParagraph"/>
+              <w:numPr>
+                <w:ilvl w:val="0"/>
+                <w:numId w:val="2"/>
+              </w:numPr>
+              <w:spacing w:after="20" w:line="220"/>
+            </w:pPr>
+            <w:r>
+              <w:rPr>
+                <w:rFonts w:ascii="Times New Roman" w:cs="Times New Roman" w:eastAsia="Times New Roman" w:hAnsi="Times New Roman"/>
+                <w:sz w:val="14"/>
+                <w:szCs w:val="14"/>
+              </w:rPr>
+              <w:t xml:space="preserve">Colegios privados y de convenio de Santa Cruz</w:t>
+            </w:r>
+          </w:p>
+          <w:p>
+            <w:pPr>
+              <w:pStyle w:val="ListParagraph"/>
+              <w:numPr>
+                <w:ilvl w:val="0"/>
+                <w:numId w:val="2"/>
+              </w:numPr>
+              <w:spacing w:after="20" w:line="220"/>
+            </w:pPr>
+            <w:r>
+              <w:rPr>
+                <w:rFonts w:ascii="Times New Roman" w:cs="Times New Roman" w:eastAsia="Times New Roman" w:hAnsi="Times New Roman"/>
+                <w:sz w:val="14"/>
+                <w:szCs w:val="14"/>
+              </w:rPr>
+              <w:t xml:space="preserve">ONG con programa escolar de protección</w:t>
+            </w:r>
+          </w:p>
+          <w:p>
+            <w:pPr>
+              <w:pStyle w:val="ListParagraph"/>
+              <w:numPr>
+                <w:ilvl w:val="0"/>
+                <w:numId w:val="2"/>
+              </w:numPr>
+              <w:spacing w:after="20" w:line="220"/>
+            </w:pPr>
+            <w:r>
+              <w:rPr>
+                <w:rFonts w:ascii="Times New Roman" w:cs="Times New Roman" w:eastAsia="Times New Roman" w:hAnsi="Times New Roman"/>
+                <w:sz w:val="14"/>
+                <w:szCs w:val="14"/>
+              </w:rPr>
+              <w:t xml:space="preserve">Empresas con responsabilidad social</w:t>
+            </w:r>
+          </w:p>
+          <w:p>
+            <w:pPr>
+              <w:pStyle w:val="ListParagraph"/>
+              <w:numPr>
+                <w:ilvl w:val="0"/>
+                <w:numId w:val="2"/>
+              </w:numPr>
+              <w:spacing w:after="20" w:line="220"/>
+            </w:pPr>
+            <w:r>
+              <w:rPr>
+                <w:rFonts w:ascii="Times New Roman" w:cs="Times New Roman" w:eastAsia="Times New Roman" w:hAnsi="Times New Roman"/>
+                <w:sz w:val="14"/>
+                <w:szCs w:val="14"/>
+              </w:rPr>
+              <w:t xml:space="preserve">Municipio / DNA (a partir del año 2)</w:t>
+            </w:r>
+          </w:p>
+        </w:tc>
+      </w:tr>
+      <w:tr>
+        <w:tc>
+          <w:tcPr>
+            <w:vMerge w:val="continue"/>
+          </w:tcPr>
+          <w:p/>
+        </w:tc>
+        <w:tc>
+          <w:tcPr>
+            <w:tcW w:type="dxa" w:w="1780"/>
+            <w:vMerge w:val="restart"/>
+            <w:shd w:fill="FFFFFF" w:color="auto" w:val="clear"/>
+            <w:tcMar>
+              <w:top w:type="dxa" w:w="90"/>
+              <w:left w:type="dxa" w:w="110"/>
+              <w:bottom w:type="dxa" w:w="90"/>
+              <w:right w:type="dxa" w:w="110"/>
+            </w:tcMar>
+            <w:vAlign w:val="top"/>
+          </w:tcPr>
+          <w:p>
+            <w:pPr>
+              <w:spacing w:after="60" w:line="240"/>
+            </w:pPr>
+            <w:r>
+              <w:rPr>
+                <w:rFonts w:ascii="Times New Roman" w:cs="Times New Roman" w:eastAsia="Times New Roman" w:hAnsi="Times New Roman"/>
+                <w:b/>
+                <w:bCs/>
+                <w:color w:val="C00000"/>
+                <w:sz w:val="17"/>
+                <w:szCs w:val="17"/>
+              </w:rPr>
+              <w:t xml:space="preserve">RECURSOS CLAVE</w:t>
+            </w:r>
+          </w:p>
+          <w:p>
+            <w:pPr>
+              <w:pStyle w:val="ListParagraph"/>
+              <w:numPr>
+                <w:ilvl w:val="0"/>
+                <w:numId w:val="2"/>
+              </w:numPr>
+              <w:spacing w:after="20" w:line="220"/>
+            </w:pPr>
+            <w:r>
+              <w:rPr>
+                <w:rFonts w:ascii="Times New Roman" w:cs="Times New Roman" w:eastAsia="Times New Roman" w:hAnsi="Times New Roman"/>
+                <w:sz w:val="14"/>
+                <w:szCs w:val="14"/>
+              </w:rPr>
+              <w:t xml:space="preserve">Equipo fundador: Arianna, Gabriel, Diego y Mauricio</w:t>
+            </w:r>
+          </w:p>
+          <w:p>
+            <w:pPr>
+              <w:pStyle w:val="ListParagraph"/>
+              <w:numPr>
+                <w:ilvl w:val="0"/>
+                <w:numId w:val="2"/>
+              </w:numPr>
+              <w:spacing w:after="20" w:line="220"/>
+            </w:pPr>
+            <w:r>
+              <w:rPr>
+                <w:rFonts w:ascii="Times New Roman" w:cs="Times New Roman" w:eastAsia="Times New Roman" w:hAnsi="Times New Roman"/>
+                <w:sz w:val="14"/>
+                <w:szCs w:val="14"/>
+              </w:rPr>
+              <w:t xml:space="preserve">Blender, React + React Three Fiber, Supabase</w:t>
+            </w:r>
+          </w:p>
+          <w:p>
+            <w:pPr>
+              <w:pStyle w:val="ListParagraph"/>
+              <w:numPr>
+                <w:ilvl w:val="0"/>
+                <w:numId w:val="2"/>
+              </w:numPr>
+              <w:spacing w:after="20" w:line="220"/>
+            </w:pPr>
+            <w:r>
+              <w:rPr>
+                <w:rFonts w:ascii="Times New Roman" w:cs="Times New Roman" w:eastAsia="Times New Roman" w:hAnsi="Times New Roman"/>
+                <w:sz w:val="14"/>
+                <w:szCs w:val="14"/>
+              </w:rPr>
+              <w:t xml:space="preserve">Contenido propio y protocolo de derivación boliviano</w:t>
+            </w:r>
+          </w:p>
+        </w:tc>
+        <w:tc>
+          <w:tcPr>
+            <w:vMerge w:val="continue"/>
+          </w:tcPr>
+          <w:p/>
+        </w:tc>
+        <w:tc>
+          <w:tcPr>
+            <w:tcW w:type="dxa" w:w="1780"/>
+            <w:vMerge w:val="restart"/>
+            <w:shd w:fill="FFFFFF" w:color="auto" w:val="clear"/>
+            <w:tcMar>
+              <w:top w:type="dxa" w:w="90"/>
+              <w:left w:type="dxa" w:w="110"/>
+              <w:bottom w:type="dxa" w:w="90"/>
+              <w:right w:type="dxa" w:w="110"/>
+            </w:tcMar>
+            <w:vAlign w:val="top"/>
+          </w:tcPr>
+          <w:p>
+            <w:pPr>
+              <w:spacing w:after="60" w:line="240"/>
+            </w:pPr>
+            <w:r>
+              <w:rPr>
+                <w:rFonts w:ascii="Times New Roman" w:cs="Times New Roman" w:eastAsia="Times New Roman" w:hAnsi="Times New Roman"/>
+                <w:b/>
+                <w:bCs/>
+                <w:color w:val="C00000"/>
+                <w:sz w:val="17"/>
+                <w:szCs w:val="17"/>
+              </w:rPr>
+              <w:t xml:space="preserve">CANALES</w:t>
+            </w:r>
+          </w:p>
+          <w:p>
+            <w:pPr>
+              <w:pStyle w:val="ListParagraph"/>
+              <w:numPr>
+                <w:ilvl w:val="0"/>
+                <w:numId w:val="2"/>
+              </w:numPr>
+              <w:spacing w:after="20" w:line="220"/>
+            </w:pPr>
+            <w:r>
+              <w:rPr>
+                <w:rFonts w:ascii="Times New Roman" w:cs="Times New Roman" w:eastAsia="Times New Roman" w:hAnsi="Times New Roman"/>
+                <w:sz w:val="14"/>
+                <w:szCs w:val="14"/>
+              </w:rPr>
+              <w:t xml:space="preserve">Venta directa a redes de colegios</w:t>
+            </w:r>
+          </w:p>
+          <w:p>
+            <w:pPr>
+              <w:pStyle w:val="ListParagraph"/>
+              <w:numPr>
+                <w:ilvl w:val="0"/>
+                <w:numId w:val="2"/>
+              </w:numPr>
+              <w:spacing w:after="20" w:line="220"/>
+            </w:pPr>
+            <w:r>
+              <w:rPr>
+                <w:rFonts w:ascii="Times New Roman" w:cs="Times New Roman" w:eastAsia="Times New Roman" w:hAnsi="Times New Roman"/>
+                <w:sz w:val="14"/>
+                <w:szCs w:val="14"/>
+              </w:rPr>
+              <w:t xml:space="preserve">Alianza con ONG en escuelas fiscales</w:t>
+            </w:r>
+          </w:p>
+          <w:p>
+            <w:pPr>
+              <w:pStyle w:val="ListParagraph"/>
+              <w:numPr>
+                <w:ilvl w:val="0"/>
+                <w:numId w:val="2"/>
+              </w:numPr>
+              <w:spacing w:after="20" w:line="220"/>
+            </w:pPr>
+            <w:r>
+              <w:rPr>
+                <w:rFonts w:ascii="Times New Roman" w:cs="Times New Roman" w:eastAsia="Times New Roman" w:hAnsi="Times New Roman"/>
+                <w:sz w:val="14"/>
+                <w:szCs w:val="14"/>
+              </w:rPr>
+              <w:t xml:space="preserve">Programa de aliados en salud, sin comisión por referido</w:t>
+            </w:r>
+          </w:p>
+        </w:tc>
+        <w:tc>
+          <w:tcPr>
+            <w:vMerge w:val="continue"/>
+          </w:tcPr>
+          <w:p/>
+        </w:tc>
+      </w:tr>
+      <w:tr>
+        <w:tc>
+          <w:tcPr>
+            <w:vMerge w:val="continue"/>
+          </w:tcPr>
+          <w:p/>
+        </w:tc>
+        <w:tc>
+          <w:tcPr>
+            <w:vMerge w:val="continue"/>
+          </w:tcPr>
+          <w:p/>
+        </w:tc>
+        <w:tc>
+          <w:tcPr>
+            <w:vMerge w:val="continue"/>
+          </w:tcPr>
+          <w:p/>
+        </w:tc>
+        <w:tc>
+          <w:tcPr>
+            <w:vMerge w:val="continue"/>
+          </w:tcPr>
+          <w:p/>
+        </w:tc>
+        <w:tc>
+          <w:tcPr>
+            <w:vMerge w:val="continue"/>
+          </w:tcPr>
+          <w:p/>
+        </w:tc>
+      </w:tr>
+      <w:tr>
+        <w:tc>
+          <w:tcPr>
+            <w:tcW w:type="dxa" w:w="5800"/>
+            <w:gridSpan w:val="3"/>
+            <w:shd w:fill="F2F2F2" w:color="auto" w:val="clear"/>
+            <w:tcMar>
+              <w:top w:type="dxa" w:w="90"/>
+              <w:left w:type="dxa" w:w="110"/>
+              <w:bottom w:type="dxa" w:w="90"/>
+              <w:right w:type="dxa" w:w="110"/>
+            </w:tcMar>
+            <w:vAlign w:val="top"/>
+          </w:tcPr>
+          <w:p>
+            <w:pPr>
+              <w:spacing w:after="60" w:line="240"/>
+            </w:pPr>
+            <w:r>
+              <w:rPr>
+                <w:rFonts w:ascii="Times New Roman" w:cs="Times New Roman" w:eastAsia="Times New Roman" w:hAnsi="Times New Roman"/>
+                <w:b/>
+                <w:bCs/>
+                <w:color w:val="C00000"/>
+                <w:sz w:val="17"/>
+                <w:szCs w:val="17"/>
+              </w:rPr>
+              <w:t xml:space="preserve">ESTRUCTURA DE COSTOS</w:t>
+            </w:r>
+          </w:p>
+          <w:p>
+            <w:pPr>
+              <w:pStyle w:val="ListParagraph"/>
+              <w:numPr>
+                <w:ilvl w:val="0"/>
+                <w:numId w:val="2"/>
+              </w:numPr>
+              <w:spacing w:after="20" w:line="220"/>
+            </w:pPr>
+            <w:r>
+              <w:rPr>
+                <w:rFonts w:ascii="Times New Roman" w:cs="Times New Roman" w:eastAsia="Times New Roman" w:hAnsi="Times New Roman"/>
+                <w:sz w:val="14"/>
+                <w:szCs w:val="14"/>
+              </w:rPr>
+              <w:t xml:space="preserve">Equipo fundador: Bs 0 (sin nómina)</w:t>
+            </w:r>
+          </w:p>
+          <w:p>
+            <w:pPr>
+              <w:pStyle w:val="ListParagraph"/>
+              <w:numPr>
+                <w:ilvl w:val="0"/>
+                <w:numId w:val="2"/>
+              </w:numPr>
+              <w:spacing w:after="20" w:line="220"/>
+            </w:pPr>
+            <w:r>
+              <w:rPr>
+                <w:rFonts w:ascii="Times New Roman" w:cs="Times New Roman" w:eastAsia="Times New Roman" w:hAnsi="Times New Roman"/>
+                <w:sz w:val="14"/>
+                <w:szCs w:val="14"/>
+              </w:rPr>
+              <w:t xml:space="preserve">Capital semilla HACKBIZ: Bs 12.000 (US$ 1.200)</w:t>
+            </w:r>
+          </w:p>
+          <w:p>
+            <w:pPr>
+              <w:pStyle w:val="ListParagraph"/>
+              <w:numPr>
+                <w:ilvl w:val="0"/>
+                <w:numId w:val="2"/>
+              </w:numPr>
+              <w:spacing w:after="20" w:line="220"/>
+            </w:pPr>
+            <w:r>
+              <w:rPr>
+                <w:rFonts w:ascii="Times New Roman" w:cs="Times New Roman" w:eastAsia="Times New Roman" w:hAnsi="Times New Roman"/>
+                <w:sz w:val="14"/>
+                <w:szCs w:val="14"/>
+              </w:rPr>
+              <w:t xml:space="preserve">Costo variable ≈ Bs 45,63 (US$ 4,56) por aula al mes</w:t>
+            </w:r>
+          </w:p>
+        </w:tc>
+        <w:tc>
+          <w:tcPr>
+            <w:tcW w:type="dxa" w:w="3560"/>
+            <w:gridSpan w:val="2"/>
+            <w:shd w:fill="F2F2F2" w:color="auto" w:val="clear"/>
+            <w:tcMar>
+              <w:top w:type="dxa" w:w="90"/>
+              <w:left w:type="dxa" w:w="110"/>
+              <w:bottom w:type="dxa" w:w="90"/>
+              <w:right w:type="dxa" w:w="110"/>
+            </w:tcMar>
+            <w:vAlign w:val="top"/>
+          </w:tcPr>
+          <w:p>
+            <w:pPr>
+              <w:spacing w:after="60" w:line="240"/>
+            </w:pPr>
+            <w:r>
+              <w:rPr>
+                <w:rFonts w:ascii="Times New Roman" w:cs="Times New Roman" w:eastAsia="Times New Roman" w:hAnsi="Times New Roman"/>
+                <w:b/>
+                <w:bCs/>
+                <w:color w:val="C00000"/>
+                <w:sz w:val="17"/>
+                <w:szCs w:val="17"/>
+              </w:rPr>
+              <w:t xml:space="preserve">FUENTES DE INGRESOS</w:t>
+            </w:r>
+          </w:p>
+          <w:p>
+            <w:pPr>
+              <w:pStyle w:val="ListParagraph"/>
+              <w:numPr>
+                <w:ilvl w:val="0"/>
+                <w:numId w:val="2"/>
+              </w:numPr>
+              <w:spacing w:after="20" w:line="220"/>
+            </w:pPr>
+            <w:r>
+              <w:rPr>
+                <w:rFonts w:ascii="Times New Roman" w:cs="Times New Roman" w:eastAsia="Times New Roman" w:hAnsi="Times New Roman"/>
+                <w:sz w:val="14"/>
+                <w:szCs w:val="14"/>
+              </w:rPr>
+              <w:t xml:space="preserve">Licencia por aula: US$ 9,99 (Bs 99,90) al mes</w:t>
+            </w:r>
+          </w:p>
+          <w:p>
+            <w:pPr>
+              <w:pStyle w:val="ListParagraph"/>
+              <w:numPr>
+                <w:ilvl w:val="0"/>
+                <w:numId w:val="2"/>
+              </w:numPr>
+              <w:spacing w:after="20" w:line="220"/>
+            </w:pPr>
+            <w:r>
+              <w:rPr>
+                <w:rFonts w:ascii="Times New Roman" w:cs="Times New Roman" w:eastAsia="Times New Roman" w:hAnsi="Times New Roman"/>
+                <w:sz w:val="14"/>
+                <w:szCs w:val="14"/>
+              </w:rPr>
+              <w:t xml:space="preserve">Becas vía ONG para escuelas fiscales</w:t>
+            </w:r>
+          </w:p>
+          <w:p>
+            <w:pPr>
+              <w:pStyle w:val="ListParagraph"/>
+              <w:numPr>
+                <w:ilvl w:val="0"/>
+                <w:numId w:val="2"/>
+              </w:numPr>
+              <w:spacing w:after="20" w:line="220"/>
+            </w:pPr>
+            <w:r>
+              <w:rPr>
+                <w:rFonts w:ascii="Times New Roman" w:cs="Times New Roman" w:eastAsia="Times New Roman" w:hAnsi="Times New Roman"/>
+                <w:sz w:val="14"/>
+                <w:szCs w:val="14"/>
+              </w:rPr>
+              <w:t xml:space="preserve">Capacitación, patrocinio RSE</w:t>
+            </w:r>
+          </w:p>
+          <w:p>
+            <w:pPr>
+              <w:pStyle w:val="ListParagraph"/>
+              <w:numPr>
+                <w:ilvl w:val="0"/>
+                <w:numId w:val="2"/>
+              </w:numPr>
+              <w:spacing w:after="20" w:line="220"/>
+            </w:pPr>
+            <w:r>
+              <w:rPr>
+                <w:rFonts w:ascii="Times New Roman" w:cs="Times New Roman" w:eastAsia="Times New Roman" w:hAnsi="Times New Roman"/>
+                <w:sz w:val="14"/>
+                <w:szCs w:val="14"/>
+              </w:rPr>
+              <w:t xml:space="preserve">Subvenciones: solo desarrollo y evaluación</w:t>
+            </w:r>
+          </w:p>
+        </w:tc>
+      </w:tr>
+    </w:tbl>
+    <w:p>
+      <w:r>
+        <w:br w:type="page"/>
+      </w:r>
+    </w:p>
+    <w:p>
+      <w:pPr>
         <w:pStyle w:val="Heading2"/>
         <w:spacing w:after="160" w:before="280" w:line="360"/>
       </w:pPr>
@@ -1448,7 +2465,7 @@
         <w:pStyle w:val="ListParagraph"/>
         <w:numPr>
           <w:ilvl w:val="0"/>
-          <w:numId w:val="2"/>
+          <w:numId w:val="3"/>
         </w:numPr>
         <w:spacing w:after="80" w:line="360"/>
       </w:pPr>
@@ -1466,7 +2483,7 @@
         <w:pStyle w:val="ListParagraph"/>
         <w:numPr>
           <w:ilvl w:val="0"/>
-          <w:numId w:val="2"/>
+          <w:numId w:val="3"/>
         </w:numPr>
         <w:spacing w:after="80" w:line="360"/>
       </w:pPr>
@@ -1484,7 +2501,7 @@
         <w:pStyle w:val="ListParagraph"/>
         <w:numPr>
           <w:ilvl w:val="0"/>
-          <w:numId w:val="2"/>
+          <w:numId w:val="3"/>
         </w:numPr>
         <w:spacing w:after="80" w:line="360"/>
       </w:pPr>
@@ -1502,7 +2519,7 @@
         <w:pStyle w:val="ListParagraph"/>
         <w:numPr>
           <w:ilvl w:val="0"/>
-          <w:numId w:val="2"/>
+          <w:numId w:val="3"/>
         </w:numPr>
         <w:spacing w:after="80" w:line="360"/>
       </w:pPr>
@@ -5601,7 +6618,7 @@
         <w:pStyle w:val="ListParagraph"/>
         <w:numPr>
           <w:ilvl w:val="0"/>
-          <w:numId w:val="2"/>
+          <w:numId w:val="3"/>
         </w:numPr>
         <w:spacing w:after="80" w:line="360"/>
       </w:pPr>
@@ -5619,7 +6636,7 @@
         <w:pStyle w:val="ListParagraph"/>
         <w:numPr>
           <w:ilvl w:val="0"/>
-          <w:numId w:val="2"/>
+          <w:numId w:val="3"/>
         </w:numPr>
         <w:spacing w:after="80" w:line="360"/>
       </w:pPr>
@@ -5637,7 +6654,7 @@
         <w:pStyle w:val="ListParagraph"/>
         <w:numPr>
           <w:ilvl w:val="0"/>
-          <w:numId w:val="2"/>
+          <w:numId w:val="3"/>
         </w:numPr>
         <w:spacing w:after="80" w:line="360"/>
       </w:pPr>
@@ -5655,7 +6672,7 @@
         <w:pStyle w:val="ListParagraph"/>
         <w:numPr>
           <w:ilvl w:val="0"/>
-          <w:numId w:val="2"/>
+          <w:numId w:val="3"/>
         </w:numPr>
         <w:spacing w:after="80" w:line="360"/>
       </w:pPr>
@@ -7254,7 +8271,7 @@
         <w:pStyle w:val="ListParagraph"/>
         <w:numPr>
           <w:ilvl w:val="0"/>
-          <w:numId w:val="2"/>
+          <w:numId w:val="3"/>
         </w:numPr>
         <w:spacing w:after="80" w:line="360"/>
       </w:pPr>
@@ -7272,7 +8289,7 @@
         <w:pStyle w:val="ListParagraph"/>
         <w:numPr>
           <w:ilvl w:val="0"/>
-          <w:numId w:val="2"/>
+          <w:numId w:val="3"/>
         </w:numPr>
         <w:spacing w:after="80" w:line="360"/>
       </w:pPr>
@@ -7290,7 +8307,7 @@
         <w:pStyle w:val="ListParagraph"/>
         <w:numPr>
           <w:ilvl w:val="0"/>
-          <w:numId w:val="2"/>
+          <w:numId w:val="3"/>
         </w:numPr>
         <w:spacing w:after="80" w:line="360"/>
       </w:pPr>
@@ -7308,7 +8325,7 @@
         <w:pStyle w:val="ListParagraph"/>
         <w:numPr>
           <w:ilvl w:val="0"/>
-          <w:numId w:val="2"/>
+          <w:numId w:val="3"/>
         </w:numPr>
         <w:spacing w:after="80" w:line="360"/>
       </w:pPr>
@@ -7326,7 +8343,7 @@
         <w:pStyle w:val="ListParagraph"/>
         <w:numPr>
           <w:ilvl w:val="0"/>
-          <w:numId w:val="2"/>
+          <w:numId w:val="3"/>
         </w:numPr>
         <w:spacing w:after="80" w:line="360"/>
       </w:pPr>
@@ -15660,7 +16677,7 @@
         <w:pStyle w:val="ListParagraph"/>
         <w:numPr>
           <w:ilvl w:val="0"/>
-          <w:numId w:val="2"/>
+          <w:numId w:val="3"/>
         </w:numPr>
         <w:spacing w:after="80" w:line="360"/>
       </w:pPr>
@@ -15678,7 +16695,7 @@
         <w:pStyle w:val="ListParagraph"/>
         <w:numPr>
           <w:ilvl w:val="0"/>
-          <w:numId w:val="2"/>
+          <w:numId w:val="3"/>
         </w:numPr>
         <w:spacing w:after="80" w:line="360"/>
       </w:pPr>
@@ -15696,7 +16713,7 @@
         <w:pStyle w:val="ListParagraph"/>
         <w:numPr>
           <w:ilvl w:val="0"/>
-          <w:numId w:val="2"/>
+          <w:numId w:val="3"/>
         </w:numPr>
         <w:spacing w:after="80" w:line="360"/>
       </w:pPr>
@@ -15714,7 +16731,7 @@
         <w:pStyle w:val="ListParagraph"/>
         <w:numPr>
           <w:ilvl w:val="0"/>
-          <w:numId w:val="2"/>
+          <w:numId w:val="3"/>
         </w:numPr>
         <w:spacing w:after="80" w:line="360"/>
       </w:pPr>
@@ -15755,7 +16772,7 @@
         <w:pStyle w:val="ListParagraph"/>
         <w:numPr>
           <w:ilvl w:val="0"/>
-          <w:numId w:val="2"/>
+          <w:numId w:val="3"/>
         </w:numPr>
         <w:spacing w:after="80" w:line="360"/>
       </w:pPr>
@@ -15773,7 +16790,7 @@
         <w:pStyle w:val="ListParagraph"/>
         <w:numPr>
           <w:ilvl w:val="0"/>
-          <w:numId w:val="2"/>
+          <w:numId w:val="3"/>
         </w:numPr>
         <w:spacing w:after="80" w:line="360"/>
       </w:pPr>
@@ -15791,7 +16808,7 @@
         <w:pStyle w:val="ListParagraph"/>
         <w:numPr>
           <w:ilvl w:val="0"/>
-          <w:numId w:val="2"/>
+          <w:numId w:val="3"/>
         </w:numPr>
         <w:spacing w:after="80" w:line="360"/>
       </w:pPr>
@@ -15809,7 +16826,7 @@
         <w:pStyle w:val="ListParagraph"/>
         <w:numPr>
           <w:ilvl w:val="0"/>
-          <w:numId w:val="2"/>
+          <w:numId w:val="3"/>
         </w:numPr>
         <w:spacing w:after="80" w:line="360"/>
       </w:pPr>
@@ -17254,6 +18271,18 @@
       </w:pPr>
     </w:lvl>
   </w:abstractNum>
+  <w:abstractNum w:abstractNumId="3" w15:restartNumberingAfterBreak="0">
+    <w:multiLevelType w:val="hybridMultilevel"/>
+    <w:lvl w:ilvl="0" w15:tentative="1">
+      <w:start w:val="1"/>
+      <w:numFmt w:val="bullet"/>
+      <w:lvlText w:val="–"/>
+      <w:lvlJc w:val="left"/>
+      <w:pPr>
+        <w:ind w:left="200" w:hanging="200"/>
+      </w:pPr>
+    </w:lvl>
+  </w:abstractNum>
   <w:num w:numId="1">
     <w:abstractNumId w:val="1"/>
     <w:lvlOverride w:ilvl="0">
@@ -17261,6 +18290,12 @@
     </w:lvlOverride>
   </w:num>
   <w:num w:numId="2">
+    <w:abstractNumId w:val="3"/>
+    <w:lvlOverride w:ilvl="0">
+      <w:startOverride w:val="1"/>
+    </w:lvlOverride>
+  </w:num>
+  <w:num w:numId="3">
     <w:abstractNumId w:val="2"/>
     <w:lvlOverride w:ilvl="0">
       <w:startOverride w:val="1"/>

--- a/docs/YAIS-RED_Modelo-de-Negocio_HACKBIZ2026.docx
+++ b/docs/YAIS-RED_Modelo-de-Negocio_HACKBIZ2026.docx
@@ -357,7 +357,7 @@
           <w:sz w:val="24"/>
           <w:szCs w:val="24"/>
         </w:rPr>
-        <w:t xml:space="preserve">El modelo de ingresos combina licencia mensual por aula en colegios privados (US$ 9,99, equivalente a Bs 99,90), contratos de beca con organizaciones no gubernamentales que financian el acceso de escuelas fiscales, capacitación e implementación, patrocinio empresarial y subvenciones destinadas exclusivamente a desarrollo y evaluación. El equipo fundador aporta su trabajo sin sueldo durante el primer año, de modo que el capital semilla de Bs 12.000 (US$ 1.200) se destina íntegramente a herramientas, constitución legal básica y activación comercial.</w:t>
+        <w:t xml:space="preserve">El modelo de ingresos se organiza alrededor del colegio completo, no del aula individual: una licencia institucional anual (US$ 850, equivalente a Bs 8.500) cubre todas las aulas de primaria de un colegio privado, complementada con convenios de beca con organizaciones no gubernamentales para escuelas fiscales, capacitación y recertificación anual, y patrocinio empresarial. A esto se suma una segunda vía de ingreso, dirigida directamente a las familias: una suscripción premium (US$ 3 al mes) que desbloquea módulos adicionales de aprendizaje —habilidades para la vida, alfabetización en inteligencia artificial e inglés— construida sobre la misma base tecnológica y validada por el especialista en inteligencia artificial del equipo. El detalle de esta segunda vía y su aporte a la sostenibilidad están en la Sección 5. El equipo fundador aporta su trabajo sin sueldo durante el primer año, de modo que el capital semilla de Bs 12.000 (US$ 1.200) se destina íntegramente a herramientas, constitución legal básica y activación comercial.</w:t>
       </w:r>
     </w:p>
     <w:p>
@@ -376,7 +376,7 @@
           <w:sz w:val="24"/>
           <w:szCs w:val="24"/>
         </w:rPr>
-        <w:t xml:space="preserve">El punto de equilibrio operativo se alcanza con 34 aulas activas en el escenario de caja del primer año, y con 61 aulas cuando se valoriza la mano de obra a precio de mercado. La meta realista a doce meses (SOM) es de 80 aulas activas, lo que sitúa al proyecto por encima de su punto de equilibrio económico pleno al cierre del primer año.</w:t>
+        <w:t xml:space="preserve">El punto de equilibrio operativo se alcanza con 4 colegios activos en el escenario de caja del primer año, y con 12 colegios cuando se valoriza la mano de obra a precio de mercado. La meta realista a doce meses (SOM) es de 17 colegios activos (12 privados y 5 vía ONG), que junto con la suscripción familiar cubren un equipo mínimo pagado, aunque todavía no un equipo completo a sueldo de mercado — esa meta se alcanza en el segundo año de operación, según se detalla en la Sección 5.</w:t>
       </w:r>
     </w:p>
     <w:p>
@@ -997,35 +997,6 @@
               <w:t xml:space="preserve">No diagnostica, no chatea, no guarda relatos de menores</w:t>
             </w:r>
           </w:p>
-        </w:tc>
-        <w:tc>
-          <w:tcPr>
-            <w:tcW w:type="dxa" w:w="1780"/>
-            <w:shd w:fill="FFFFFF" w:color="auto" w:val="clear"/>
-            <w:tcMar>
-              <w:top w:type="dxa" w:w="90"/>
-              <w:left w:type="dxa" w:w="110"/>
-              <w:bottom w:type="dxa" w:w="90"/>
-              <w:right w:type="dxa" w:w="110"/>
-            </w:tcMar>
-            <w:vAlign w:val="top"/>
-          </w:tcPr>
-          <w:p>
-            <w:pPr>
-              <w:spacing w:after="60" w:line="240"/>
-            </w:pPr>
-            <w:r>
-              <w:rPr>
-                <w:rFonts w:ascii="Times New Roman" w:cs="Times New Roman" w:eastAsia="Times New Roman" w:hAnsi="Times New Roman"/>
-                <w:b/>
-                <w:bCs/>
-                <w:color w:val="C00000"/>
-                <w:sz w:val="17"/>
-                <w:szCs w:val="17"/>
-              </w:rPr>
-              <w:t xml:space="preserve">RELACIONES CON EL CLIENTE</w:t>
-            </w:r>
-          </w:p>
           <w:p>
             <w:pPr>
               <w:pStyle w:val="ListParagraph"/>
@@ -1041,7 +1012,36 @@
                 <w:sz w:val="14"/>
                 <w:szCs w:val="14"/>
               </w:rPr>
-              <w:t xml:space="preserve">Programa acompañado, soporte continuo al docente</w:t>
+              <w:t xml:space="preserve">Visión a 1 año: módulos premium opcionales para familias (habilidades para la vida, IA, inglés) — ver Sección 5</w:t>
+            </w:r>
+          </w:p>
+        </w:tc>
+        <w:tc>
+          <w:tcPr>
+            <w:tcW w:type="dxa" w:w="1780"/>
+            <w:shd w:fill="FFFFFF" w:color="auto" w:val="clear"/>
+            <w:tcMar>
+              <w:top w:type="dxa" w:w="90"/>
+              <w:left w:type="dxa" w:w="110"/>
+              <w:bottom w:type="dxa" w:w="90"/>
+              <w:right w:type="dxa" w:w="110"/>
+            </w:tcMar>
+            <w:vAlign w:val="top"/>
+          </w:tcPr>
+          <w:p>
+            <w:pPr>
+              <w:spacing w:after="60" w:line="240"/>
+            </w:pPr>
+            <w:r>
+              <w:rPr>
+                <w:rFonts w:ascii="Times New Roman" w:cs="Times New Roman" w:eastAsia="Times New Roman" w:hAnsi="Times New Roman"/>
+                <w:b/>
+                <w:bCs/>
+                <w:color w:val="C00000"/>
+                <w:sz w:val="17"/>
+                <w:szCs w:val="17"/>
+              </w:rPr>
+              <w:t xml:space="preserve">RELACIONES CON EL CLIENTE</w:t>
             </w:r>
           </w:p>
           <w:p>
@@ -1059,37 +1059,7 @@
                 <w:sz w:val="14"/>
                 <w:szCs w:val="14"/>
               </w:rPr>
-              <w:t xml:space="preserve">Consentimiento institucional del colegio (aviso + opt-out)</w:t>
-            </w:r>
-          </w:p>
-        </w:tc>
-        <w:tc>
-          <w:tcPr>
-            <w:tcW w:type="dxa" w:w="1780"/>
-            <w:vMerge w:val="restart"/>
-            <w:shd w:fill="FFFFFF" w:color="auto" w:val="clear"/>
-            <w:tcMar>
-              <w:top w:type="dxa" w:w="90"/>
-              <w:left w:type="dxa" w:w="110"/>
-              <w:bottom w:type="dxa" w:w="90"/>
-              <w:right w:type="dxa" w:w="110"/>
-            </w:tcMar>
-            <w:vAlign w:val="top"/>
-          </w:tcPr>
-          <w:p>
-            <w:pPr>
-              <w:spacing w:after="60" w:line="240"/>
-            </w:pPr>
-            <w:r>
-              <w:rPr>
-                <w:rFonts w:ascii="Times New Roman" w:cs="Times New Roman" w:eastAsia="Times New Roman" w:hAnsi="Times New Roman"/>
-                <w:b/>
-                <w:bCs/>
-                <w:color w:val="C00000"/>
-                <w:sz w:val="17"/>
-                <w:szCs w:val="17"/>
-              </w:rPr>
-              <w:t xml:space="preserve">SEGMENTOS DE CLIENTES</w:t>
+              <w:t xml:space="preserve">Programa acompañado, soporte continuo al docente</w:t>
             </w:r>
           </w:p>
           <w:p>
@@ -1107,7 +1077,37 @@
                 <w:sz w:val="14"/>
                 <w:szCs w:val="14"/>
               </w:rPr>
-              <w:t xml:space="preserve">Colegios privados y de convenio de Santa Cruz</w:t>
+              <w:t xml:space="preserve">Consentimiento institucional del colegio (aviso + opt-out)</w:t>
+            </w:r>
+          </w:p>
+        </w:tc>
+        <w:tc>
+          <w:tcPr>
+            <w:tcW w:type="dxa" w:w="1780"/>
+            <w:vMerge w:val="restart"/>
+            <w:shd w:fill="FFFFFF" w:color="auto" w:val="clear"/>
+            <w:tcMar>
+              <w:top w:type="dxa" w:w="90"/>
+              <w:left w:type="dxa" w:w="110"/>
+              <w:bottom w:type="dxa" w:w="90"/>
+              <w:right w:type="dxa" w:w="110"/>
+            </w:tcMar>
+            <w:vAlign w:val="top"/>
+          </w:tcPr>
+          <w:p>
+            <w:pPr>
+              <w:spacing w:after="60" w:line="240"/>
+            </w:pPr>
+            <w:r>
+              <w:rPr>
+                <w:rFonts w:ascii="Times New Roman" w:cs="Times New Roman" w:eastAsia="Times New Roman" w:hAnsi="Times New Roman"/>
+                <w:b/>
+                <w:bCs/>
+                <w:color w:val="C00000"/>
+                <w:sz w:val="17"/>
+                <w:szCs w:val="17"/>
+              </w:rPr>
+              <w:t xml:space="preserve">SEGMENTOS DE CLIENTES</w:t>
             </w:r>
           </w:p>
           <w:p>
@@ -1125,7 +1125,7 @@
                 <w:sz w:val="14"/>
                 <w:szCs w:val="14"/>
               </w:rPr>
-              <w:t xml:space="preserve">ONG con programa escolar de protección</w:t>
+              <w:t xml:space="preserve">Colegios privados y de convenio de Santa Cruz</w:t>
             </w:r>
           </w:p>
           <w:p>
@@ -1143,7 +1143,7 @@
                 <w:sz w:val="14"/>
                 <w:szCs w:val="14"/>
               </w:rPr>
-              <w:t xml:space="preserve">Empresas con responsabilidad social</w:t>
+              <w:t xml:space="preserve">ONG con programa escolar de protección</w:t>
             </w:r>
           </w:p>
           <w:p>
@@ -1161,45 +1161,7 @@
                 <w:sz w:val="14"/>
                 <w:szCs w:val="14"/>
               </w:rPr>
-              <w:t xml:space="preserve">Municipio / DNA (a partir del año 2)</w:t>
-            </w:r>
-          </w:p>
-        </w:tc>
-      </w:tr>
-      <w:tr>
-        <w:tc>
-          <w:tcPr>
-            <w:vMerge w:val="continue"/>
-          </w:tcPr>
-          <w:p/>
-        </w:tc>
-        <w:tc>
-          <w:tcPr>
-            <w:tcW w:type="dxa" w:w="1780"/>
-            <w:vMerge w:val="restart"/>
-            <w:shd w:fill="FFFFFF" w:color="auto" w:val="clear"/>
-            <w:tcMar>
-              <w:top w:type="dxa" w:w="90"/>
-              <w:left w:type="dxa" w:w="110"/>
-              <w:bottom w:type="dxa" w:w="90"/>
-              <w:right w:type="dxa" w:w="110"/>
-            </w:tcMar>
-            <w:vAlign w:val="top"/>
-          </w:tcPr>
-          <w:p>
-            <w:pPr>
-              <w:spacing w:after="60" w:line="240"/>
-            </w:pPr>
-            <w:r>
-              <w:rPr>
-                <w:rFonts w:ascii="Times New Roman" w:cs="Times New Roman" w:eastAsia="Times New Roman" w:hAnsi="Times New Roman"/>
-                <w:b/>
-                <w:bCs/>
-                <w:color w:val="C00000"/>
-                <w:sz w:val="17"/>
-                <w:szCs w:val="17"/>
-              </w:rPr>
-              <w:t xml:space="preserve">RECURSOS CLAVE</w:t>
+              <w:t xml:space="preserve">Empresas con responsabilidad social</w:t>
             </w:r>
           </w:p>
           <w:p>
@@ -1217,7 +1179,45 @@
                 <w:sz w:val="14"/>
                 <w:szCs w:val="14"/>
               </w:rPr>
-              <w:t xml:space="preserve">Equipo fundador: Arianna, Gabriel, Diego y Mauricio</w:t>
+              <w:t xml:space="preserve">Municipio / DNA (a partir del año 2)</w:t>
+            </w:r>
+          </w:p>
+        </w:tc>
+      </w:tr>
+      <w:tr>
+        <w:tc>
+          <w:tcPr>
+            <w:vMerge w:val="continue"/>
+          </w:tcPr>
+          <w:p/>
+        </w:tc>
+        <w:tc>
+          <w:tcPr>
+            <w:tcW w:type="dxa" w:w="1780"/>
+            <w:vMerge w:val="restart"/>
+            <w:shd w:fill="FFFFFF" w:color="auto" w:val="clear"/>
+            <w:tcMar>
+              <w:top w:type="dxa" w:w="90"/>
+              <w:left w:type="dxa" w:w="110"/>
+              <w:bottom w:type="dxa" w:w="90"/>
+              <w:right w:type="dxa" w:w="110"/>
+            </w:tcMar>
+            <w:vAlign w:val="top"/>
+          </w:tcPr>
+          <w:p>
+            <w:pPr>
+              <w:spacing w:after="60" w:line="240"/>
+            </w:pPr>
+            <w:r>
+              <w:rPr>
+                <w:rFonts w:ascii="Times New Roman" w:cs="Times New Roman" w:eastAsia="Times New Roman" w:hAnsi="Times New Roman"/>
+                <w:b/>
+                <w:bCs/>
+                <w:color w:val="C00000"/>
+                <w:sz w:val="17"/>
+                <w:szCs w:val="17"/>
+              </w:rPr>
+              <w:t xml:space="preserve">RECURSOS CLAVE</w:t>
             </w:r>
           </w:p>
           <w:p>
@@ -1235,7 +1235,7 @@
                 <w:sz w:val="14"/>
                 <w:szCs w:val="14"/>
               </w:rPr>
-              <w:t xml:space="preserve">Blender, React + React Three Fiber, Supabase</w:t>
+              <w:t xml:space="preserve">Equipo fundador: Arianna, Gabriel, Diego y Mauricio</w:t>
             </w:r>
           </w:p>
           <w:p>
@@ -1253,43 +1253,7 @@
                 <w:sz w:val="14"/>
                 <w:szCs w:val="14"/>
               </w:rPr>
-              <w:t xml:space="preserve">Contenido propio y protocolo de derivación boliviano</w:t>
-            </w:r>
-          </w:p>
-        </w:tc>
-        <w:tc>
-          <w:tcPr>
-            <w:vMerge w:val="continue"/>
-          </w:tcPr>
-          <w:p/>
-        </w:tc>
-        <w:tc>
-          <w:tcPr>
-            <w:tcW w:type="dxa" w:w="1780"/>
-            <w:vMerge w:val="restart"/>
-            <w:shd w:fill="FFFFFF" w:color="auto" w:val="clear"/>
-            <w:tcMar>
-              <w:top w:type="dxa" w:w="90"/>
-              <w:left w:type="dxa" w:w="110"/>
-              <w:bottom w:type="dxa" w:w="90"/>
-              <w:right w:type="dxa" w:w="110"/>
-            </w:tcMar>
-            <w:vAlign w:val="top"/>
-          </w:tcPr>
-          <w:p>
-            <w:pPr>
-              <w:spacing w:after="60" w:line="240"/>
-            </w:pPr>
-            <w:r>
-              <w:rPr>
-                <w:rFonts w:ascii="Times New Roman" w:cs="Times New Roman" w:eastAsia="Times New Roman" w:hAnsi="Times New Roman"/>
-                <w:b/>
-                <w:bCs/>
-                <w:color w:val="C00000"/>
-                <w:sz w:val="17"/>
-                <w:szCs w:val="17"/>
-              </w:rPr>
-              <w:t xml:space="preserve">CANALES</w:t>
+              <w:t xml:space="preserve">Blender, React + React Three Fiber, Supabase</w:t>
             </w:r>
           </w:p>
           <w:p>
@@ -1307,7 +1271,43 @@
                 <w:sz w:val="14"/>
                 <w:szCs w:val="14"/>
               </w:rPr>
-              <w:t xml:space="preserve">Venta directa a redes de colegios</w:t>
+              <w:t xml:space="preserve">Contenido propio y protocolo de derivación boliviano</w:t>
+            </w:r>
+          </w:p>
+        </w:tc>
+        <w:tc>
+          <w:tcPr>
+            <w:vMerge w:val="continue"/>
+          </w:tcPr>
+          <w:p/>
+        </w:tc>
+        <w:tc>
+          <w:tcPr>
+            <w:tcW w:type="dxa" w:w="1780"/>
+            <w:vMerge w:val="restart"/>
+            <w:shd w:fill="FFFFFF" w:color="auto" w:val="clear"/>
+            <w:tcMar>
+              <w:top w:type="dxa" w:w="90"/>
+              <w:left w:type="dxa" w:w="110"/>
+              <w:bottom w:type="dxa" w:w="90"/>
+              <w:right w:type="dxa" w:w="110"/>
+            </w:tcMar>
+            <w:vAlign w:val="top"/>
+          </w:tcPr>
+          <w:p>
+            <w:pPr>
+              <w:spacing w:after="60" w:line="240"/>
+            </w:pPr>
+            <w:r>
+              <w:rPr>
+                <w:rFonts w:ascii="Times New Roman" w:cs="Times New Roman" w:eastAsia="Times New Roman" w:hAnsi="Times New Roman"/>
+                <w:b/>
+                <w:bCs/>
+                <w:color w:val="C00000"/>
+                <w:sz w:val="17"/>
+                <w:szCs w:val="17"/>
+              </w:rPr>
+              <w:t xml:space="preserve">CANALES</w:t>
             </w:r>
           </w:p>
           <w:p>
@@ -1325,7 +1325,7 @@
                 <w:sz w:val="14"/>
                 <w:szCs w:val="14"/>
               </w:rPr>
-              <w:t xml:space="preserve">Alianza con ONG en escuelas fiscales</w:t>
+              <w:t xml:space="preserve">Venta directa a redes de colegios</w:t>
             </w:r>
           </w:p>
           <w:p>
@@ -1343,77 +1343,7 @@
                 <w:sz w:val="14"/>
                 <w:szCs w:val="14"/>
               </w:rPr>
-              <w:t xml:space="preserve">Programa de aliados en salud, sin comisión por referido</w:t>
-            </w:r>
-          </w:p>
-        </w:tc>
-        <w:tc>
-          <w:tcPr>
-            <w:vMerge w:val="continue"/>
-          </w:tcPr>
-          <w:p/>
-        </w:tc>
-      </w:tr>
-      <w:tr>
-        <w:tc>
-          <w:tcPr>
-            <w:vMerge w:val="continue"/>
-          </w:tcPr>
-          <w:p/>
-        </w:tc>
-        <w:tc>
-          <w:tcPr>
-            <w:vMerge w:val="continue"/>
-          </w:tcPr>
-          <w:p/>
-        </w:tc>
-        <w:tc>
-          <w:tcPr>
-            <w:vMerge w:val="continue"/>
-          </w:tcPr>
-          <w:p/>
-        </w:tc>
-        <w:tc>
-          <w:tcPr>
-            <w:vMerge w:val="continue"/>
-          </w:tcPr>
-          <w:p/>
-        </w:tc>
-        <w:tc>
-          <w:tcPr>
-            <w:vMerge w:val="continue"/>
-          </w:tcPr>
-          <w:p/>
-        </w:tc>
-      </w:tr>
-      <w:tr>
-        <w:tc>
-          <w:tcPr>
-            <w:tcW w:type="dxa" w:w="5800"/>
-            <w:gridSpan w:val="3"/>
-            <w:shd w:fill="F2F2F2" w:color="auto" w:val="clear"/>
-            <w:tcMar>
-              <w:top w:type="dxa" w:w="90"/>
-              <w:left w:type="dxa" w:w="110"/>
-              <w:bottom w:type="dxa" w:w="90"/>
-              <w:right w:type="dxa" w:w="110"/>
-            </w:tcMar>
-            <w:vAlign w:val="top"/>
-          </w:tcPr>
-          <w:p>
-            <w:pPr>
-              <w:spacing w:after="60" w:line="240"/>
-            </w:pPr>
-            <w:r>
-              <w:rPr>
-                <w:rFonts w:ascii="Times New Roman" w:cs="Times New Roman" w:eastAsia="Times New Roman" w:hAnsi="Times New Roman"/>
-                <w:b/>
-                <w:bCs/>
-                <w:color w:val="C00000"/>
-                <w:sz w:val="17"/>
-                <w:szCs w:val="17"/>
-              </w:rPr>
-              <w:t xml:space="preserve">ESTRUCTURA DE COSTOS</w:t>
+              <w:t xml:space="preserve">Alianza con ONG en escuelas fiscales</w:t>
             </w:r>
           </w:p>
           <w:p>
@@ -1431,7 +1361,77 @@
                 <w:sz w:val="14"/>
                 <w:szCs w:val="14"/>
               </w:rPr>
-              <w:t xml:space="preserve">Equipo fundador: Bs 0 (sin nómina)</w:t>
+              <w:t xml:space="preserve">Programa de aliados en salud, sin comisión por referido</w:t>
+            </w:r>
+          </w:p>
+        </w:tc>
+        <w:tc>
+          <w:tcPr>
+            <w:vMerge w:val="continue"/>
+          </w:tcPr>
+          <w:p/>
+        </w:tc>
+      </w:tr>
+      <w:tr>
+        <w:tc>
+          <w:tcPr>
+            <w:vMerge w:val="continue"/>
+          </w:tcPr>
+          <w:p/>
+        </w:tc>
+        <w:tc>
+          <w:tcPr>
+            <w:vMerge w:val="continue"/>
+          </w:tcPr>
+          <w:p/>
+        </w:tc>
+        <w:tc>
+          <w:tcPr>
+            <w:vMerge w:val="continue"/>
+          </w:tcPr>
+          <w:p/>
+        </w:tc>
+        <w:tc>
+          <w:tcPr>
+            <w:vMerge w:val="continue"/>
+          </w:tcPr>
+          <w:p/>
+        </w:tc>
+        <w:tc>
+          <w:tcPr>
+            <w:vMerge w:val="continue"/>
+          </w:tcPr>
+          <w:p/>
+        </w:tc>
+      </w:tr>
+      <w:tr>
+        <w:tc>
+          <w:tcPr>
+            <w:tcW w:type="dxa" w:w="5800"/>
+            <w:gridSpan w:val="3"/>
+            <w:shd w:fill="F2F2F2" w:color="auto" w:val="clear"/>
+            <w:tcMar>
+              <w:top w:type="dxa" w:w="90"/>
+              <w:left w:type="dxa" w:w="110"/>
+              <w:bottom w:type="dxa" w:w="90"/>
+              <w:right w:type="dxa" w:w="110"/>
+            </w:tcMar>
+            <w:vAlign w:val="top"/>
+          </w:tcPr>
+          <w:p>
+            <w:pPr>
+              <w:spacing w:after="60" w:line="240"/>
+            </w:pPr>
+            <w:r>
+              <w:rPr>
+                <w:rFonts w:ascii="Times New Roman" w:cs="Times New Roman" w:eastAsia="Times New Roman" w:hAnsi="Times New Roman"/>
+                <w:b/>
+                <w:bCs/>
+                <w:color w:val="C00000"/>
+                <w:sz w:val="17"/>
+                <w:szCs w:val="17"/>
+              </w:rPr>
+              <w:t xml:space="preserve">ESTRUCTURA DE COSTOS</w:t>
             </w:r>
           </w:p>
           <w:p>
@@ -1449,7 +1449,7 @@
                 <w:sz w:val="14"/>
                 <w:szCs w:val="14"/>
               </w:rPr>
-              <w:t xml:space="preserve">Capital semilla HACKBIZ: Bs 12.000 (US$ 1.200)</w:t>
+              <w:t xml:space="preserve">Equipo fundador: Bs 0 (sin nómina) durante el año 1</w:t>
             </w:r>
           </w:p>
           <w:p>
@@ -1467,37 +1467,7 @@
                 <w:sz w:val="14"/>
                 <w:szCs w:val="14"/>
               </w:rPr>
-              <w:t xml:space="preserve">Costo variable ≈ Bs 45,63 (US$ 4,56) por aula al mes</w:t>
-            </w:r>
-          </w:p>
-        </w:tc>
-        <w:tc>
-          <w:tcPr>
-            <w:tcW w:type="dxa" w:w="3560"/>
-            <w:gridSpan w:val="2"/>
-            <w:shd w:fill="F2F2F2" w:color="auto" w:val="clear"/>
-            <w:tcMar>
-              <w:top w:type="dxa" w:w="90"/>
-              <w:left w:type="dxa" w:w="110"/>
-              <w:bottom w:type="dxa" w:w="90"/>
-              <w:right w:type="dxa" w:w="110"/>
-            </w:tcMar>
-            <w:vAlign w:val="top"/>
-          </w:tcPr>
-          <w:p>
-            <w:pPr>
-              <w:spacing w:after="60" w:line="240"/>
-            </w:pPr>
-            <w:r>
-              <w:rPr>
-                <w:rFonts w:ascii="Times New Roman" w:cs="Times New Roman" w:eastAsia="Times New Roman" w:hAnsi="Times New Roman"/>
-                <w:b/>
-                <w:bCs/>
-                <w:color w:val="C00000"/>
-                <w:sz w:val="17"/>
-                <w:szCs w:val="17"/>
-              </w:rPr>
-              <w:t xml:space="preserve">FUENTES DE INGRESOS</w:t>
+              <w:t xml:space="preserve">Capital semilla HACKBIZ: Bs 12.000 (US$ 1.200)</w:t>
             </w:r>
           </w:p>
           <w:p>
@@ -1515,7 +1485,7 @@
                 <w:sz w:val="14"/>
                 <w:szCs w:val="14"/>
               </w:rPr>
-              <w:t xml:space="preserve">Licencia por aula: US$ 9,99 (Bs 99,90) al mes</w:t>
+              <w:t xml:space="preserve">Punto de equilibrio operativo: 2 a 3 colegios</w:t>
             </w:r>
           </w:p>
           <w:p>
@@ -1533,7 +1503,37 @@
                 <w:sz w:val="14"/>
                 <w:szCs w:val="14"/>
               </w:rPr>
-              <w:t xml:space="preserve">Becas vía ONG para escuelas fiscales</w:t>
+              <w:t xml:space="preserve">Equipo pagado real: requiere sumar la suscripción familiar (Sección 5)</w:t>
+            </w:r>
+          </w:p>
+        </w:tc>
+        <w:tc>
+          <w:tcPr>
+            <w:tcW w:type="dxa" w:w="3560"/>
+            <w:gridSpan w:val="2"/>
+            <w:shd w:fill="F2F2F2" w:color="auto" w:val="clear"/>
+            <w:tcMar>
+              <w:top w:type="dxa" w:w="90"/>
+              <w:left w:type="dxa" w:w="110"/>
+              <w:bottom w:type="dxa" w:w="90"/>
+              <w:right w:type="dxa" w:w="110"/>
+            </w:tcMar>
+            <w:vAlign w:val="top"/>
+          </w:tcPr>
+          <w:p>
+            <w:pPr>
+              <w:spacing w:after="60" w:line="240"/>
+            </w:pPr>
+            <w:r>
+              <w:rPr>
+                <w:rFonts w:ascii="Times New Roman" w:cs="Times New Roman" w:eastAsia="Times New Roman" w:hAnsi="Times New Roman"/>
+                <w:b/>
+                <w:bCs/>
+                <w:color w:val="C00000"/>
+                <w:sz w:val="17"/>
+                <w:szCs w:val="17"/>
+              </w:rPr>
+              <w:t xml:space="preserve">FUENTES DE INGRESOS</w:t>
             </w:r>
           </w:p>
           <w:p>
@@ -1551,7 +1551,61 @@
                 <w:sz w:val="14"/>
                 <w:szCs w:val="14"/>
               </w:rPr>
+              <w:t xml:space="preserve">Licencia institucional: US$ 850 (Bs 8.500) por colegio al año</w:t>
+            </w:r>
+          </w:p>
+          <w:p>
+            <w:pPr>
+              <w:pStyle w:val="ListParagraph"/>
+              <w:numPr>
+                <w:ilvl w:val="0"/>
+                <w:numId w:val="2"/>
+              </w:numPr>
+              <w:spacing w:after="20" w:line="220"/>
+            </w:pPr>
+            <w:r>
+              <w:rPr>
+                <w:rFonts w:ascii="Times New Roman" w:cs="Times New Roman" w:eastAsia="Times New Roman" w:hAnsi="Times New Roman"/>
+                <w:sz w:val="14"/>
+                <w:szCs w:val="14"/>
+              </w:rPr>
+              <w:t xml:space="preserve">Becas vía ONG para escuelas fiscales</w:t>
+            </w:r>
+          </w:p>
+          <w:p>
+            <w:pPr>
+              <w:pStyle w:val="ListParagraph"/>
+              <w:numPr>
+                <w:ilvl w:val="0"/>
+                <w:numId w:val="2"/>
+              </w:numPr>
+              <w:spacing w:after="20" w:line="220"/>
+            </w:pPr>
+            <w:r>
+              <w:rPr>
+                <w:rFonts w:ascii="Times New Roman" w:cs="Times New Roman" w:eastAsia="Times New Roman" w:hAnsi="Times New Roman"/>
+                <w:sz w:val="14"/>
+                <w:szCs w:val="14"/>
+              </w:rPr>
               <w:t xml:space="preserve">Capacitación, patrocinio RSE</w:t>
+            </w:r>
+          </w:p>
+          <w:p>
+            <w:pPr>
+              <w:pStyle w:val="ListParagraph"/>
+              <w:numPr>
+                <w:ilvl w:val="0"/>
+                <w:numId w:val="2"/>
+              </w:numPr>
+              <w:spacing w:after="20" w:line="220"/>
+            </w:pPr>
+            <w:r>
+              <w:rPr>
+                <w:rFonts w:ascii="Times New Roman" w:cs="Times New Roman" w:eastAsia="Times New Roman" w:hAnsi="Times New Roman"/>
+                <w:sz w:val="14"/>
+                <w:szCs w:val="14"/>
+              </w:rPr>
+              <w:t xml:space="preserve">Suscripción premium familiar: US$ 3/mes (expansión, año 1)</w:t>
             </w:r>
           </w:p>
           <w:p>
@@ -2421,6 +2475,116 @@
                 <w:szCs w:val="20"/>
               </w:rPr>
               <w:t xml:space="preserve">3 (año 2-3)</w:t>
+            </w:r>
+          </w:p>
+        </w:tc>
+      </w:tr>
+      <w:tr>
+        <w:tc>
+          <w:tcPr>
+            <w:tcW w:type="dxa" w:w="2400"/>
+            <w:tcMar>
+              <w:top w:type="dxa" w:w="60"/>
+              <w:left w:type="dxa" w:w="90"/>
+              <w:bottom w:type="dxa" w:w="60"/>
+              <w:right w:type="dxa" w:w="90"/>
+            </w:tcMar>
+          </w:tcPr>
+          <w:p>
+            <w:pPr>
+              <w:spacing w:after="0" w:line="240"/>
+              <w:jc w:val="left"/>
+            </w:pPr>
+            <w:r>
+              <w:rPr>
+                <w:rFonts w:ascii="Times New Roman" w:cs="Times New Roman" w:eastAsia="Times New Roman" w:hAnsi="Times New Roman"/>
+                <w:b w:val="false"/>
+                <w:bCs w:val="false"/>
+                <w:sz w:val="20"/>
+                <w:szCs w:val="20"/>
+              </w:rPr>
+              <w:t xml:space="preserve">Familias de niñas y niños en colegios aliados</w:t>
+            </w:r>
+          </w:p>
+        </w:tc>
+        <w:tc>
+          <w:tcPr>
+            <w:tcW w:type="dxa" w:w="2400"/>
+            <w:tcMar>
+              <w:top w:type="dxa" w:w="60"/>
+              <w:left w:type="dxa" w:w="90"/>
+              <w:bottom w:type="dxa" w:w="60"/>
+              <w:right w:type="dxa" w:w="90"/>
+            </w:tcMar>
+          </w:tcPr>
+          <w:p>
+            <w:pPr>
+              <w:spacing w:after="0" w:line="240"/>
+              <w:jc w:val="right"/>
+            </w:pPr>
+            <w:r>
+              <w:rPr>
+                <w:rFonts w:ascii="Times New Roman" w:cs="Times New Roman" w:eastAsia="Times New Roman" w:hAnsi="Times New Roman"/>
+                <w:b w:val="false"/>
+                <w:bCs w:val="false"/>
+                <w:sz w:val="20"/>
+                <w:szCs w:val="20"/>
+              </w:rPr>
+              <w:t xml:space="preserve">Pagador directo, opcional (visión a 1 año)</w:t>
+            </w:r>
+          </w:p>
+        </w:tc>
+        <w:tc>
+          <w:tcPr>
+            <w:tcW w:type="dxa" w:w="2400"/>
+            <w:tcMar>
+              <w:top w:type="dxa" w:w="60"/>
+              <w:left w:type="dxa" w:w="90"/>
+              <w:bottom w:type="dxa" w:w="60"/>
+              <w:right w:type="dxa" w:w="90"/>
+            </w:tcMar>
+          </w:tcPr>
+          <w:p>
+            <w:pPr>
+              <w:spacing w:after="0" w:line="240"/>
+              <w:jc w:val="right"/>
+            </w:pPr>
+            <w:r>
+              <w:rPr>
+                <w:rFonts w:ascii="Times New Roman" w:cs="Times New Roman" w:eastAsia="Times New Roman" w:hAnsi="Times New Roman"/>
+                <w:b w:val="false"/>
+                <w:bCs w:val="false"/>
+                <w:sz w:val="20"/>
+                <w:szCs w:val="20"/>
+              </w:rPr>
+              <w:t xml:space="preserve">Módulos de aprendizaje adicionales para su hijo o hija, nunca el núcleo de prevención</w:t>
+            </w:r>
+          </w:p>
+        </w:tc>
+        <w:tc>
+          <w:tcPr>
+            <w:tcW w:type="dxa" w:w="2160"/>
+            <w:tcMar>
+              <w:top w:type="dxa" w:w="60"/>
+              <w:left w:type="dxa" w:w="90"/>
+              <w:bottom w:type="dxa" w:w="60"/>
+              <w:right w:type="dxa" w:w="90"/>
+            </w:tcMar>
+          </w:tcPr>
+          <w:p>
+            <w:pPr>
+              <w:spacing w:after="0" w:line="240"/>
+              <w:jc w:val="right"/>
+            </w:pPr>
+            <w:r>
+              <w:rPr>
+                <w:rFonts w:ascii="Times New Roman" w:cs="Times New Roman" w:eastAsia="Times New Roman" w:hAnsi="Times New Roman"/>
+                <w:b w:val="false"/>
+                <w:bCs w:val="false"/>
+                <w:sz w:val="20"/>
+                <w:szCs w:val="20"/>
+              </w:rPr>
+              <w:t xml:space="preserve">Ver Sección 5</w:t>
             </w:r>
           </w:p>
         </w:tc>
@@ -2571,7 +2735,7 @@
           <w:sz w:val="24"/>
           <w:szCs w:val="24"/>
         </w:rPr>
-        <w:t xml:space="preserve">La unidad de cobro del modelo es el aula, no el usuario individual, porque la experiencia se ejecuta de manera grupal sobre un solo dispositivo proyectado. Por esa razón el embudo se expresa en aulas y, en paralelo, en cantidad de niñas y niños alcanzados, que es la unidad de impacto.</w:t>
+        <w:t xml:space="preserve">El aula sigue siendo la unidad de uso e impacto, porque la experiencia se ejecuta de manera grupal sobre un solo dispositivo proyectado. Pero la unidad de venta es el colegio completo: una sola licencia institucional cubre todas las aulas de primaria de la institución, lo que concentra en una sola decisión de compra lo que antes requería negociar aula por aula. El tamaño del mercado (TAM y SAM) se calcula igual, en aulas y en población; lo que cambia es cómo se agrupa para vender y, por eso, la meta comercial (SOM) y la proyección de ingresos se expresan en colegios.</w:t>
       </w:r>
     </w:p>
     <w:p>
@@ -3565,7 +3729,7 @@
                 <w:sz w:val="20"/>
                 <w:szCs w:val="20"/>
               </w:rPr>
-              <w:t xml:space="preserve">Total TAM (volumen)</w:t>
+              <w:t xml:space="preserve">Total TAM (volumen, aulas)</w:t>
             </w:r>
           </w:p>
         </w:tc>
@@ -3628,6 +3792,89 @@
         <w:tc>
           <w:tcPr>
             <w:tcW w:type="dxa" w:w="3400"/>
+            <w:tcMar>
+              <w:top w:type="dxa" w:w="60"/>
+              <w:left w:type="dxa" w:w="90"/>
+              <w:bottom w:type="dxa" w:w="60"/>
+              <w:right w:type="dxa" w:w="90"/>
+            </w:tcMar>
+          </w:tcPr>
+          <w:p>
+            <w:pPr>
+              <w:spacing w:after="0" w:line="240"/>
+              <w:jc w:val="left"/>
+            </w:pPr>
+            <w:r>
+              <w:rPr>
+                <w:rFonts w:ascii="Times New Roman" w:cs="Times New Roman" w:eastAsia="Times New Roman" w:hAnsi="Times New Roman"/>
+                <w:b w:val="false"/>
+                <w:bCs w:val="false"/>
+                <w:sz w:val="20"/>
+                <w:szCs w:val="20"/>
+              </w:rPr>
+              <w:t xml:space="preserve">Equivalente en colegios</w:t>
+            </w:r>
+          </w:p>
+        </w:tc>
+        <w:tc>
+          <w:tcPr>
+            <w:tcW w:type="dxa" w:w="3480"/>
+            <w:tcMar>
+              <w:top w:type="dxa" w:w="60"/>
+              <w:left w:type="dxa" w:w="90"/>
+              <w:bottom w:type="dxa" w:w="60"/>
+              <w:right w:type="dxa" w:w="90"/>
+            </w:tcMar>
+          </w:tcPr>
+          <w:p>
+            <w:pPr>
+              <w:spacing w:after="0" w:line="240"/>
+              <w:jc w:val="right"/>
+            </w:pPr>
+            <w:r>
+              <w:rPr>
+                <w:rFonts w:ascii="Times New Roman" w:cs="Times New Roman" w:eastAsia="Times New Roman" w:hAnsi="Times New Roman"/>
+                <w:b w:val="false"/>
+                <w:bCs w:val="false"/>
+                <w:sz w:val="20"/>
+                <w:szCs w:val="20"/>
+              </w:rPr>
+              <w:t xml:space="preserve">52.800 aulas ÷ 8 aulas por colegio (estimación)</w:t>
+            </w:r>
+          </w:p>
+        </w:tc>
+        <w:tc>
+          <w:tcPr>
+            <w:tcW w:type="dxa" w:w="2480"/>
+            <w:tcMar>
+              <w:top w:type="dxa" w:w="60"/>
+              <w:left w:type="dxa" w:w="90"/>
+              <w:bottom w:type="dxa" w:w="60"/>
+              <w:right w:type="dxa" w:w="90"/>
+            </w:tcMar>
+          </w:tcPr>
+          <w:p>
+            <w:pPr>
+              <w:spacing w:after="0" w:line="240"/>
+              <w:jc w:val="right"/>
+            </w:pPr>
+            <w:r>
+              <w:rPr>
+                <w:rFonts w:ascii="Times New Roman" w:cs="Times New Roman" w:eastAsia="Times New Roman" w:hAnsi="Times New Roman"/>
+                <w:b w:val="false"/>
+                <w:bCs w:val="false"/>
+                <w:sz w:val="20"/>
+                <w:szCs w:val="20"/>
+              </w:rPr>
+              <w:t xml:space="preserve">6.600 colegios</w:t>
+            </w:r>
+          </w:p>
+        </w:tc>
+      </w:tr>
+      <w:tr>
+        <w:tc>
+          <w:tcPr>
+            <w:tcW w:type="dxa" w:w="3400"/>
             <w:shd w:fill="D9E2F3" w:color="auto" w:val="clear"/>
             <w:tcMar>
               <w:top w:type="dxa" w:w="60"/>
@@ -3677,7 +3924,7 @@
                 <w:sz w:val="20"/>
                 <w:szCs w:val="20"/>
               </w:rPr>
-              <w:t xml:space="preserve">52.800 aulas × Bs 99,90 × 12 meses</w:t>
+              <w:t xml:space="preserve">6.600 colegios × Bs 8.500 por año</w:t>
             </w:r>
           </w:p>
         </w:tc>
@@ -3705,7 +3952,7 @@
                 <w:sz w:val="20"/>
                 <w:szCs w:val="20"/>
               </w:rPr>
-              <w:t xml:space="preserve">Bs 63.296.640</w:t>
+              <w:t xml:space="preserve">Bs 56.100.000</w:t>
             </w:r>
           </w:p>
         </w:tc>
@@ -3791,7 +4038,7 @@
                 <w:sz w:val="20"/>
                 <w:szCs w:val="20"/>
               </w:rPr>
-              <w:t xml:space="preserve">US$ 6.329.664</w:t>
+              <w:t xml:space="preserve">US$ 5.610.000</w:t>
             </w:r>
           </w:p>
         </w:tc>
@@ -3810,7 +4057,7 @@
           <w:sz w:val="18"/>
           <w:szCs w:val="18"/>
         </w:rPr>
-        <w:t xml:space="preserve">Tabla 3. Mercado total direccionable. El precio de referencia es US$ 9,99 (Bs 99,90) por aula al mes.</w:t>
+        <w:t xml:space="preserve">Tabla 3. Mercado total direccionable. El precio de referencia es la licencia institucional anual de US$ 850 (Bs 8.500) por colegio completo, no un precio por aula.</w:t>
       </w:r>
     </w:p>
     <w:p>
@@ -4380,7 +4627,7 @@
                 <w:sz w:val="20"/>
                 <w:szCs w:val="20"/>
               </w:rPr>
-              <w:t xml:space="preserve">Total SAM (volumen)</w:t>
+              <w:t xml:space="preserve">Total SAM (volumen, aulas)</w:t>
             </w:r>
           </w:p>
         </w:tc>
@@ -4528,6 +4775,89 @@
         <w:tc>
           <w:tcPr>
             <w:tcW w:type="dxa" w:w="3400"/>
+            <w:tcMar>
+              <w:top w:type="dxa" w:w="60"/>
+              <w:left w:type="dxa" w:w="90"/>
+              <w:bottom w:type="dxa" w:w="60"/>
+              <w:right w:type="dxa" w:w="90"/>
+            </w:tcMar>
+          </w:tcPr>
+          <w:p>
+            <w:pPr>
+              <w:spacing w:after="0" w:line="240"/>
+              <w:jc w:val="left"/>
+            </w:pPr>
+            <w:r>
+              <w:rPr>
+                <w:rFonts w:ascii="Times New Roman" w:cs="Times New Roman" w:eastAsia="Times New Roman" w:hAnsi="Times New Roman"/>
+                <w:b w:val="false"/>
+                <w:bCs w:val="false"/>
+                <w:sz w:val="20"/>
+                <w:szCs w:val="20"/>
+              </w:rPr>
+              <w:t xml:space="preserve">Equivalente en colegios</w:t>
+            </w:r>
+          </w:p>
+        </w:tc>
+        <w:tc>
+          <w:tcPr>
+            <w:tcW w:type="dxa" w:w="3480"/>
+            <w:tcMar>
+              <w:top w:type="dxa" w:w="60"/>
+              <w:left w:type="dxa" w:w="90"/>
+              <w:bottom w:type="dxa" w:w="60"/>
+              <w:right w:type="dxa" w:w="90"/>
+            </w:tcMar>
+          </w:tcPr>
+          <w:p>
+            <w:pPr>
+              <w:spacing w:after="0" w:line="240"/>
+              <w:jc w:val="right"/>
+            </w:pPr>
+            <w:r>
+              <w:rPr>
+                <w:rFonts w:ascii="Times New Roman" w:cs="Times New Roman" w:eastAsia="Times New Roman" w:hAnsi="Times New Roman"/>
+                <w:b w:val="false"/>
+                <w:bCs w:val="false"/>
+                <w:sz w:val="20"/>
+                <w:szCs w:val="20"/>
+              </w:rPr>
+              <w:t xml:space="preserve">900 aulas privadas ÷ 8 por colegio · 6.600 aulas fiscales ÷ 20 por colegio (estimación, escuela fiscal más grande)</w:t>
+            </w:r>
+          </w:p>
+        </w:tc>
+        <w:tc>
+          <w:tcPr>
+            <w:tcW w:type="dxa" w:w="2480"/>
+            <w:tcMar>
+              <w:top w:type="dxa" w:w="60"/>
+              <w:left w:type="dxa" w:w="90"/>
+              <w:bottom w:type="dxa" w:w="60"/>
+              <w:right w:type="dxa" w:w="90"/>
+            </w:tcMar>
+          </w:tcPr>
+          <w:p>
+            <w:pPr>
+              <w:spacing w:after="0" w:line="240"/>
+              <w:jc w:val="right"/>
+            </w:pPr>
+            <w:r>
+              <w:rPr>
+                <w:rFonts w:ascii="Times New Roman" w:cs="Times New Roman" w:eastAsia="Times New Roman" w:hAnsi="Times New Roman"/>
+                <w:b w:val="false"/>
+                <w:bCs w:val="false"/>
+                <w:sz w:val="20"/>
+                <w:szCs w:val="20"/>
+              </w:rPr>
+              <w:t xml:space="preserve">113 colegios privados · 330 colegios fiscales</w:t>
+            </w:r>
+          </w:p>
+        </w:tc>
+      </w:tr>
+      <w:tr>
+        <w:tc>
+          <w:tcPr>
+            <w:tcW w:type="dxa" w:w="3400"/>
             <w:shd w:fill="D9E2F3" w:color="auto" w:val="clear"/>
             <w:tcMar>
               <w:top w:type="dxa" w:w="60"/>
@@ -4577,7 +4907,7 @@
                 <w:sz w:val="20"/>
                 <w:szCs w:val="20"/>
               </w:rPr>
-              <w:t xml:space="preserve">7.500 aulas × Bs 99,90 × 12 meses</w:t>
+              <w:t xml:space="preserve">113 colegios × Bs 8.500 + 330 colegios × Bs 6.000 (tarifa negociada ONG)</w:t>
             </w:r>
           </w:p>
         </w:tc>
@@ -4605,7 +4935,7 @@
                 <w:sz w:val="20"/>
                 <w:szCs w:val="20"/>
               </w:rPr>
-              <w:t xml:space="preserve">Bs 8.991.000</w:t>
+              <w:t xml:space="preserve">Bs 2.940.500</w:t>
             </w:r>
           </w:p>
         </w:tc>
@@ -4691,7 +5021,7 @@
                 <w:sz w:val="20"/>
                 <w:szCs w:val="20"/>
               </w:rPr>
-              <w:t xml:space="preserve">US$ 899.100</w:t>
+              <w:t xml:space="preserve">US$ 294.050</w:t>
             </w:r>
           </w:p>
         </w:tc>
@@ -5001,7 +5331,7 @@
                 <w:sz w:val="20"/>
                 <w:szCs w:val="20"/>
               </w:rPr>
-              <w:t xml:space="preserve">≈ 40 aulas</w:t>
+              <w:t xml:space="preserve">≈ 5 colegios</w:t>
             </w:r>
           </w:p>
         </w:tc>
@@ -5057,7 +5387,7 @@
                 <w:sz w:val="20"/>
                 <w:szCs w:val="20"/>
               </w:rPr>
-              <w:t xml:space="preserve">1,07 % del SAM. Referencia sectorial de conversión freemium en EdTech: 2,6 %</w:t>
+              <w:t xml:space="preserve">17 colegios sobre 443 colegios del SAM (7,5 %). Referencia sectorial de conversión freemium en EdTech: 2,6 % a 8,5 %</w:t>
             </w:r>
           </w:p>
         </w:tc>
@@ -5084,7 +5414,7 @@
                 <w:sz w:val="20"/>
                 <w:szCs w:val="20"/>
               </w:rPr>
-              <w:t xml:space="preserve">≈ 1 %</w:t>
+              <w:t xml:space="preserve">≈ 4 %</w:t>
             </w:r>
           </w:p>
         </w:tc>
@@ -5142,7 +5472,7 @@
                 <w:sz w:val="20"/>
                 <w:szCs w:val="20"/>
               </w:rPr>
-              <w:t xml:space="preserve">Aulas activas al mes 12 (≈ 2.000 niñas y niños)</w:t>
+              <w:t xml:space="preserve">Colegios activos al mes 12 (136 aulas equivalentes, ≈ 3.400 niñas y niños)</w:t>
             </w:r>
           </w:p>
         </w:tc>
@@ -5170,7 +5500,7 @@
                 <w:sz w:val="20"/>
                 <w:szCs w:val="20"/>
               </w:rPr>
-              <w:t xml:space="preserve">80 aulas</w:t>
+              <w:t xml:space="preserve">17 colegios</w:t>
             </w:r>
           </w:p>
         </w:tc>
@@ -5226,7 +5556,7 @@
                 <w:sz w:val="20"/>
                 <w:szCs w:val="20"/>
               </w:rPr>
-              <w:t xml:space="preserve">25 aulas con licencia privada pagada y 55 aulas fiscales cubiertas por beca de ONG</w:t>
+              <w:t xml:space="preserve">12 colegios privados con licencia pagada y 5 colegios fiscales vía convenio de beca con ONG</w:t>
             </w:r>
           </w:p>
         </w:tc>
@@ -5486,7 +5816,7 @@
                 <w:sz w:val="20"/>
                 <w:szCs w:val="20"/>
               </w:rPr>
-              <w:t xml:space="preserve">Licencia privada por aula</w:t>
+              <w:t xml:space="preserve">Licencia institucional, colegios privados</w:t>
             </w:r>
           </w:p>
         </w:tc>
@@ -5513,7 +5843,7 @@
                 <w:sz w:val="20"/>
                 <w:szCs w:val="20"/>
               </w:rPr>
-              <w:t xml:space="preserve">25 aulas</w:t>
+              <w:t xml:space="preserve">12 colegios</w:t>
             </w:r>
           </w:p>
         </w:tc>
@@ -5540,7 +5870,7 @@
                 <w:sz w:val="20"/>
                 <w:szCs w:val="20"/>
               </w:rPr>
-              <w:t xml:space="preserve">2.497,50</w:t>
+              <w:t xml:space="preserve">8.500,00</w:t>
             </w:r>
           </w:p>
         </w:tc>
@@ -5567,7 +5897,7 @@
                 <w:sz w:val="20"/>
                 <w:szCs w:val="20"/>
               </w:rPr>
-              <w:t xml:space="preserve">29.970</w:t>
+              <w:t xml:space="preserve">102.000</w:t>
             </w:r>
           </w:p>
         </w:tc>
@@ -5594,7 +5924,7 @@
                 <w:sz w:val="20"/>
                 <w:szCs w:val="20"/>
               </w:rPr>
-              <w:t xml:space="preserve">2.997</w:t>
+              <w:t xml:space="preserve">10.200</w:t>
             </w:r>
           </w:p>
         </w:tc>
@@ -5623,7 +5953,7 @@
                 <w:sz w:val="20"/>
                 <w:szCs w:val="20"/>
               </w:rPr>
-              <w:t xml:space="preserve">Beca vía ONG por aula fiscal</w:t>
+              <w:t xml:space="preserve">Convenio ONG, colegios fiscales</w:t>
             </w:r>
           </w:p>
         </w:tc>
@@ -5650,7 +5980,7 @@
                 <w:sz w:val="20"/>
                 <w:szCs w:val="20"/>
               </w:rPr>
-              <w:t xml:space="preserve">55 aulas</w:t>
+              <w:t xml:space="preserve">5 colegios</w:t>
             </w:r>
           </w:p>
         </w:tc>
@@ -5677,7 +6007,7 @@
                 <w:sz w:val="20"/>
                 <w:szCs w:val="20"/>
               </w:rPr>
-              <w:t xml:space="preserve">5.494,50</w:t>
+              <w:t xml:space="preserve">2.500,00</w:t>
             </w:r>
           </w:p>
         </w:tc>
@@ -5704,7 +6034,7 @@
                 <w:sz w:val="20"/>
                 <w:szCs w:val="20"/>
               </w:rPr>
-              <w:t xml:space="preserve">65.934</w:t>
+              <w:t xml:space="preserve">30.000</w:t>
             </w:r>
           </w:p>
         </w:tc>
@@ -5731,7 +6061,7 @@
                 <w:sz w:val="20"/>
                 <w:szCs w:val="20"/>
               </w:rPr>
-              <w:t xml:space="preserve">6.593</w:t>
+              <w:t xml:space="preserve">3.000</w:t>
             </w:r>
           </w:p>
         </w:tc>
@@ -5760,7 +6090,7 @@
                 <w:sz w:val="20"/>
                 <w:szCs w:val="20"/>
               </w:rPr>
-              <w:t xml:space="preserve">Capacitación e implementación</w:t>
+              <w:t xml:space="preserve">Capacitación y recertificación anual</w:t>
             </w:r>
           </w:p>
         </w:tc>
@@ -5787,7 +6117,7 @@
                 <w:sz w:val="20"/>
                 <w:szCs w:val="20"/>
               </w:rPr>
-              <w:t xml:space="preserve">4 talleres al año</w:t>
+              <w:t xml:space="preserve">17 colegios</w:t>
             </w:r>
           </w:p>
         </w:tc>
@@ -5814,7 +6144,7 @@
                 <w:sz w:val="20"/>
                 <w:szCs w:val="20"/>
               </w:rPr>
-              <w:t xml:space="preserve">833,33</w:t>
+              <w:t xml:space="preserve">1.250,00</w:t>
             </w:r>
           </w:p>
         </w:tc>
@@ -5841,7 +6171,7 @@
                 <w:sz w:val="20"/>
                 <w:szCs w:val="20"/>
               </w:rPr>
-              <w:t xml:space="preserve">10.000</w:t>
+              <w:t xml:space="preserve">15.000</w:t>
             </w:r>
           </w:p>
         </w:tc>
@@ -5868,7 +6198,7 @@
                 <w:sz w:val="20"/>
                 <w:szCs w:val="20"/>
               </w:rPr>
-              <w:t xml:space="preserve">1.000</w:t>
+              <w:t xml:space="preserve">1.500</w:t>
             </w:r>
           </w:p>
         </w:tc>
@@ -5877,7 +6207,144 @@
         <w:tc>
           <w:tcPr>
             <w:tcW w:type="dxa" w:w="2600"/>
-            <w:shd w:fill="F4B183" w:color="auto" w:val="clear"/>
+            <w:tcMar>
+              <w:top w:type="dxa" w:w="60"/>
+              <w:left w:type="dxa" w:w="90"/>
+              <w:bottom w:type="dxa" w:w="60"/>
+              <w:right w:type="dxa" w:w="90"/>
+            </w:tcMar>
+          </w:tcPr>
+          <w:p>
+            <w:pPr>
+              <w:spacing w:after="0" w:line="240"/>
+              <w:jc w:val="left"/>
+            </w:pPr>
+            <w:r>
+              <w:rPr>
+                <w:rFonts w:ascii="Times New Roman" w:cs="Times New Roman" w:eastAsia="Times New Roman" w:hAnsi="Times New Roman"/>
+                <w:b w:val="false"/>
+                <w:bCs w:val="false"/>
+                <w:sz w:val="20"/>
+                <w:szCs w:val="20"/>
+              </w:rPr>
+              <w:t xml:space="preserve">Patrocinio RSE (paquete corporativo)</w:t>
+            </w:r>
+          </w:p>
+        </w:tc>
+        <w:tc>
+          <w:tcPr>
+            <w:tcW w:type="dxa" w:w="1560"/>
+            <w:tcMar>
+              <w:top w:type="dxa" w:w="60"/>
+              <w:left w:type="dxa" w:w="90"/>
+              <w:bottom w:type="dxa" w:w="60"/>
+              <w:right w:type="dxa" w:w="90"/>
+            </w:tcMar>
+          </w:tcPr>
+          <w:p>
+            <w:pPr>
+              <w:spacing w:after="0" w:line="240"/>
+              <w:jc w:val="right"/>
+            </w:pPr>
+            <w:r>
+              <w:rPr>
+                <w:rFonts w:ascii="Times New Roman" w:cs="Times New Roman" w:eastAsia="Times New Roman" w:hAnsi="Times New Roman"/>
+                <w:b w:val="false"/>
+                <w:bCs w:val="false"/>
+                <w:sz w:val="20"/>
+                <w:szCs w:val="20"/>
+              </w:rPr>
+              <w:t xml:space="preserve">1 patrocinio</w:t>
+            </w:r>
+          </w:p>
+        </w:tc>
+        <w:tc>
+          <w:tcPr>
+            <w:tcW w:type="dxa" w:w="1700"/>
+            <w:tcMar>
+              <w:top w:type="dxa" w:w="60"/>
+              <w:left w:type="dxa" w:w="90"/>
+              <w:bottom w:type="dxa" w:w="60"/>
+              <w:right w:type="dxa" w:w="90"/>
+            </w:tcMar>
+          </w:tcPr>
+          <w:p>
+            <w:pPr>
+              <w:spacing w:after="0" w:line="240"/>
+              <w:jc w:val="right"/>
+            </w:pPr>
+            <w:r>
+              <w:rPr>
+                <w:rFonts w:ascii="Times New Roman" w:cs="Times New Roman" w:eastAsia="Times New Roman" w:hAnsi="Times New Roman"/>
+                <w:b w:val="false"/>
+                <w:bCs w:val="false"/>
+                <w:sz w:val="20"/>
+                <w:szCs w:val="20"/>
+              </w:rPr>
+              <w:t xml:space="preserve">1.666,67</w:t>
+            </w:r>
+          </w:p>
+        </w:tc>
+        <w:tc>
+          <w:tcPr>
+            <w:tcW w:type="dxa" w:w="1750"/>
+            <w:tcMar>
+              <w:top w:type="dxa" w:w="60"/>
+              <w:left w:type="dxa" w:w="90"/>
+              <w:bottom w:type="dxa" w:w="60"/>
+              <w:right w:type="dxa" w:w="90"/>
+            </w:tcMar>
+          </w:tcPr>
+          <w:p>
+            <w:pPr>
+              <w:spacing w:after="0" w:line="240"/>
+              <w:jc w:val="right"/>
+            </w:pPr>
+            <w:r>
+              <w:rPr>
+                <w:rFonts w:ascii="Times New Roman" w:cs="Times New Roman" w:eastAsia="Times New Roman" w:hAnsi="Times New Roman"/>
+                <w:b w:val="false"/>
+                <w:bCs w:val="false"/>
+                <w:sz w:val="20"/>
+                <w:szCs w:val="20"/>
+              </w:rPr>
+              <w:t xml:space="preserve">20.000</w:t>
+            </w:r>
+          </w:p>
+        </w:tc>
+        <w:tc>
+          <w:tcPr>
+            <w:tcW w:type="dxa" w:w="1750"/>
+            <w:tcMar>
+              <w:top w:type="dxa" w:w="60"/>
+              <w:left w:type="dxa" w:w="90"/>
+              <w:bottom w:type="dxa" w:w="60"/>
+              <w:right w:type="dxa" w:w="90"/>
+            </w:tcMar>
+          </w:tcPr>
+          <w:p>
+            <w:pPr>
+              <w:spacing w:after="0" w:line="240"/>
+              <w:jc w:val="right"/>
+            </w:pPr>
+            <w:r>
+              <w:rPr>
+                <w:rFonts w:ascii="Times New Roman" w:cs="Times New Roman" w:eastAsia="Times New Roman" w:hAnsi="Times New Roman"/>
+                <w:b w:val="false"/>
+                <w:bCs w:val="false"/>
+                <w:sz w:val="20"/>
+                <w:szCs w:val="20"/>
+              </w:rPr>
+              <w:t xml:space="preserve">2.000</w:t>
+            </w:r>
+          </w:p>
+        </w:tc>
+      </w:tr>
+      <w:tr>
+        <w:tc>
+          <w:tcPr>
+            <w:tcW w:type="dxa" w:w="2600"/>
+            <w:shd w:fill="D9E2F3" w:color="auto" w:val="clear"/>
             <w:tcMar>
               <w:top w:type="dxa" w:w="60"/>
               <w:left w:type="dxa" w:w="90"/>
@@ -5898,7 +6365,286 @@
                 <w:sz w:val="20"/>
                 <w:szCs w:val="20"/>
               </w:rPr>
-              <w:t xml:space="preserve">Total a régimen (mes 12)</w:t>
+              <w:t xml:space="preserve">Subtotal núcleo institucional (mes 12)</w:t>
+            </w:r>
+          </w:p>
+        </w:tc>
+        <w:tc>
+          <w:tcPr>
+            <w:tcW w:type="dxa" w:w="1560"/>
+            <w:shd w:fill="D9E2F3" w:color="auto" w:val="clear"/>
+            <w:tcMar>
+              <w:top w:type="dxa" w:w="60"/>
+              <w:left w:type="dxa" w:w="90"/>
+              <w:bottom w:type="dxa" w:w="60"/>
+              <w:right w:type="dxa" w:w="90"/>
+            </w:tcMar>
+          </w:tcPr>
+          <w:p>
+            <w:pPr>
+              <w:spacing w:after="0" w:line="240"/>
+              <w:jc w:val="right"/>
+            </w:pPr>
+            <w:r>
+              <w:rPr>
+                <w:rFonts w:ascii="Times New Roman" w:cs="Times New Roman" w:eastAsia="Times New Roman" w:hAnsi="Times New Roman"/>
+                <w:b/>
+                <w:bCs/>
+                <w:sz w:val="20"/>
+                <w:szCs w:val="20"/>
+              </w:rPr>
+              <w:t xml:space="preserve">17 colegios</w:t>
+            </w:r>
+          </w:p>
+        </w:tc>
+        <w:tc>
+          <w:tcPr>
+            <w:tcW w:type="dxa" w:w="1700"/>
+            <w:shd w:fill="D9E2F3" w:color="auto" w:val="clear"/>
+            <w:tcMar>
+              <w:top w:type="dxa" w:w="60"/>
+              <w:left w:type="dxa" w:w="90"/>
+              <w:bottom w:type="dxa" w:w="60"/>
+              <w:right w:type="dxa" w:w="90"/>
+            </w:tcMar>
+          </w:tcPr>
+          <w:p>
+            <w:pPr>
+              <w:spacing w:after="0" w:line="240"/>
+              <w:jc w:val="right"/>
+            </w:pPr>
+            <w:r>
+              <w:rPr>
+                <w:rFonts w:ascii="Times New Roman" w:cs="Times New Roman" w:eastAsia="Times New Roman" w:hAnsi="Times New Roman"/>
+                <w:b/>
+                <w:bCs/>
+                <w:sz w:val="20"/>
+                <w:szCs w:val="20"/>
+              </w:rPr>
+              <w:t xml:space="preserve">13.916,67</w:t>
+            </w:r>
+          </w:p>
+        </w:tc>
+        <w:tc>
+          <w:tcPr>
+            <w:tcW w:type="dxa" w:w="1750"/>
+            <w:shd w:fill="D9E2F3" w:color="auto" w:val="clear"/>
+            <w:tcMar>
+              <w:top w:type="dxa" w:w="60"/>
+              <w:left w:type="dxa" w:w="90"/>
+              <w:bottom w:type="dxa" w:w="60"/>
+              <w:right w:type="dxa" w:w="90"/>
+            </w:tcMar>
+          </w:tcPr>
+          <w:p>
+            <w:pPr>
+              <w:spacing w:after="0" w:line="240"/>
+              <w:jc w:val="right"/>
+            </w:pPr>
+            <w:r>
+              <w:rPr>
+                <w:rFonts w:ascii="Times New Roman" w:cs="Times New Roman" w:eastAsia="Times New Roman" w:hAnsi="Times New Roman"/>
+                <w:b/>
+                <w:bCs/>
+                <w:sz w:val="20"/>
+                <w:szCs w:val="20"/>
+              </w:rPr>
+              <w:t xml:space="preserve">167.000</w:t>
+            </w:r>
+          </w:p>
+        </w:tc>
+        <w:tc>
+          <w:tcPr>
+            <w:tcW w:type="dxa" w:w="1750"/>
+            <w:shd w:fill="D9E2F3" w:color="auto" w:val="clear"/>
+            <w:tcMar>
+              <w:top w:type="dxa" w:w="60"/>
+              <w:left w:type="dxa" w:w="90"/>
+              <w:bottom w:type="dxa" w:w="60"/>
+              <w:right w:type="dxa" w:w="90"/>
+            </w:tcMar>
+          </w:tcPr>
+          <w:p>
+            <w:pPr>
+              <w:spacing w:after="0" w:line="240"/>
+              <w:jc w:val="right"/>
+            </w:pPr>
+            <w:r>
+              <w:rPr>
+                <w:rFonts w:ascii="Times New Roman" w:cs="Times New Roman" w:eastAsia="Times New Roman" w:hAnsi="Times New Roman"/>
+                <w:b/>
+                <w:bCs/>
+                <w:sz w:val="20"/>
+                <w:szCs w:val="20"/>
+              </w:rPr>
+              <w:t xml:space="preserve">16.700</w:t>
+            </w:r>
+          </w:p>
+        </w:tc>
+      </w:tr>
+      <w:tr>
+        <w:tc>
+          <w:tcPr>
+            <w:tcW w:type="dxa" w:w="2600"/>
+            <w:tcMar>
+              <w:top w:type="dxa" w:w="60"/>
+              <w:left w:type="dxa" w:w="90"/>
+              <w:bottom w:type="dxa" w:w="60"/>
+              <w:right w:type="dxa" w:w="90"/>
+            </w:tcMar>
+          </w:tcPr>
+          <w:p>
+            <w:pPr>
+              <w:spacing w:after="0" w:line="240"/>
+              <w:jc w:val="left"/>
+            </w:pPr>
+            <w:r>
+              <w:rPr>
+                <w:rFonts w:ascii="Times New Roman" w:cs="Times New Roman" w:eastAsia="Times New Roman" w:hAnsi="Times New Roman"/>
+                <w:b w:val="false"/>
+                <w:bCs w:val="false"/>
+                <w:sz w:val="20"/>
+                <w:szCs w:val="20"/>
+              </w:rPr>
+              <w:t xml:space="preserve">Suscripción premium familiar (expansión)</w:t>
+            </w:r>
+          </w:p>
+        </w:tc>
+        <w:tc>
+          <w:tcPr>
+            <w:tcW w:type="dxa" w:w="1560"/>
+            <w:tcMar>
+              <w:top w:type="dxa" w:w="60"/>
+              <w:left w:type="dxa" w:w="90"/>
+              <w:bottom w:type="dxa" w:w="60"/>
+              <w:right w:type="dxa" w:w="90"/>
+            </w:tcMar>
+          </w:tcPr>
+          <w:p>
+            <w:pPr>
+              <w:spacing w:after="0" w:line="240"/>
+              <w:jc w:val="right"/>
+            </w:pPr>
+            <w:r>
+              <w:rPr>
+                <w:rFonts w:ascii="Times New Roman" w:cs="Times New Roman" w:eastAsia="Times New Roman" w:hAnsi="Times New Roman"/>
+                <w:b w:val="false"/>
+                <w:bCs w:val="false"/>
+                <w:sz w:val="20"/>
+                <w:szCs w:val="20"/>
+              </w:rPr>
+              <w:t xml:space="preserve">170 familias</w:t>
+            </w:r>
+          </w:p>
+        </w:tc>
+        <w:tc>
+          <w:tcPr>
+            <w:tcW w:type="dxa" w:w="1700"/>
+            <w:tcMar>
+              <w:top w:type="dxa" w:w="60"/>
+              <w:left w:type="dxa" w:w="90"/>
+              <w:bottom w:type="dxa" w:w="60"/>
+              <w:right w:type="dxa" w:w="90"/>
+            </w:tcMar>
+          </w:tcPr>
+          <w:p>
+            <w:pPr>
+              <w:spacing w:after="0" w:line="240"/>
+              <w:jc w:val="right"/>
+            </w:pPr>
+            <w:r>
+              <w:rPr>
+                <w:rFonts w:ascii="Times New Roman" w:cs="Times New Roman" w:eastAsia="Times New Roman" w:hAnsi="Times New Roman"/>
+                <w:b w:val="false"/>
+                <w:bCs w:val="false"/>
+                <w:sz w:val="20"/>
+                <w:szCs w:val="20"/>
+              </w:rPr>
+              <w:t xml:space="preserve">5.100,00</w:t>
+            </w:r>
+          </w:p>
+        </w:tc>
+        <w:tc>
+          <w:tcPr>
+            <w:tcW w:type="dxa" w:w="1750"/>
+            <w:tcMar>
+              <w:top w:type="dxa" w:w="60"/>
+              <w:left w:type="dxa" w:w="90"/>
+              <w:bottom w:type="dxa" w:w="60"/>
+              <w:right w:type="dxa" w:w="90"/>
+            </w:tcMar>
+          </w:tcPr>
+          <w:p>
+            <w:pPr>
+              <w:spacing w:after="0" w:line="240"/>
+              <w:jc w:val="right"/>
+            </w:pPr>
+            <w:r>
+              <w:rPr>
+                <w:rFonts w:ascii="Times New Roman" w:cs="Times New Roman" w:eastAsia="Times New Roman" w:hAnsi="Times New Roman"/>
+                <w:b w:val="false"/>
+                <w:bCs w:val="false"/>
+                <w:sz w:val="20"/>
+                <w:szCs w:val="20"/>
+              </w:rPr>
+              <w:t xml:space="preserve">61.200</w:t>
+            </w:r>
+          </w:p>
+        </w:tc>
+        <w:tc>
+          <w:tcPr>
+            <w:tcW w:type="dxa" w:w="1750"/>
+            <w:tcMar>
+              <w:top w:type="dxa" w:w="60"/>
+              <w:left w:type="dxa" w:w="90"/>
+              <w:bottom w:type="dxa" w:w="60"/>
+              <w:right w:type="dxa" w:w="90"/>
+            </w:tcMar>
+          </w:tcPr>
+          <w:p>
+            <w:pPr>
+              <w:spacing w:after="0" w:line="240"/>
+              <w:jc w:val="right"/>
+            </w:pPr>
+            <w:r>
+              <w:rPr>
+                <w:rFonts w:ascii="Times New Roman" w:cs="Times New Roman" w:eastAsia="Times New Roman" w:hAnsi="Times New Roman"/>
+                <w:b w:val="false"/>
+                <w:bCs w:val="false"/>
+                <w:sz w:val="20"/>
+                <w:szCs w:val="20"/>
+              </w:rPr>
+              <w:t xml:space="preserve">6.120</w:t>
+            </w:r>
+          </w:p>
+        </w:tc>
+      </w:tr>
+      <w:tr>
+        <w:tc>
+          <w:tcPr>
+            <w:tcW w:type="dxa" w:w="2600"/>
+            <w:shd w:fill="F4B183" w:color="auto" w:val="clear"/>
+            <w:tcMar>
+              <w:top w:type="dxa" w:w="60"/>
+              <w:left w:type="dxa" w:w="90"/>
+              <w:bottom w:type="dxa" w:w="60"/>
+              <w:right w:type="dxa" w:w="90"/>
+            </w:tcMar>
+          </w:tcPr>
+          <w:p>
+            <w:pPr>
+              <w:spacing w:after="0" w:line="240"/>
+              <w:jc w:val="left"/>
+            </w:pPr>
+            <w:r>
+              <w:rPr>
+                <w:rFonts w:ascii="Times New Roman" w:cs="Times New Roman" w:eastAsia="Times New Roman" w:hAnsi="Times New Roman"/>
+                <w:b/>
+                <w:bCs/>
+                <w:sz w:val="20"/>
+                <w:szCs w:val="20"/>
+              </w:rPr>
+              <w:t xml:space="preserve">TOTAL a régimen (mes 12), con expansión</w:t>
             </w:r>
           </w:p>
         </w:tc>
@@ -5926,7 +6672,7 @@
                 <w:sz w:val="20"/>
                 <w:szCs w:val="20"/>
               </w:rPr>
-              <w:t xml:space="preserve">80 aulas</w:t>
+              <w:t xml:space="preserve">17 colegios + 170 familias</w:t>
             </w:r>
           </w:p>
         </w:tc>
@@ -5954,7 +6700,7 @@
                 <w:sz w:val="20"/>
                 <w:szCs w:val="20"/>
               </w:rPr>
-              <w:t xml:space="preserve">8.825,33</w:t>
+              <w:t xml:space="preserve">19.016,67</w:t>
             </w:r>
           </w:p>
         </w:tc>
@@ -5982,7 +6728,7 @@
                 <w:sz w:val="20"/>
                 <w:szCs w:val="20"/>
               </w:rPr>
-              <w:t xml:space="preserve">105.904</w:t>
+              <w:t xml:space="preserve">228.200</w:t>
             </w:r>
           </w:p>
         </w:tc>
@@ -6010,149 +6756,7 @@
                 <w:sz w:val="20"/>
                 <w:szCs w:val="20"/>
               </w:rPr>
-              <w:t xml:space="preserve">10.590</w:t>
-            </w:r>
-          </w:p>
-        </w:tc>
-      </w:tr>
-      <w:tr>
-        <w:tc>
-          <w:tcPr>
-            <w:tcW w:type="dxa" w:w="2600"/>
-            <w:shd w:fill="D9E2F3" w:color="auto" w:val="clear"/>
-            <w:tcMar>
-              <w:top w:type="dxa" w:w="60"/>
-              <w:left w:type="dxa" w:w="90"/>
-              <w:bottom w:type="dxa" w:w="60"/>
-              <w:right w:type="dxa" w:w="90"/>
-            </w:tcMar>
-          </w:tcPr>
-          <w:p>
-            <w:pPr>
-              <w:spacing w:after="0" w:line="240"/>
-              <w:jc w:val="left"/>
-            </w:pPr>
-            <w:r>
-              <w:rPr>
-                <w:rFonts w:ascii="Times New Roman" w:cs="Times New Roman" w:eastAsia="Times New Roman" w:hAnsi="Times New Roman"/>
-                <w:b/>
-                <w:bCs/>
-                <w:sz w:val="20"/>
-                <w:szCs w:val="20"/>
-              </w:rPr>
-              <w:t xml:space="preserve">Año 1 con rampa de adopción</w:t>
-            </w:r>
-          </w:p>
-        </w:tc>
-        <w:tc>
-          <w:tcPr>
-            <w:tcW w:type="dxa" w:w="1560"/>
-            <w:shd w:fill="D9E2F3" w:color="auto" w:val="clear"/>
-            <w:tcMar>
-              <w:top w:type="dxa" w:w="60"/>
-              <w:left w:type="dxa" w:w="90"/>
-              <w:bottom w:type="dxa" w:w="60"/>
-              <w:right w:type="dxa" w:w="90"/>
-            </w:tcMar>
-          </w:tcPr>
-          <w:p>
-            <w:pPr>
-              <w:spacing w:after="0" w:line="240"/>
-              <w:jc w:val="right"/>
-            </w:pPr>
-            <w:r>
-              <w:rPr>
-                <w:rFonts w:ascii="Times New Roman" w:cs="Times New Roman" w:eastAsia="Times New Roman" w:hAnsi="Times New Roman"/>
-                <w:b/>
-                <w:bCs/>
-                <w:sz w:val="20"/>
-                <w:szCs w:val="20"/>
-              </w:rPr>
-              <w:t xml:space="preserve">40 aulas prom.</w:t>
-            </w:r>
-          </w:p>
-        </w:tc>
-        <w:tc>
-          <w:tcPr>
-            <w:tcW w:type="dxa" w:w="1700"/>
-            <w:shd w:fill="D9E2F3" w:color="auto" w:val="clear"/>
-            <w:tcMar>
-              <w:top w:type="dxa" w:w="60"/>
-              <w:left w:type="dxa" w:w="90"/>
-              <w:bottom w:type="dxa" w:w="60"/>
-              <w:right w:type="dxa" w:w="90"/>
-            </w:tcMar>
-          </w:tcPr>
-          <w:p>
-            <w:pPr>
-              <w:spacing w:after="0" w:line="240"/>
-              <w:jc w:val="right"/>
-            </w:pPr>
-            <w:r>
-              <w:rPr>
-                <w:rFonts w:ascii="Times New Roman" w:cs="Times New Roman" w:eastAsia="Times New Roman" w:hAnsi="Times New Roman"/>
-                <w:b/>
-                <w:bCs/>
-                <w:sz w:val="20"/>
-                <w:szCs w:val="20"/>
-              </w:rPr>
-              <w:t xml:space="preserve">4.829,33</w:t>
-            </w:r>
-          </w:p>
-        </w:tc>
-        <w:tc>
-          <w:tcPr>
-            <w:tcW w:type="dxa" w:w="1750"/>
-            <w:shd w:fill="D9E2F3" w:color="auto" w:val="clear"/>
-            <w:tcMar>
-              <w:top w:type="dxa" w:w="60"/>
-              <w:left w:type="dxa" w:w="90"/>
-              <w:bottom w:type="dxa" w:w="60"/>
-              <w:right w:type="dxa" w:w="90"/>
-            </w:tcMar>
-          </w:tcPr>
-          <w:p>
-            <w:pPr>
-              <w:spacing w:after="0" w:line="240"/>
-              <w:jc w:val="right"/>
-            </w:pPr>
-            <w:r>
-              <w:rPr>
-                <w:rFonts w:ascii="Times New Roman" w:cs="Times New Roman" w:eastAsia="Times New Roman" w:hAnsi="Times New Roman"/>
-                <w:b/>
-                <w:bCs/>
-                <w:sz w:val="20"/>
-                <w:szCs w:val="20"/>
-              </w:rPr>
-              <w:t xml:space="preserve">57.952</w:t>
-            </w:r>
-          </w:p>
-        </w:tc>
-        <w:tc>
-          <w:tcPr>
-            <w:tcW w:type="dxa" w:w="1750"/>
-            <w:shd w:fill="D9E2F3" w:color="auto" w:val="clear"/>
-            <w:tcMar>
-              <w:top w:type="dxa" w:w="60"/>
-              <w:left w:type="dxa" w:w="90"/>
-              <w:bottom w:type="dxa" w:w="60"/>
-              <w:right w:type="dxa" w:w="90"/>
-            </w:tcMar>
-          </w:tcPr>
-          <w:p>
-            <w:pPr>
-              <w:spacing w:after="0" w:line="240"/>
-              <w:jc w:val="right"/>
-            </w:pPr>
-            <w:r>
-              <w:rPr>
-                <w:rFonts w:ascii="Times New Roman" w:cs="Times New Roman" w:eastAsia="Times New Roman" w:hAnsi="Times New Roman"/>
-                <w:b/>
-                <w:bCs/>
-                <w:sz w:val="20"/>
-                <w:szCs w:val="20"/>
-              </w:rPr>
-              <w:t xml:space="preserve">5.795</w:t>
+              <w:t xml:space="preserve">22.820</w:t>
             </w:r>
           </w:p>
         </w:tc>
@@ -6171,7 +6775,7 @@
           <w:sz w:val="18"/>
           <w:szCs w:val="18"/>
         </w:rPr>
-        <w:t xml:space="preserve">Tabla 6. Proyección de ingresos. La fila «a régimen» supone el nivel del mes 12 sostenido doce meses; la fila «con rampa» refleja la adopción progresiva real del primer año y es la cifra que debe usarse para planificar caja.</w:t>
+        <w:t xml:space="preserve">Tabla 6. Proyección de ingresos al mes 12. El «subtotal núcleo institucional» es la venta a colegios y ONG por sí sola; el total incluye la suscripción premium familiar desarrollada en la Sección 5. Ambas cifras deben leerse como el nivel alcanzado al cierre del primer año, no como el promedio de los doce meses.</w:t>
       </w:r>
     </w:p>
     <w:p>
@@ -8444,6 +9048,25 @@
         <w:t xml:space="preserve">2.5 Bloque V: Flujo de Ingresos</w:t>
       </w:r>
     </w:p>
+    <w:p>
+      <w:pPr>
+        <w:spacing w:after="120" w:before="0" w:line="360"/>
+        <w:ind w:firstLine="720"/>
+        <w:jc w:val="left"/>
+      </w:pPr>
+      <w:r>
+        <w:rPr>
+          <w:rFonts w:ascii="Times New Roman" w:cs="Times New Roman" w:eastAsia="Times New Roman" w:hAnsi="Times New Roman"/>
+          <w:b w:val="false"/>
+          <w:bCs w:val="false"/>
+          <w:i w:val="false"/>
+          <w:iCs w:val="false"/>
+          <w:sz w:val="24"/>
+          <w:szCs w:val="24"/>
+        </w:rPr>
+        <w:t xml:space="preserve">El modelo distingue dos motores de ingreso con lógicas de compra distintas: uno institucional (el colegio o la ONG paga por proteger a todo un grupo) y uno directo a familias (el padre o la madre paga por contenido adicional para su propio hijo o hija). El primero financia el núcleo de prevención; el segundo, desarrollado en la Sección 5, es lo que permite que el proyecto deje de depender exclusivamente de la venta institucional y de la subvención.</w:t>
+      </w:r>
+    </w:p>
     <w:tbl>
       <w:tblPr>
         <w:tblW w:type="dxa" w:w="9360"/>
@@ -8607,7 +9230,7 @@
                 <w:sz w:val="20"/>
                 <w:szCs w:val="20"/>
               </w:rPr>
-              <w:t xml:space="preserve">Licencia por aula</w:t>
+              <w:t xml:space="preserve">Licencia institucional anual</w:t>
             </w:r>
           </w:p>
         </w:tc>
@@ -8634,7 +9257,7 @@
                 <w:sz w:val="20"/>
                 <w:szCs w:val="20"/>
               </w:rPr>
-              <w:t xml:space="preserve">Colegio privado o de convenio</w:t>
+              <w:t xml:space="preserve">Colegio privado o de convenio, todas sus aulas de primaria</w:t>
             </w:r>
           </w:p>
         </w:tc>
@@ -8661,7 +9284,7 @@
                 <w:sz w:val="20"/>
                 <w:szCs w:val="20"/>
               </w:rPr>
-              <w:t xml:space="preserve">US$ 9,99 (Bs 99,90) por aula al mes</w:t>
+              <w:t xml:space="preserve">US$ 850 (Bs 8.500) por colegio al año</w:t>
             </w:r>
           </w:p>
         </w:tc>
@@ -8688,7 +9311,7 @@
                 <w:sz w:val="20"/>
                 <w:szCs w:val="20"/>
               </w:rPr>
-              <w:t xml:space="preserve">Suscripción mensual o anual anticipada</w:t>
+              <w:t xml:space="preserve">Pago anual anticipado, alineado al ciclo de matrícula</w:t>
             </w:r>
           </w:p>
         </w:tc>
@@ -8717,7 +9340,7 @@
                 <w:sz w:val="20"/>
                 <w:szCs w:val="20"/>
               </w:rPr>
-              <w:t xml:space="preserve">Contrato de beca</w:t>
+              <w:t xml:space="preserve">Convenio de beca</w:t>
             </w:r>
           </w:p>
         </w:tc>
@@ -8744,7 +9367,7 @@
                 <w:sz w:val="20"/>
                 <w:szCs w:val="20"/>
               </w:rPr>
-              <w:t xml:space="preserve">ONG con programa escolar</w:t>
+              <w:t xml:space="preserve">ONG con programa escolar, colegio fiscal</w:t>
             </w:r>
           </w:p>
         </w:tc>
@@ -8771,7 +9394,7 @@
                 <w:sz w:val="20"/>
                 <w:szCs w:val="20"/>
               </w:rPr>
-              <w:t xml:space="preserve">Negociado por volumen de aulas</w:t>
+              <w:t xml:space="preserve">US$ 600 (Bs 6.000) por colegio al año, tarifa negociada</w:t>
             </w:r>
           </w:p>
         </w:tc>
@@ -8827,7 +9450,7 @@
                 <w:sz w:val="20"/>
                 <w:szCs w:val="20"/>
               </w:rPr>
-              <w:t xml:space="preserve">Capacitación e implementación</w:t>
+              <w:t xml:space="preserve">Capacitación y recertificación</w:t>
             </w:r>
           </w:p>
         </w:tc>
@@ -8881,7 +9504,7 @@
                 <w:sz w:val="20"/>
                 <w:szCs w:val="20"/>
               </w:rPr>
-              <w:t xml:space="preserve">Bs 2.500 (US$ 250) por taller de 4 horas</w:t>
+              <w:t xml:space="preserve">US$ 88 (Bs 880) por colegio al año</w:t>
             </w:r>
           </w:p>
         </w:tc>
@@ -8908,7 +9531,7 @@
                 <w:sz w:val="20"/>
                 <w:szCs w:val="20"/>
               </w:rPr>
-              <w:t xml:space="preserve">Contra entrega del taller</w:t>
+              <w:t xml:space="preserve">Anual, incluida en la renovación</w:t>
             </w:r>
           </w:p>
         </w:tc>
@@ -8937,7 +9560,7 @@
                 <w:sz w:val="20"/>
                 <w:szCs w:val="20"/>
               </w:rPr>
-              <w:t xml:space="preserve">Patrocinio</w:t>
+              <w:t xml:space="preserve">Patrocinio corporativo</w:t>
             </w:r>
           </w:p>
         </w:tc>
@@ -8991,7 +9614,7 @@
                 <w:sz w:val="20"/>
                 <w:szCs w:val="20"/>
               </w:rPr>
-              <w:t xml:space="preserve">Por escuela o distrito adoptado</w:t>
+              <w:t xml:space="preserve">Desde US$ 2.000 (Bs 20.000) por paquete de varios colegios</w:t>
             </w:r>
           </w:p>
         </w:tc>
@@ -9018,7 +9641,7 @@
                 <w:sz w:val="20"/>
                 <w:szCs w:val="20"/>
               </w:rPr>
-              <w:t xml:space="preserve">Convenio anual</w:t>
+              <w:t xml:space="preserve">Convenio anual, con reporte de impacto</w:t>
             </w:r>
           </w:p>
         </w:tc>
@@ -9047,6 +9670,116 @@
                 <w:sz w:val="20"/>
                 <w:szCs w:val="20"/>
               </w:rPr>
+              <w:t xml:space="preserve">Suscripción premium familiar</w:t>
+            </w:r>
+          </w:p>
+        </w:tc>
+        <w:tc>
+          <w:tcPr>
+            <w:tcW w:type="dxa" w:w="2200"/>
+            <w:tcMar>
+              <w:top w:type="dxa" w:w="60"/>
+              <w:left w:type="dxa" w:w="90"/>
+              <w:bottom w:type="dxa" w:w="60"/>
+              <w:right w:type="dxa" w:w="90"/>
+            </w:tcMar>
+          </w:tcPr>
+          <w:p>
+            <w:pPr>
+              <w:spacing w:after="0" w:line="240"/>
+              <w:jc w:val="right"/>
+            </w:pPr>
+            <w:r>
+              <w:rPr>
+                <w:rFonts w:ascii="Times New Roman" w:cs="Times New Roman" w:eastAsia="Times New Roman" w:hAnsi="Times New Roman"/>
+                <w:b w:val="false"/>
+                <w:bCs w:val="false"/>
+                <w:sz w:val="20"/>
+                <w:szCs w:val="20"/>
+              </w:rPr>
+              <w:t xml:space="preserve">Familia, de forma directa y voluntaria</w:t>
+            </w:r>
+          </w:p>
+        </w:tc>
+        <w:tc>
+          <w:tcPr>
+            <w:tcW w:type="dxa" w:w="2280"/>
+            <w:tcMar>
+              <w:top w:type="dxa" w:w="60"/>
+              <w:left w:type="dxa" w:w="90"/>
+              <w:bottom w:type="dxa" w:w="60"/>
+              <w:right w:type="dxa" w:w="90"/>
+            </w:tcMar>
+          </w:tcPr>
+          <w:p>
+            <w:pPr>
+              <w:spacing w:after="0" w:line="240"/>
+              <w:jc w:val="right"/>
+            </w:pPr>
+            <w:r>
+              <w:rPr>
+                <w:rFonts w:ascii="Times New Roman" w:cs="Times New Roman" w:eastAsia="Times New Roman" w:hAnsi="Times New Roman"/>
+                <w:b w:val="false"/>
+                <w:bCs w:val="false"/>
+                <w:sz w:val="20"/>
+                <w:szCs w:val="20"/>
+              </w:rPr>
+              <w:t xml:space="preserve">US$ 3 (Bs 30) al mes por familia</w:t>
+            </w:r>
+          </w:p>
+        </w:tc>
+        <w:tc>
+          <w:tcPr>
+            <w:tcW w:type="dxa" w:w="2280"/>
+            <w:tcMar>
+              <w:top w:type="dxa" w:w="60"/>
+              <w:left w:type="dxa" w:w="90"/>
+              <w:bottom w:type="dxa" w:w="60"/>
+              <w:right w:type="dxa" w:w="90"/>
+            </w:tcMar>
+          </w:tcPr>
+          <w:p>
+            <w:pPr>
+              <w:spacing w:after="0" w:line="240"/>
+              <w:jc w:val="right"/>
+            </w:pPr>
+            <w:r>
+              <w:rPr>
+                <w:rFonts w:ascii="Times New Roman" w:cs="Times New Roman" w:eastAsia="Times New Roman" w:hAnsi="Times New Roman"/>
+                <w:b w:val="false"/>
+                <w:bCs w:val="false"/>
+                <w:sz w:val="20"/>
+                <w:szCs w:val="20"/>
+              </w:rPr>
+              <w:t xml:space="preserve">Suscripción mensual, cancelable en cualquier momento</w:t>
+            </w:r>
+          </w:p>
+        </w:tc>
+      </w:tr>
+      <w:tr>
+        <w:tc>
+          <w:tcPr>
+            <w:tcW w:type="dxa" w:w="2600"/>
+            <w:tcMar>
+              <w:top w:type="dxa" w:w="60"/>
+              <w:left w:type="dxa" w:w="90"/>
+              <w:bottom w:type="dxa" w:w="60"/>
+              <w:right w:type="dxa" w:w="90"/>
+            </w:tcMar>
+          </w:tcPr>
+          <w:p>
+            <w:pPr>
+              <w:spacing w:after="0" w:line="240"/>
+              <w:jc w:val="left"/>
+            </w:pPr>
+            <w:r>
+              <w:rPr>
+                <w:rFonts w:ascii="Times New Roman" w:cs="Times New Roman" w:eastAsia="Times New Roman" w:hAnsi="Times New Roman"/>
+                <w:b w:val="false"/>
+                <w:bCs w:val="false"/>
+                <w:sz w:val="20"/>
+                <w:szCs w:val="20"/>
+              </w:rPr>
               <w:t xml:space="preserve">Subvenciones</w:t>
             </w:r>
           </w:p>
@@ -9128,7 +9861,7 @@
                 <w:sz w:val="20"/>
                 <w:szCs w:val="20"/>
               </w:rPr>
-              <w:t xml:space="preserve">Solo desarrollo y evaluación</w:t>
+              <w:t xml:space="preserve">Solo desarrollo y evaluación, nunca operación</w:t>
             </w:r>
           </w:p>
         </w:tc>
@@ -9166,7 +9899,7 @@
           <w:sz w:val="24"/>
           <w:szCs w:val="24"/>
         </w:rPr>
-        <w:t xml:space="preserve">Quedan excluidas de manera permanente tres fuentes: el cobro directo a niñas, niños o familias; la publicidad dentro del producto; y cualquier forma de venta o aprovechamiento de datos de menores. La exclusión no responde solo a un criterio ético: un producto de protección infantil que monetiza la atención de los menores pierde la confianza institucional que constituye su principal activo comercial.</w:t>
+        <w:t xml:space="preserve">Quedan excluidas de manera permanente dos prácticas: la publicidad dentro del producto y cualquier forma de venta o aprovechamiento de datos de menores. La suscripción familiar es la única fuente que toca directamente el bolsillo de una familia, y por eso tiene una condición que no se negocia: paga por contenido adicional de aprendizaje —nunca por el núcleo de prevención, que el colegio o la ONG ya cubrieron, y que sigue siendo accesible sin ese pago—. Cobrarle a una familia por la parte de protección sería exactamente lo que este documento excluye en la Sección 2.2.4, y debilitaría la confianza institucional que sostiene la venta a colegios.</w:t>
       </w:r>
     </w:p>
     <w:p>
@@ -9185,7 +9918,7 @@
           <w:sz w:val="24"/>
           <w:szCs w:val="24"/>
         </w:rPr>
-        <w:t xml:space="preserve">La política de precios incorpora un subsidio cruzado: el margen de contribución de cada aula privada permite financiar el costo variable de aproximadamente tres aulas fiscales, lo que hace viable el compromiso de gratuidad para escuelas públicas sin depender exclusivamente de subvenciones.</w:t>
+        <w:t xml:space="preserve">La política de precios incorpora un subsidio cruzado: el margen de contribución de cada colegio privado permite financiar una parte relevante del costo variable de un colegio fiscal, lo que hace viable el compromiso de gratuidad para escuelas públicas sin depender exclusivamente de subvenciones.</w:t>
       </w:r>
     </w:p>
     <w:p>
@@ -14777,6 +15510,25 @@
         <w:t xml:space="preserve">2.9.5 Total de costos</w:t>
       </w:r>
     </w:p>
+    <w:p>
+      <w:pPr>
+        <w:spacing w:after="120" w:before="0" w:line="360"/>
+        <w:ind w:firstLine="720"/>
+        <w:jc w:val="left"/>
+      </w:pPr>
+      <w:r>
+        <w:rPr>
+          <w:rFonts w:ascii="Times New Roman" w:cs="Times New Roman" w:eastAsia="Times New Roman" w:hAnsi="Times New Roman"/>
+          <w:b w:val="false"/>
+          <w:bCs w:val="false"/>
+          <w:i w:val="false"/>
+          <w:iCs w:val="false"/>
+          <w:sz w:val="24"/>
+          <w:szCs w:val="24"/>
+        </w:rPr>
+        <w:t xml:space="preserve">Al nivel de operación del SOM (17 colegios, 136 aulas equivalentes), el costo variable se calcula multiplicando el costo por aula de las tablas 14 y 15 por las 136 aulas atendidas.</w:t>
+      </w:r>
+    </w:p>
     <w:tbl>
       <w:tblPr>
         <w:tblW w:type="dxa" w:w="9360"/>
@@ -14910,7 +15662,7 @@
                 <w:sz w:val="20"/>
                 <w:szCs w:val="20"/>
               </w:rPr>
-              <w:t xml:space="preserve">Costo variable (por uso) — 40 aulas</w:t>
+              <w:t xml:space="preserve">Costo variable (por uso) — 136 aulas (17 colegios)</w:t>
             </w:r>
           </w:p>
         </w:tc>
@@ -14937,7 +15689,7 @@
                 <w:sz w:val="20"/>
                 <w:szCs w:val="20"/>
               </w:rPr>
-              <w:t xml:space="preserve">125,20</w:t>
+              <w:t xml:space="preserve">425,68</w:t>
             </w:r>
           </w:p>
         </w:tc>
@@ -14964,7 +15716,7 @@
                 <w:sz w:val="20"/>
                 <w:szCs w:val="20"/>
               </w:rPr>
-              <w:t xml:space="preserve">12,52</w:t>
+              <w:t xml:space="preserve">42,57</w:t>
             </w:r>
           </w:p>
         </w:tc>
@@ -14993,7 +15745,7 @@
                 <w:sz w:val="20"/>
                 <w:szCs w:val="20"/>
               </w:rPr>
-              <w:t xml:space="preserve">Costo variable (mano de obra directa) — 40 aulas</w:t>
+              <w:t xml:space="preserve">Costo variable (mano de obra directa) — 136 aulas (17 colegios)</w:t>
             </w:r>
           </w:p>
         </w:tc>
@@ -15020,7 +15772,7 @@
                 <w:sz w:val="20"/>
                 <w:szCs w:val="20"/>
               </w:rPr>
-              <w:t xml:space="preserve">1.700,00</w:t>
+              <w:t xml:space="preserve">5.780,00</w:t>
             </w:r>
           </w:p>
         </w:tc>
@@ -15047,7 +15799,7 @@
                 <w:sz w:val="20"/>
                 <w:szCs w:val="20"/>
               </w:rPr>
-              <w:t xml:space="preserve">170,00</w:t>
+              <w:t xml:space="preserve">578,00</w:t>
             </w:r>
           </w:p>
         </w:tc>
@@ -15103,7 +15855,7 @@
                 <w:sz w:val="20"/>
                 <w:szCs w:val="20"/>
               </w:rPr>
-              <w:t xml:space="preserve">3.260,00</w:t>
+              <w:t xml:space="preserve">940,00</w:t>
             </w:r>
           </w:p>
         </w:tc>
@@ -15130,7 +15882,7 @@
                 <w:sz w:val="20"/>
                 <w:szCs w:val="20"/>
               </w:rPr>
-              <w:t xml:space="preserve">326,00</w:t>
+              <w:t xml:space="preserve">94,00</w:t>
             </w:r>
           </w:p>
         </w:tc>
@@ -15188,7 +15940,7 @@
                 <w:sz w:val="20"/>
                 <w:szCs w:val="20"/>
               </w:rPr>
-              <w:t xml:space="preserve">5.085,20</w:t>
+              <w:t xml:space="preserve">7.145,68</w:t>
             </w:r>
           </w:p>
         </w:tc>
@@ -15216,7 +15968,7 @@
                 <w:sz w:val="20"/>
                 <w:szCs w:val="20"/>
               </w:rPr>
-              <w:t xml:space="preserve">508,52</w:t>
+              <w:t xml:space="preserve">714,57</w:t>
             </w:r>
           </w:p>
         </w:tc>
@@ -15245,7 +15997,7 @@
                 <w:sz w:val="20"/>
                 <w:szCs w:val="20"/>
               </w:rPr>
-              <w:t xml:space="preserve">Margen de utilidad objetivo (20 %)</w:t>
+              <w:t xml:space="preserve">Ingreso a régimen, núcleo institucional (Tabla 6)</w:t>
             </w:r>
           </w:p>
         </w:tc>
@@ -15272,7 +16024,7 @@
                 <w:sz w:val="20"/>
                 <w:szCs w:val="20"/>
               </w:rPr>
-              <w:t xml:space="preserve">1.017,04</w:t>
+              <w:t xml:space="preserve">13.916,67</w:t>
             </w:r>
           </w:p>
         </w:tc>
@@ -15299,7 +16051,7 @@
                 <w:sz w:val="20"/>
                 <w:szCs w:val="20"/>
               </w:rPr>
-              <w:t xml:space="preserve">101,70</w:t>
+              <w:t xml:space="preserve">1.391,67</w:t>
             </w:r>
           </w:p>
         </w:tc>
@@ -15329,7 +16081,7 @@
                 <w:sz w:val="20"/>
                 <w:szCs w:val="20"/>
               </w:rPr>
-              <w:t xml:space="preserve">TOTAL</w:t>
+              <w:t xml:space="preserve">Resultado antes de sueldos</w:t>
             </w:r>
           </w:p>
         </w:tc>
@@ -15357,7 +16109,7 @@
                 <w:sz w:val="20"/>
                 <w:szCs w:val="20"/>
               </w:rPr>
-              <w:t xml:space="preserve">6.102,24</w:t>
+              <w:t xml:space="preserve">6.770,99</w:t>
             </w:r>
           </w:p>
         </w:tc>
@@ -15385,7 +16137,7 @@
                 <w:sz w:val="20"/>
                 <w:szCs w:val="20"/>
               </w:rPr>
-              <w:t xml:space="preserve">610,22</w:t>
+              <w:t xml:space="preserve">677,10</w:t>
             </w:r>
           </w:p>
         </w:tc>
@@ -15404,7 +16156,7 @@
           <w:sz w:val="18"/>
           <w:szCs w:val="18"/>
         </w:rPr>
-        <w:t xml:space="preserve">Tabla 18. Total de costos mensuales al nivel promedio de operación del primer año (40 aulas activas). El margen objetivo se reinvierte en gratuidad para escuelas fiscales.</w:t>
+        <w:t xml:space="preserve">Tabla 18. Total de costos mensuales al nivel del SOM (17 colegios, 136 aulas). El resultado antes de sueldos es lo disponible para pagar equipo; se compara con distintos escenarios de equipo pagado en la Sección 5.</w:t>
       </w:r>
     </w:p>
     <w:p>
@@ -15469,7 +16221,7 @@
           <w:sz w:val="24"/>
           <w:szCs w:val="24"/>
         </w:rPr>
-        <w:t xml:space="preserve">El modelo arroja dos puntos de equilibrio distintos, y la diferencia entre ambos es relevante para quien evalúa la inversión.</w:t>
+        <w:t xml:space="preserve">El cálculo se hace sobre la unidad de venta real, el colegio completo (8 aulas en promedio), y arroja dos puntos de equilibrio distintos según si se valoriza o no el trabajo del equipo fundador.</w:t>
       </w:r>
     </w:p>
     <w:tbl>
@@ -15605,7 +16357,7 @@
                 <w:sz w:val="20"/>
                 <w:szCs w:val="20"/>
               </w:rPr>
-              <w:t xml:space="preserve">Precio por aula al mes</w:t>
+              <w:t xml:space="preserve">Precio por colegio al año</w:t>
             </w:r>
           </w:p>
         </w:tc>
@@ -15632,7 +16384,7 @@
                 <w:sz w:val="20"/>
                 <w:szCs w:val="20"/>
               </w:rPr>
-              <w:t xml:space="preserve">Bs 99,90 (US$ 9,99)</w:t>
+              <w:t xml:space="preserve">Bs 8.500 (US$ 850)</w:t>
             </w:r>
           </w:p>
         </w:tc>
@@ -15659,7 +16411,7 @@
                 <w:sz w:val="20"/>
                 <w:szCs w:val="20"/>
               </w:rPr>
-              <w:t xml:space="preserve">Bs 99,90 (US$ 9,99)</w:t>
+              <w:t xml:space="preserve">Bs 8.500 (US$ 850)</w:t>
             </w:r>
           </w:p>
         </w:tc>
@@ -15688,7 +16440,7 @@
                 <w:sz w:val="20"/>
                 <w:szCs w:val="20"/>
               </w:rPr>
-              <w:t xml:space="preserve">Costo variable por aula</w:t>
+              <w:t xml:space="preserve">Costo variable por colegio al año</w:t>
             </w:r>
           </w:p>
         </w:tc>
@@ -15715,7 +16467,7 @@
                 <w:sz w:val="20"/>
                 <w:szCs w:val="20"/>
               </w:rPr>
-              <w:t xml:space="preserve">Bs 3,13 (US$ 0,31)</w:t>
+              <w:t xml:space="preserve">Bs 300 (US$ 30)</w:t>
             </w:r>
           </w:p>
         </w:tc>
@@ -15742,7 +16494,7 @@
                 <w:sz w:val="20"/>
                 <w:szCs w:val="20"/>
               </w:rPr>
-              <w:t xml:space="preserve">Bs 45,63 (US$ 4,56)</w:t>
+              <w:t xml:space="preserve">Bs 4.380 (US$ 438)</w:t>
             </w:r>
           </w:p>
         </w:tc>
@@ -15798,7 +16550,7 @@
                 <w:sz w:val="20"/>
                 <w:szCs w:val="20"/>
               </w:rPr>
-              <w:t xml:space="preserve">Bs 96,77 (US$ 9,68)</w:t>
+              <w:t xml:space="preserve">Bs 8.200 (US$ 820)</w:t>
             </w:r>
           </w:p>
         </w:tc>
@@ -15825,7 +16577,7 @@
                 <w:sz w:val="20"/>
                 <w:szCs w:val="20"/>
               </w:rPr>
-              <w:t xml:space="preserve">Bs 54,27 (US$ 5,43)</w:t>
+              <w:t xml:space="preserve">Bs 4.120 (US$ 412)</w:t>
             </w:r>
           </w:p>
         </w:tc>
@@ -15854,7 +16606,7 @@
                 <w:sz w:val="20"/>
                 <w:szCs w:val="20"/>
               </w:rPr>
-              <w:t xml:space="preserve">Costos fijos mensuales</w:t>
+              <w:t xml:space="preserve">Costos fijos anuales (mes 4 en adelante)</w:t>
             </w:r>
           </w:p>
         </w:tc>
@@ -15881,7 +16633,7 @@
                 <w:sz w:val="20"/>
                 <w:szCs w:val="20"/>
               </w:rPr>
-              <w:t xml:space="preserve">Bs 3.260 (US$ 326)</w:t>
+              <w:t xml:space="preserve">Bs 11.280 (US$ 1.128)</w:t>
             </w:r>
           </w:p>
         </w:tc>
@@ -15908,7 +16660,7 @@
                 <w:sz w:val="20"/>
                 <w:szCs w:val="20"/>
               </w:rPr>
-              <w:t xml:space="preserve">Bs 3.260 (US$ 326)</w:t>
+              <w:t xml:space="preserve">Bs 11.280 (US$ 1.128)</w:t>
             </w:r>
           </w:p>
         </w:tc>
@@ -15938,7 +16690,7 @@
                 <w:sz w:val="20"/>
                 <w:szCs w:val="20"/>
               </w:rPr>
-              <w:t xml:space="preserve">Punto de equilibrio en aulas</w:t>
+              <w:t xml:space="preserve">Punto de equilibrio en colegios</w:t>
             </w:r>
           </w:p>
         </w:tc>
@@ -15966,7 +16718,7 @@
                 <w:sz w:val="20"/>
                 <w:szCs w:val="20"/>
               </w:rPr>
-              <w:t xml:space="preserve">34 aulas</w:t>
+              <w:t xml:space="preserve">2 colegios</w:t>
             </w:r>
           </w:p>
         </w:tc>
@@ -15994,7 +16746,7 @@
                 <w:sz w:val="20"/>
                 <w:szCs w:val="20"/>
               </w:rPr>
-              <w:t xml:space="preserve">61 aulas</w:t>
+              <w:t xml:space="preserve">3 colegios</w:t>
             </w:r>
           </w:p>
         </w:tc>
@@ -16052,7 +16804,7 @@
                 <w:sz w:val="20"/>
                 <w:szCs w:val="20"/>
               </w:rPr>
-              <w:t xml:space="preserve">Bs 3.397 al mes (US$ 340)</w:t>
+              <w:t xml:space="preserve">Bs 974 al mes (US$ 97)</w:t>
             </w:r>
           </w:p>
         </w:tc>
@@ -16080,7 +16832,7 @@
                 <w:sz w:val="20"/>
                 <w:szCs w:val="20"/>
               </w:rPr>
-              <w:t xml:space="preserve">Bs 6.094 al mes (US$ 609)</w:t>
+              <w:t xml:space="preserve">Bs 1.940 al mes (US$ 194)</w:t>
             </w:r>
           </w:p>
         </w:tc>
@@ -16099,7 +16851,7 @@
           <w:sz w:val="18"/>
           <w:szCs w:val="18"/>
         </w:rPr>
-        <w:t xml:space="preserve">Tabla 19. Punto de equilibrio. El escenario de caja refleja el primer año, con el equipo fundador aportando su trabajo; el escenario económico pleno valoriza esa mano de obra a precio de mercado. Los umbrales se redondean al aula entera superior: el cálculo exacto arroja 33,7 y 60,1 aulas respectivamente.</w:t>
+        <w:t xml:space="preserve">Tabla 19. Punto de equilibrio operativo. El escenario de caja refleja el primer año, con el equipo fundador aportando su trabajo; el escenario económico pleno valoriza esa mano de obra a precio de mercado. Los umbrales en colegios se redondean hacia arriba: el cálculo exacto da 1,4 y 2,7 colegios respectivamente.</w:t>
       </w:r>
     </w:p>
     <w:p>
@@ -16118,7 +16870,7 @@
           <w:sz w:val="24"/>
           <w:szCs w:val="24"/>
         </w:rPr>
-        <w:t xml:space="preserve">La lectura es la siguiente: con 34 aulas activas el proyecto cubre todos sus desembolsos reales del primer año. Con 61 aulas cubre además el valor de mercado del trabajo del equipo, lo que significa que a partir de ese nivel el modelo podría pagar sueldos y sostenerse sin depender del aporte fundador. La meta de 80 aulas al mes 12 sitúa al proyecto por encima de ambos umbrales al cierre del primer año.</w:t>
+        <w:t xml:space="preserve">Este umbral —cubrir los desembolsos operativos, sin sueldos— se alcanza con apenas 2 o 3 colegios, muy por debajo de la meta de 17 colegios al mes 12. Es una buena noticia limitada: confirma que el producto no pierde dinero por operar, pero no dice nada todavía sobre si puede pagarle a alguien. Esa es una pregunta distinta, y la respuesta depende de cuántos colegios y cuántas familias suscritas se sumen — se desarrolla con números propios en la Sección 5.</w:t>
       </w:r>
     </w:p>
     <w:p>
@@ -16651,7 +17403,26 @@
         <w:spacing w:after="160" w:before="280" w:line="360"/>
       </w:pPr>
       <w:r>
-        <w:t xml:space="preserve">5. Conclusiones y Recomendaciones</w:t>
+        <w:t xml:space="preserve">5. Ruta de Expansión y Sostenibilidad</w:t>
+      </w:r>
+    </w:p>
+    <w:p>
+      <w:pPr>
+        <w:spacing w:after="120" w:before="0" w:line="360"/>
+        <w:ind w:firstLine="720"/>
+        <w:jc w:val="left"/>
+      </w:pPr>
+      <w:r>
+        <w:rPr>
+          <w:rFonts w:ascii="Times New Roman" w:cs="Times New Roman" w:eastAsia="Times New Roman" w:hAnsi="Times New Roman"/>
+          <w:b w:val="false"/>
+          <w:bCs w:val="false"/>
+          <w:i w:val="false"/>
+          <w:iCs w:val="false"/>
+          <w:sz w:val="24"/>
+          <w:szCs w:val="24"/>
+        </w:rPr>
+        <w:t xml:space="preserve">Esta sección responde una pregunta que el análisis de costos e ingresos deja abierta: el núcleo institucional cubre sus propios costos operativos desde apenas 2 o 3 colegios, pero eso no significa que pueda pagarle a alguien. Cubrir un equipo real —empezando por la supervisión psicológica remunerada, que hoy la aporta Arianna sin cobrar— exige una segunda fuente de ingresos, directa a las familias. Esta sección la desarrolla con números propios, y queda fuera del alcance del producto mínimo evaluado en esta convocatoria: es la hoja de ruta para el año posterior a la validación, no una promesa de esta entrega.</w:t>
       </w:r>
     </w:p>
     <w:p>
@@ -16669,7 +17440,2033 @@
           <w:sz w:val="24"/>
           <w:szCs w:val="24"/>
         </w:rPr>
-        <w:t xml:space="preserve">5.1 Conclusiones</w:t>
+        <w:t xml:space="preserve">5.1 Por qué un segundo motor de ingresos, y por qué directo a familias</w:t>
+      </w:r>
+    </w:p>
+    <w:p>
+      <w:pPr>
+        <w:spacing w:after="120" w:before="0" w:line="360"/>
+        <w:ind w:firstLine="720"/>
+        <w:jc w:val="left"/>
+      </w:pPr>
+      <w:r>
+        <w:rPr>
+          <w:rFonts w:ascii="Times New Roman" w:cs="Times New Roman" w:eastAsia="Times New Roman" w:hAnsi="Times New Roman"/>
+          <w:b w:val="false"/>
+          <w:bCs w:val="false"/>
+          <w:i w:val="false"/>
+          <w:iCs w:val="false"/>
+          <w:sz w:val="24"/>
+          <w:szCs w:val="24"/>
+        </w:rPr>
+        <w:t xml:space="preserve">Un colegio o una ONG pagan para proteger a todo un grupo: es una decisión institucional, de compra poco frecuente y ciclo largo. Una familia que quiere que su hijo aprenda inglés, entienda la inteligencia artificial o practique habilidades para la vida toma una decisión de otro tipo: individual, más frecuente, y con una disposición a pagar que el propio equipo observa en el mercado boliviano (cursos de inglés, plataformas de aprendizaje, tutorías). Son dos lógicas de compra distintas, y por eso conviene tratarlas como dos motores separados en vez de intentar que uno financie al otro.</w:t>
+      </w:r>
+    </w:p>
+    <w:p>
+      <w:pPr>
+        <w:spacing w:after="120" w:before="0" w:line="360"/>
+        <w:jc w:val="left"/>
+      </w:pPr>
+      <w:r>
+        <w:rPr>
+          <w:rFonts w:ascii="Times New Roman" w:cs="Times New Roman" w:eastAsia="Times New Roman" w:hAnsi="Times New Roman"/>
+          <w:b/>
+          <w:bCs/>
+          <w:i w:val="false"/>
+          <w:iCs w:val="false"/>
+          <w:sz w:val="24"/>
+          <w:szCs w:val="24"/>
+        </w:rPr>
+        <w:t xml:space="preserve">5.2 Qué se ofrece y qué principio no se negocia</w:t>
+      </w:r>
+    </w:p>
+    <w:p>
+      <w:pPr>
+        <w:spacing w:after="120" w:before="0" w:line="360"/>
+        <w:ind w:firstLine="720"/>
+        <w:jc w:val="left"/>
+      </w:pPr>
+      <w:r>
+        <w:rPr>
+          <w:rFonts w:ascii="Times New Roman" w:cs="Times New Roman" w:eastAsia="Times New Roman" w:hAnsi="Times New Roman"/>
+          <w:b w:val="false"/>
+          <w:bCs w:val="false"/>
+          <w:i w:val="false"/>
+          <w:iCs w:val="false"/>
+          <w:sz w:val="24"/>
+          <w:szCs w:val="24"/>
+        </w:rPr>
+        <w:t xml:space="preserve">El núcleo de prevención —los cuatro episodios, la capacitación docente, el panel del facilitador y el protocolo de derivación— sigue siendo lo que paga el colegio o la ONG, y sigue siendo accesible para el niño sin que la familia pague nada por él. La suscripción premium familiar desbloquea módulos adicionales, construidos sobre la misma mascota y el mismo mundo de la isla, pero con un contenido distinto:</w:t>
+      </w:r>
+    </w:p>
+    <w:tbl>
+      <w:tblPr>
+        <w:tblW w:type="dxa" w:w="9360"/>
+        <w:tblBorders>
+          <w:top w:val="single" w:color="808080" w:sz="4"/>
+          <w:left w:val="single" w:color="808080" w:sz="4"/>
+          <w:bottom w:val="single" w:color="808080" w:sz="4"/>
+          <w:right w:val="single" w:color="808080" w:sz="4"/>
+          <w:insideH w:val="single" w:color="BFBFBF" w:sz="2"/>
+          <w:insideV w:val="single" w:color="BFBFBF" w:sz="2"/>
+        </w:tblBorders>
+      </w:tblPr>
+      <w:tblGrid>
+        <w:gridCol w:w="2200"/>
+        <w:gridCol w:w="3160"/>
+        <w:gridCol w:w="2000"/>
+        <w:gridCol w:w="2000"/>
+      </w:tblGrid>
+      <w:tr>
+        <w:trPr>
+          <w:tblHeader/>
+        </w:trPr>
+        <w:tc>
+          <w:tcPr>
+            <w:tcW w:type="dxa" w:w="2200"/>
+            <w:shd w:fill="1F3864" w:color="auto" w:val="clear"/>
+            <w:tcMar>
+              <w:top w:type="dxa" w:w="60"/>
+              <w:left w:type="dxa" w:w="90"/>
+              <w:bottom w:type="dxa" w:w="60"/>
+              <w:right w:type="dxa" w:w="90"/>
+            </w:tcMar>
+          </w:tcPr>
+          <w:p>
+            <w:pPr>
+              <w:spacing w:after="0" w:line="240"/>
+              <w:jc w:val="center"/>
+            </w:pPr>
+            <w:r>
+              <w:rPr>
+                <w:rFonts w:ascii="Times New Roman" w:cs="Times New Roman" w:eastAsia="Times New Roman" w:hAnsi="Times New Roman"/>
+                <w:b/>
+                <w:bCs/>
+                <w:color w:val="FFFFFF"/>
+                <w:sz w:val="20"/>
+                <w:szCs w:val="20"/>
+              </w:rPr>
+              <w:t xml:space="preserve">Módulo</w:t>
+            </w:r>
+          </w:p>
+        </w:tc>
+        <w:tc>
+          <w:tcPr>
+            <w:tcW w:type="dxa" w:w="3160"/>
+            <w:shd w:fill="1F3864" w:color="auto" w:val="clear"/>
+            <w:tcMar>
+              <w:top w:type="dxa" w:w="60"/>
+              <w:left w:type="dxa" w:w="90"/>
+              <w:bottom w:type="dxa" w:w="60"/>
+              <w:right w:type="dxa" w:w="90"/>
+            </w:tcMar>
+          </w:tcPr>
+          <w:p>
+            <w:pPr>
+              <w:spacing w:after="0" w:line="240"/>
+              <w:jc w:val="center"/>
+            </w:pPr>
+            <w:r>
+              <w:rPr>
+                <w:rFonts w:ascii="Times New Roman" w:cs="Times New Roman" w:eastAsia="Times New Roman" w:hAnsi="Times New Roman"/>
+                <w:b/>
+                <w:bCs/>
+                <w:color w:val="FFFFFF"/>
+                <w:sz w:val="20"/>
+                <w:szCs w:val="20"/>
+              </w:rPr>
+              <w:t xml:space="preserve">Contenido</w:t>
+            </w:r>
+          </w:p>
+        </w:tc>
+        <w:tc>
+          <w:tcPr>
+            <w:tcW w:type="dxa" w:w="2000"/>
+            <w:shd w:fill="1F3864" w:color="auto" w:val="clear"/>
+            <w:tcMar>
+              <w:top w:type="dxa" w:w="60"/>
+              <w:left w:type="dxa" w:w="90"/>
+              <w:bottom w:type="dxa" w:w="60"/>
+              <w:right w:type="dxa" w:w="90"/>
+            </w:tcMar>
+          </w:tcPr>
+          <w:p>
+            <w:pPr>
+              <w:spacing w:after="0" w:line="240"/>
+              <w:jc w:val="center"/>
+            </w:pPr>
+            <w:r>
+              <w:rPr>
+                <w:rFonts w:ascii="Times New Roman" w:cs="Times New Roman" w:eastAsia="Times New Roman" w:hAnsi="Times New Roman"/>
+                <w:b/>
+                <w:bCs/>
+                <w:color w:val="FFFFFF"/>
+                <w:sz w:val="20"/>
+                <w:szCs w:val="20"/>
+              </w:rPr>
+              <w:t xml:space="preserve">Quién lo valida</w:t>
+            </w:r>
+          </w:p>
+        </w:tc>
+        <w:tc>
+          <w:tcPr>
+            <w:tcW w:type="dxa" w:w="2000"/>
+            <w:shd w:fill="1F3864" w:color="auto" w:val="clear"/>
+            <w:tcMar>
+              <w:top w:type="dxa" w:w="60"/>
+              <w:left w:type="dxa" w:w="90"/>
+              <w:bottom w:type="dxa" w:w="60"/>
+              <w:right w:type="dxa" w:w="90"/>
+            </w:tcMar>
+          </w:tcPr>
+          <w:p>
+            <w:pPr>
+              <w:spacing w:after="0" w:line="240"/>
+              <w:jc w:val="center"/>
+            </w:pPr>
+            <w:r>
+              <w:rPr>
+                <w:rFonts w:ascii="Times New Roman" w:cs="Times New Roman" w:eastAsia="Times New Roman" w:hAnsi="Times New Roman"/>
+                <w:b/>
+                <w:bCs/>
+                <w:color w:val="FFFFFF"/>
+                <w:sz w:val="20"/>
+                <w:szCs w:val="20"/>
+              </w:rPr>
+              <w:t xml:space="preserve">Horizonte</w:t>
+            </w:r>
+          </w:p>
+        </w:tc>
+      </w:tr>
+      <w:tr>
+        <w:tc>
+          <w:tcPr>
+            <w:tcW w:type="dxa" w:w="2200"/>
+            <w:tcMar>
+              <w:top w:type="dxa" w:w="60"/>
+              <w:left w:type="dxa" w:w="90"/>
+              <w:bottom w:type="dxa" w:w="60"/>
+              <w:right w:type="dxa" w:w="90"/>
+            </w:tcMar>
+          </w:tcPr>
+          <w:p>
+            <w:pPr>
+              <w:spacing w:after="0" w:line="240"/>
+              <w:jc w:val="left"/>
+            </w:pPr>
+            <w:r>
+              <w:rPr>
+                <w:rFonts w:ascii="Times New Roman" w:cs="Times New Roman" w:eastAsia="Times New Roman" w:hAnsi="Times New Roman"/>
+                <w:b w:val="false"/>
+                <w:bCs w:val="false"/>
+                <w:sz w:val="20"/>
+                <w:szCs w:val="20"/>
+              </w:rPr>
+              <w:t xml:space="preserve">Habilidades para la vida</w:t>
+            </w:r>
+          </w:p>
+        </w:tc>
+        <w:tc>
+          <w:tcPr>
+            <w:tcW w:type="dxa" w:w="3160"/>
+            <w:tcMar>
+              <w:top w:type="dxa" w:w="60"/>
+              <w:left w:type="dxa" w:w="90"/>
+              <w:bottom w:type="dxa" w:w="60"/>
+              <w:right w:type="dxa" w:w="90"/>
+            </w:tcMar>
+          </w:tcPr>
+          <w:p>
+            <w:pPr>
+              <w:spacing w:after="0" w:line="240"/>
+              <w:jc w:val="right"/>
+            </w:pPr>
+            <w:r>
+              <w:rPr>
+                <w:rFonts w:ascii="Times New Roman" w:cs="Times New Roman" w:eastAsia="Times New Roman" w:hAnsi="Times New Roman"/>
+                <w:b w:val="false"/>
+                <w:bCs w:val="false"/>
+                <w:sz w:val="20"/>
+                <w:szCs w:val="20"/>
+              </w:rPr>
+              <w:t xml:space="preserve">Escenarios de decisión sobre amistad, manejo de emociones y resolución de conflictos, reutilizando el motor narrativo ya construido para el núcleo de prevención</w:t>
+            </w:r>
+          </w:p>
+        </w:tc>
+        <w:tc>
+          <w:tcPr>
+            <w:tcW w:type="dxa" w:w="2000"/>
+            <w:tcMar>
+              <w:top w:type="dxa" w:w="60"/>
+              <w:left w:type="dxa" w:w="90"/>
+              <w:bottom w:type="dxa" w:w="60"/>
+              <w:right w:type="dxa" w:w="90"/>
+            </w:tcMar>
+          </w:tcPr>
+          <w:p>
+            <w:pPr>
+              <w:spacing w:after="0" w:line="240"/>
+              <w:jc w:val="right"/>
+            </w:pPr>
+            <w:r>
+              <w:rPr>
+                <w:rFonts w:ascii="Times New Roman" w:cs="Times New Roman" w:eastAsia="Times New Roman" w:hAnsi="Times New Roman"/>
+                <w:b w:val="false"/>
+                <w:bCs w:val="false"/>
+                <w:sz w:val="20"/>
+                <w:szCs w:val="20"/>
+              </w:rPr>
+              <w:t xml:space="preserve">Arianna (psicología)</w:t>
+            </w:r>
+          </w:p>
+        </w:tc>
+        <w:tc>
+          <w:tcPr>
+            <w:tcW w:type="dxa" w:w="2000"/>
+            <w:tcMar>
+              <w:top w:type="dxa" w:w="60"/>
+              <w:left w:type="dxa" w:w="90"/>
+              <w:bottom w:type="dxa" w:w="60"/>
+              <w:right w:type="dxa" w:w="90"/>
+            </w:tcMar>
+          </w:tcPr>
+          <w:p>
+            <w:pPr>
+              <w:spacing w:after="0" w:line="240"/>
+              <w:jc w:val="right"/>
+            </w:pPr>
+            <w:r>
+              <w:rPr>
+                <w:rFonts w:ascii="Times New Roman" w:cs="Times New Roman" w:eastAsia="Times New Roman" w:hAnsi="Times New Roman"/>
+                <w:b w:val="false"/>
+                <w:bCs w:val="false"/>
+                <w:sz w:val="20"/>
+                <w:szCs w:val="20"/>
+              </w:rPr>
+              <w:t xml:space="preserve">Primer trimestre de la expansión</w:t>
+            </w:r>
+          </w:p>
+        </w:tc>
+      </w:tr>
+      <w:tr>
+        <w:tc>
+          <w:tcPr>
+            <w:tcW w:type="dxa" w:w="2200"/>
+            <w:tcMar>
+              <w:top w:type="dxa" w:w="60"/>
+              <w:left w:type="dxa" w:w="90"/>
+              <w:bottom w:type="dxa" w:w="60"/>
+              <w:right w:type="dxa" w:w="90"/>
+            </w:tcMar>
+          </w:tcPr>
+          <w:p>
+            <w:pPr>
+              <w:spacing w:after="0" w:line="240"/>
+              <w:jc w:val="left"/>
+            </w:pPr>
+            <w:r>
+              <w:rPr>
+                <w:rFonts w:ascii="Times New Roman" w:cs="Times New Roman" w:eastAsia="Times New Roman" w:hAnsi="Times New Roman"/>
+                <w:b w:val="false"/>
+                <w:bCs w:val="false"/>
+                <w:sz w:val="20"/>
+                <w:szCs w:val="20"/>
+              </w:rPr>
+              <w:t xml:space="preserve">Alfabetización en inteligencia artificial</w:t>
+            </w:r>
+          </w:p>
+        </w:tc>
+        <w:tc>
+          <w:tcPr>
+            <w:tcW w:type="dxa" w:w="3160"/>
+            <w:tcMar>
+              <w:top w:type="dxa" w:w="60"/>
+              <w:left w:type="dxa" w:w="90"/>
+              <w:bottom w:type="dxa" w:w="60"/>
+              <w:right w:type="dxa" w:w="90"/>
+            </w:tcMar>
+          </w:tcPr>
+          <w:p>
+            <w:pPr>
+              <w:spacing w:after="0" w:line="240"/>
+              <w:jc w:val="right"/>
+            </w:pPr>
+            <w:r>
+              <w:rPr>
+                <w:rFonts w:ascii="Times New Roman" w:cs="Times New Roman" w:eastAsia="Times New Roman" w:hAnsi="Times New Roman"/>
+                <w:b w:val="false"/>
+                <w:bCs w:val="false"/>
+                <w:sz w:val="20"/>
+                <w:szCs w:val="20"/>
+              </w:rPr>
+              <w:t xml:space="preserve">Qué es la IA, cómo reconocerla y cómo usarla con criterio, sin conversación abierta con un modelo</w:t>
+            </w:r>
+          </w:p>
+        </w:tc>
+        <w:tc>
+          <w:tcPr>
+            <w:tcW w:type="dxa" w:w="2000"/>
+            <w:tcMar>
+              <w:top w:type="dxa" w:w="60"/>
+              <w:left w:type="dxa" w:w="90"/>
+              <w:bottom w:type="dxa" w:w="60"/>
+              <w:right w:type="dxa" w:w="90"/>
+            </w:tcMar>
+          </w:tcPr>
+          <w:p>
+            <w:pPr>
+              <w:spacing w:after="0" w:line="240"/>
+              <w:jc w:val="right"/>
+            </w:pPr>
+            <w:r>
+              <w:rPr>
+                <w:rFonts w:ascii="Times New Roman" w:cs="Times New Roman" w:eastAsia="Times New Roman" w:hAnsi="Times New Roman"/>
+                <w:b w:val="false"/>
+                <w:bCs w:val="false"/>
+                <w:sz w:val="20"/>
+                <w:szCs w:val="20"/>
+              </w:rPr>
+              <w:t xml:space="preserve">Especialista en IA del equipo</w:t>
+            </w:r>
+          </w:p>
+        </w:tc>
+        <w:tc>
+          <w:tcPr>
+            <w:tcW w:type="dxa" w:w="2000"/>
+            <w:tcMar>
+              <w:top w:type="dxa" w:w="60"/>
+              <w:left w:type="dxa" w:w="90"/>
+              <w:bottom w:type="dxa" w:w="60"/>
+              <w:right w:type="dxa" w:w="90"/>
+            </w:tcMar>
+          </w:tcPr>
+          <w:p>
+            <w:pPr>
+              <w:spacing w:after="0" w:line="240"/>
+              <w:jc w:val="right"/>
+            </w:pPr>
+            <w:r>
+              <w:rPr>
+                <w:rFonts w:ascii="Times New Roman" w:cs="Times New Roman" w:eastAsia="Times New Roman" w:hAnsi="Times New Roman"/>
+                <w:b w:val="false"/>
+                <w:bCs w:val="false"/>
+                <w:sz w:val="20"/>
+                <w:szCs w:val="20"/>
+              </w:rPr>
+              <w:t xml:space="preserve">Segundo trimestre</w:t>
+            </w:r>
+          </w:p>
+        </w:tc>
+      </w:tr>
+      <w:tr>
+        <w:tc>
+          <w:tcPr>
+            <w:tcW w:type="dxa" w:w="2200"/>
+            <w:tcMar>
+              <w:top w:type="dxa" w:w="60"/>
+              <w:left w:type="dxa" w:w="90"/>
+              <w:bottom w:type="dxa" w:w="60"/>
+              <w:right w:type="dxa" w:w="90"/>
+            </w:tcMar>
+          </w:tcPr>
+          <w:p>
+            <w:pPr>
+              <w:spacing w:after="0" w:line="240"/>
+              <w:jc w:val="left"/>
+            </w:pPr>
+            <w:r>
+              <w:rPr>
+                <w:rFonts w:ascii="Times New Roman" w:cs="Times New Roman" w:eastAsia="Times New Roman" w:hAnsi="Times New Roman"/>
+                <w:b w:val="false"/>
+                <w:bCs w:val="false"/>
+                <w:sz w:val="20"/>
+                <w:szCs w:val="20"/>
+              </w:rPr>
+              <w:t xml:space="preserve">Introducción al inglés</w:t>
+            </w:r>
+          </w:p>
+        </w:tc>
+        <w:tc>
+          <w:tcPr>
+            <w:tcW w:type="dxa" w:w="3160"/>
+            <w:tcMar>
+              <w:top w:type="dxa" w:w="60"/>
+              <w:left w:type="dxa" w:w="90"/>
+              <w:bottom w:type="dxa" w:w="60"/>
+              <w:right w:type="dxa" w:w="90"/>
+            </w:tcMar>
+          </w:tcPr>
+          <w:p>
+            <w:pPr>
+              <w:spacing w:after="0" w:line="240"/>
+              <w:jc w:val="right"/>
+            </w:pPr>
+            <w:r>
+              <w:rPr>
+                <w:rFonts w:ascii="Times New Roman" w:cs="Times New Roman" w:eastAsia="Times New Roman" w:hAnsi="Times New Roman"/>
+                <w:b w:val="false"/>
+                <w:bCs w:val="false"/>
+                <w:sz w:val="20"/>
+                <w:szCs w:val="20"/>
+              </w:rPr>
+              <w:t xml:space="preserve">Vocabulario y frases básicas por edad, con contenido generado con apoyo de IA generativa</w:t>
+            </w:r>
+          </w:p>
+        </w:tc>
+        <w:tc>
+          <w:tcPr>
+            <w:tcW w:type="dxa" w:w="2000"/>
+            <w:tcMar>
+              <w:top w:type="dxa" w:w="60"/>
+              <w:left w:type="dxa" w:w="90"/>
+              <w:bottom w:type="dxa" w:w="60"/>
+              <w:right w:type="dxa" w:w="90"/>
+            </w:tcMar>
+          </w:tcPr>
+          <w:p>
+            <w:pPr>
+              <w:spacing w:after="0" w:line="240"/>
+              <w:jc w:val="right"/>
+            </w:pPr>
+            <w:r>
+              <w:rPr>
+                <w:rFonts w:ascii="Times New Roman" w:cs="Times New Roman" w:eastAsia="Times New Roman" w:hAnsi="Times New Roman"/>
+                <w:b w:val="false"/>
+                <w:bCs w:val="false"/>
+                <w:sz w:val="20"/>
+                <w:szCs w:val="20"/>
+              </w:rPr>
+              <w:t xml:space="preserve">Docente calificado, pendiente de incorporar al equipo (ver 5.5)</w:t>
+            </w:r>
+          </w:p>
+        </w:tc>
+        <w:tc>
+          <w:tcPr>
+            <w:tcW w:type="dxa" w:w="2000"/>
+            <w:tcMar>
+              <w:top w:type="dxa" w:w="60"/>
+              <w:left w:type="dxa" w:w="90"/>
+              <w:bottom w:type="dxa" w:w="60"/>
+              <w:right w:type="dxa" w:w="90"/>
+            </w:tcMar>
+          </w:tcPr>
+          <w:p>
+            <w:pPr>
+              <w:spacing w:after="0" w:line="240"/>
+              <w:jc w:val="right"/>
+            </w:pPr>
+            <w:r>
+              <w:rPr>
+                <w:rFonts w:ascii="Times New Roman" w:cs="Times New Roman" w:eastAsia="Times New Roman" w:hAnsi="Times New Roman"/>
+                <w:b w:val="false"/>
+                <w:bCs w:val="false"/>
+                <w:sz w:val="20"/>
+                <w:szCs w:val="20"/>
+              </w:rPr>
+              <w:t xml:space="preserve">Tercer o cuarto trimestre, sujeto a validador</w:t>
+            </w:r>
+          </w:p>
+        </w:tc>
+      </w:tr>
+      <w:tr>
+        <w:tc>
+          <w:tcPr>
+            <w:tcW w:type="dxa" w:w="2200"/>
+            <w:tcMar>
+              <w:top w:type="dxa" w:w="60"/>
+              <w:left w:type="dxa" w:w="90"/>
+              <w:bottom w:type="dxa" w:w="60"/>
+              <w:right w:type="dxa" w:w="90"/>
+            </w:tcMar>
+          </w:tcPr>
+          <w:p>
+            <w:pPr>
+              <w:spacing w:after="0" w:line="240"/>
+              <w:jc w:val="left"/>
+            </w:pPr>
+            <w:r>
+              <w:rPr>
+                <w:rFonts w:ascii="Times New Roman" w:cs="Times New Roman" w:eastAsia="Times New Roman" w:hAnsi="Times New Roman"/>
+                <w:b w:val="false"/>
+                <w:bCs w:val="false"/>
+                <w:sz w:val="20"/>
+                <w:szCs w:val="20"/>
+              </w:rPr>
+              <w:t xml:space="preserve">Medio ambiente</w:t>
+            </w:r>
+          </w:p>
+        </w:tc>
+        <w:tc>
+          <w:tcPr>
+            <w:tcW w:type="dxa" w:w="3160"/>
+            <w:tcMar>
+              <w:top w:type="dxa" w:w="60"/>
+              <w:left w:type="dxa" w:w="90"/>
+              <w:bottom w:type="dxa" w:w="60"/>
+              <w:right w:type="dxa" w:w="90"/>
+            </w:tcMar>
+          </w:tcPr>
+          <w:p>
+            <w:pPr>
+              <w:spacing w:after="0" w:line="240"/>
+              <w:jc w:val="right"/>
+            </w:pPr>
+            <w:r>
+              <w:rPr>
+                <w:rFonts w:ascii="Times New Roman" w:cs="Times New Roman" w:eastAsia="Times New Roman" w:hAnsi="Times New Roman"/>
+                <w:b w:val="false"/>
+                <w:bCs w:val="false"/>
+                <w:sz w:val="20"/>
+                <w:szCs w:val="20"/>
+              </w:rPr>
+              <w:t xml:space="preserve">Hábitos y decisiones cotidianas de cuidado ambiental, mismo formato de práctica y feedback</w:t>
+            </w:r>
+          </w:p>
+        </w:tc>
+        <w:tc>
+          <w:tcPr>
+            <w:tcW w:type="dxa" w:w="2000"/>
+            <w:tcMar>
+              <w:top w:type="dxa" w:w="60"/>
+              <w:left w:type="dxa" w:w="90"/>
+              <w:bottom w:type="dxa" w:w="60"/>
+              <w:right w:type="dxa" w:w="90"/>
+            </w:tcMar>
+          </w:tcPr>
+          <w:p>
+            <w:pPr>
+              <w:spacing w:after="0" w:line="240"/>
+              <w:jc w:val="right"/>
+            </w:pPr>
+            <w:r>
+              <w:rPr>
+                <w:rFonts w:ascii="Times New Roman" w:cs="Times New Roman" w:eastAsia="Times New Roman" w:hAnsi="Times New Roman"/>
+                <w:b w:val="false"/>
+                <w:bCs w:val="false"/>
+                <w:sz w:val="20"/>
+                <w:szCs w:val="20"/>
+              </w:rPr>
+              <w:t xml:space="preserve">Por definir</w:t>
+            </w:r>
+          </w:p>
+        </w:tc>
+        <w:tc>
+          <w:tcPr>
+            <w:tcW w:type="dxa" w:w="2000"/>
+            <w:tcMar>
+              <w:top w:type="dxa" w:w="60"/>
+              <w:left w:type="dxa" w:w="90"/>
+              <w:bottom w:type="dxa" w:w="60"/>
+              <w:right w:type="dxa" w:w="90"/>
+            </w:tcMar>
+          </w:tcPr>
+          <w:p>
+            <w:pPr>
+              <w:spacing w:after="0" w:line="240"/>
+              <w:jc w:val="right"/>
+            </w:pPr>
+            <w:r>
+              <w:rPr>
+                <w:rFonts w:ascii="Times New Roman" w:cs="Times New Roman" w:eastAsia="Times New Roman" w:hAnsi="Times New Roman"/>
+                <w:b w:val="false"/>
+                <w:bCs w:val="false"/>
+                <w:sz w:val="20"/>
+                <w:szCs w:val="20"/>
+              </w:rPr>
+              <w:t xml:space="preserve">Cuarto trimestre, si hay tracción</w:t>
+            </w:r>
+          </w:p>
+        </w:tc>
+      </w:tr>
+    </w:tbl>
+    <w:p>
+      <w:pPr>
+        <w:spacing w:after="200" w:before="60" w:line="240"/>
+      </w:pPr>
+      <w:r>
+        <w:rPr>
+          <w:rFonts w:ascii="Times New Roman" w:cs="Times New Roman" w:eastAsia="Times New Roman" w:hAnsi="Times New Roman"/>
+          <w:i/>
+          <w:iCs/>
+          <w:color w:val="595959"/>
+          <w:sz w:val="18"/>
+          <w:szCs w:val="18"/>
+        </w:rPr>
+        <w:t xml:space="preserve">Tabla 21. Módulos premium propuestos y su ruta de validación.</w:t>
+      </w:r>
+    </w:p>
+    <w:p>
+      <w:pPr>
+        <w:spacing w:after="120" w:before="0" w:line="360"/>
+        <w:ind w:firstLine="720"/>
+        <w:jc w:val="left"/>
+      </w:pPr>
+      <w:r>
+        <w:rPr>
+          <w:rFonts w:ascii="Times New Roman" w:cs="Times New Roman" w:eastAsia="Times New Roman" w:hAnsi="Times New Roman"/>
+          <w:b w:val="false"/>
+          <w:bCs w:val="false"/>
+          <w:i w:val="false"/>
+          <w:iCs w:val="false"/>
+          <w:sz w:val="24"/>
+          <w:szCs w:val="24"/>
+        </w:rPr>
+        <w:t xml:space="preserve">Ningún módulo nuevo puede convertirse en un chat ni en un asistente conversacional que interactúe libremente con un menor: esa restricción, ya establecida para el núcleo de prevención, aplica exactamente igual aquí. El módulo de inteligencia artificial enseña sobre inteligencia artificial; no es una inteligencia artificial hablándole al niño.</w:t>
+      </w:r>
+    </w:p>
+    <w:p>
+      <w:pPr>
+        <w:spacing w:after="120" w:before="0" w:line="360"/>
+        <w:jc w:val="left"/>
+      </w:pPr>
+      <w:r>
+        <w:rPr>
+          <w:rFonts w:ascii="Times New Roman" w:cs="Times New Roman" w:eastAsia="Times New Roman" w:hAnsi="Times New Roman"/>
+          <w:b/>
+          <w:bCs/>
+          <w:i w:val="false"/>
+          <w:iCs w:val="false"/>
+          <w:sz w:val="24"/>
+          <w:szCs w:val="24"/>
+        </w:rPr>
+        <w:t xml:space="preserve">5.3 El motor familiar, con números</w:t>
+      </w:r>
+    </w:p>
+    <w:p>
+      <w:pPr>
+        <w:spacing w:after="120" w:before="0" w:line="360"/>
+        <w:ind w:firstLine="720"/>
+        <w:jc w:val="left"/>
+      </w:pPr>
+      <w:r>
+        <w:rPr>
+          <w:rFonts w:ascii="Times New Roman" w:cs="Times New Roman" w:eastAsia="Times New Roman" w:hAnsi="Times New Roman"/>
+          <w:b w:val="false"/>
+          <w:bCs w:val="false"/>
+          <w:i w:val="false"/>
+          <w:iCs w:val="false"/>
+          <w:sz w:val="24"/>
+          <w:szCs w:val="24"/>
+        </w:rPr>
+        <w:t xml:space="preserve">Cada colegio aliado —ya sea cliente pagador o beneficiario de una beca— es también una puerta a sus familias. Con las 17 instituciones del SOM (Tabla 5), y una estimación de 200 familias alcanzables por colegio, el cálculo es el siguiente:</w:t>
+      </w:r>
+    </w:p>
+    <w:tbl>
+      <w:tblPr>
+        <w:tblW w:type="dxa" w:w="9360"/>
+        <w:tblBorders>
+          <w:top w:val="single" w:color="808080" w:sz="4"/>
+          <w:left w:val="single" w:color="808080" w:sz="4"/>
+          <w:bottom w:val="single" w:color="808080" w:sz="4"/>
+          <w:right w:val="single" w:color="808080" w:sz="4"/>
+          <w:insideH w:val="single" w:color="BFBFBF" w:sz="2"/>
+          <w:insideV w:val="single" w:color="BFBFBF" w:sz="2"/>
+        </w:tblBorders>
+      </w:tblPr>
+      <w:tblGrid>
+        <w:gridCol w:w="3600"/>
+        <w:gridCol w:w="2880"/>
+        <w:gridCol w:w="2880"/>
+      </w:tblGrid>
+      <w:tr>
+        <w:trPr>
+          <w:tblHeader/>
+        </w:trPr>
+        <w:tc>
+          <w:tcPr>
+            <w:tcW w:type="dxa" w:w="3600"/>
+            <w:shd w:fill="1F3864" w:color="auto" w:val="clear"/>
+            <w:tcMar>
+              <w:top w:type="dxa" w:w="60"/>
+              <w:left w:type="dxa" w:w="90"/>
+              <w:bottom w:type="dxa" w:w="60"/>
+              <w:right w:type="dxa" w:w="90"/>
+            </w:tcMar>
+          </w:tcPr>
+          <w:p>
+            <w:pPr>
+              <w:spacing w:after="0" w:line="240"/>
+              <w:jc w:val="center"/>
+            </w:pPr>
+            <w:r>
+              <w:rPr>
+                <w:rFonts w:ascii="Times New Roman" w:cs="Times New Roman" w:eastAsia="Times New Roman" w:hAnsi="Times New Roman"/>
+                <w:b/>
+                <w:bCs/>
+                <w:color w:val="FFFFFF"/>
+                <w:sz w:val="20"/>
+                <w:szCs w:val="20"/>
+              </w:rPr>
+              <w:t xml:space="preserve">Concepto</w:t>
+            </w:r>
+          </w:p>
+        </w:tc>
+        <w:tc>
+          <w:tcPr>
+            <w:tcW w:type="dxa" w:w="2880"/>
+            <w:shd w:fill="1F3864" w:color="auto" w:val="clear"/>
+            <w:tcMar>
+              <w:top w:type="dxa" w:w="60"/>
+              <w:left w:type="dxa" w:w="90"/>
+              <w:bottom w:type="dxa" w:w="60"/>
+              <w:right w:type="dxa" w:w="90"/>
+            </w:tcMar>
+          </w:tcPr>
+          <w:p>
+            <w:pPr>
+              <w:spacing w:after="0" w:line="240"/>
+              <w:jc w:val="center"/>
+            </w:pPr>
+            <w:r>
+              <w:rPr>
+                <w:rFonts w:ascii="Times New Roman" w:cs="Times New Roman" w:eastAsia="Times New Roman" w:hAnsi="Times New Roman"/>
+                <w:b/>
+                <w:bCs/>
+                <w:color w:val="FFFFFF"/>
+                <w:sz w:val="20"/>
+                <w:szCs w:val="20"/>
+              </w:rPr>
+              <w:t xml:space="preserve">Valor</w:t>
+            </w:r>
+          </w:p>
+        </w:tc>
+        <w:tc>
+          <w:tcPr>
+            <w:tcW w:type="dxa" w:w="2880"/>
+            <w:shd w:fill="1F3864" w:color="auto" w:val="clear"/>
+            <w:tcMar>
+              <w:top w:type="dxa" w:w="60"/>
+              <w:left w:type="dxa" w:w="90"/>
+              <w:bottom w:type="dxa" w:w="60"/>
+              <w:right w:type="dxa" w:w="90"/>
+            </w:tcMar>
+          </w:tcPr>
+          <w:p>
+            <w:pPr>
+              <w:spacing w:after="0" w:line="240"/>
+              <w:jc w:val="center"/>
+            </w:pPr>
+            <w:r>
+              <w:rPr>
+                <w:rFonts w:ascii="Times New Roman" w:cs="Times New Roman" w:eastAsia="Times New Roman" w:hAnsi="Times New Roman"/>
+                <w:b/>
+                <w:bCs/>
+                <w:color w:val="FFFFFF"/>
+                <w:sz w:val="20"/>
+                <w:szCs w:val="20"/>
+              </w:rPr>
+              <w:t xml:space="preserve">Base</w:t>
+            </w:r>
+          </w:p>
+        </w:tc>
+      </w:tr>
+      <w:tr>
+        <w:tc>
+          <w:tcPr>
+            <w:tcW w:type="dxa" w:w="3600"/>
+            <w:tcMar>
+              <w:top w:type="dxa" w:w="60"/>
+              <w:left w:type="dxa" w:w="90"/>
+              <w:bottom w:type="dxa" w:w="60"/>
+              <w:right w:type="dxa" w:w="90"/>
+            </w:tcMar>
+          </w:tcPr>
+          <w:p>
+            <w:pPr>
+              <w:spacing w:after="0" w:line="240"/>
+              <w:jc w:val="left"/>
+            </w:pPr>
+            <w:r>
+              <w:rPr>
+                <w:rFonts w:ascii="Times New Roman" w:cs="Times New Roman" w:eastAsia="Times New Roman" w:hAnsi="Times New Roman"/>
+                <w:b w:val="false"/>
+                <w:bCs w:val="false"/>
+                <w:sz w:val="20"/>
+                <w:szCs w:val="20"/>
+              </w:rPr>
+              <w:t xml:space="preserve">Familias alcanzables</w:t>
+            </w:r>
+          </w:p>
+        </w:tc>
+        <w:tc>
+          <w:tcPr>
+            <w:tcW w:type="dxa" w:w="2880"/>
+            <w:tcMar>
+              <w:top w:type="dxa" w:w="60"/>
+              <w:left w:type="dxa" w:w="90"/>
+              <w:bottom w:type="dxa" w:w="60"/>
+              <w:right w:type="dxa" w:w="90"/>
+            </w:tcMar>
+          </w:tcPr>
+          <w:p>
+            <w:pPr>
+              <w:spacing w:after="0" w:line="240"/>
+              <w:jc w:val="right"/>
+            </w:pPr>
+            <w:r>
+              <w:rPr>
+                <w:rFonts w:ascii="Times New Roman" w:cs="Times New Roman" w:eastAsia="Times New Roman" w:hAnsi="Times New Roman"/>
+                <w:b w:val="false"/>
+                <w:bCs w:val="false"/>
+                <w:sz w:val="20"/>
+                <w:szCs w:val="20"/>
+              </w:rPr>
+              <w:t xml:space="preserve">3.400</w:t>
+            </w:r>
+          </w:p>
+        </w:tc>
+        <w:tc>
+          <w:tcPr>
+            <w:tcW w:type="dxa" w:w="2880"/>
+            <w:tcMar>
+              <w:top w:type="dxa" w:w="60"/>
+              <w:left w:type="dxa" w:w="90"/>
+              <w:bottom w:type="dxa" w:w="60"/>
+              <w:right w:type="dxa" w:w="90"/>
+            </w:tcMar>
+          </w:tcPr>
+          <w:p>
+            <w:pPr>
+              <w:spacing w:after="0" w:line="240"/>
+              <w:jc w:val="right"/>
+            </w:pPr>
+            <w:r>
+              <w:rPr>
+                <w:rFonts w:ascii="Times New Roman" w:cs="Times New Roman" w:eastAsia="Times New Roman" w:hAnsi="Times New Roman"/>
+                <w:b w:val="false"/>
+                <w:bCs w:val="false"/>
+                <w:sz w:val="20"/>
+                <w:szCs w:val="20"/>
+              </w:rPr>
+              <w:t xml:space="preserve">17 colegios × 200 familias (estimación)</w:t>
+            </w:r>
+          </w:p>
+        </w:tc>
+      </w:tr>
+      <w:tr>
+        <w:tc>
+          <w:tcPr>
+            <w:tcW w:type="dxa" w:w="3600"/>
+            <w:tcMar>
+              <w:top w:type="dxa" w:w="60"/>
+              <w:left w:type="dxa" w:w="90"/>
+              <w:bottom w:type="dxa" w:w="60"/>
+              <w:right w:type="dxa" w:w="90"/>
+            </w:tcMar>
+          </w:tcPr>
+          <w:p>
+            <w:pPr>
+              <w:spacing w:after="0" w:line="240"/>
+              <w:jc w:val="left"/>
+            </w:pPr>
+            <w:r>
+              <w:rPr>
+                <w:rFonts w:ascii="Times New Roman" w:cs="Times New Roman" w:eastAsia="Times New Roman" w:hAnsi="Times New Roman"/>
+                <w:b w:val="false"/>
+                <w:bCs w:val="false"/>
+                <w:sz w:val="20"/>
+                <w:szCs w:val="20"/>
+              </w:rPr>
+              <w:t xml:space="preserve">Tasa de conversión a suscripción paga</w:t>
+            </w:r>
+          </w:p>
+        </w:tc>
+        <w:tc>
+          <w:tcPr>
+            <w:tcW w:type="dxa" w:w="2880"/>
+            <w:tcMar>
+              <w:top w:type="dxa" w:w="60"/>
+              <w:left w:type="dxa" w:w="90"/>
+              <w:bottom w:type="dxa" w:w="60"/>
+              <w:right w:type="dxa" w:w="90"/>
+            </w:tcMar>
+          </w:tcPr>
+          <w:p>
+            <w:pPr>
+              <w:spacing w:after="0" w:line="240"/>
+              <w:jc w:val="right"/>
+            </w:pPr>
+            <w:r>
+              <w:rPr>
+                <w:rFonts w:ascii="Times New Roman" w:cs="Times New Roman" w:eastAsia="Times New Roman" w:hAnsi="Times New Roman"/>
+                <w:b w:val="false"/>
+                <w:bCs w:val="false"/>
+                <w:sz w:val="20"/>
+                <w:szCs w:val="20"/>
+              </w:rPr>
+              <w:t xml:space="preserve">5 %</w:t>
+            </w:r>
+          </w:p>
+        </w:tc>
+        <w:tc>
+          <w:tcPr>
+            <w:tcW w:type="dxa" w:w="2880"/>
+            <w:tcMar>
+              <w:top w:type="dxa" w:w="60"/>
+              <w:left w:type="dxa" w:w="90"/>
+              <w:bottom w:type="dxa" w:w="60"/>
+              <w:right w:type="dxa" w:w="90"/>
+            </w:tcMar>
+          </w:tcPr>
+          <w:p>
+            <w:pPr>
+              <w:spacing w:after="0" w:line="240"/>
+              <w:jc w:val="right"/>
+            </w:pPr>
+            <w:r>
+              <w:rPr>
+                <w:rFonts w:ascii="Times New Roman" w:cs="Times New Roman" w:eastAsia="Times New Roman" w:hAnsi="Times New Roman"/>
+                <w:b w:val="false"/>
+                <w:bCs w:val="false"/>
+                <w:sz w:val="20"/>
+                <w:szCs w:val="20"/>
+              </w:rPr>
+              <w:t xml:space="preserve">Referencia sectorial EdTech freemium: 2,6 % típico, 8,5 % como meta optimizada (First Page Sage, 2026)</w:t>
+            </w:r>
+          </w:p>
+        </w:tc>
+      </w:tr>
+      <w:tr>
+        <w:tc>
+          <w:tcPr>
+            <w:tcW w:type="dxa" w:w="3600"/>
+            <w:tcMar>
+              <w:top w:type="dxa" w:w="60"/>
+              <w:left w:type="dxa" w:w="90"/>
+              <w:bottom w:type="dxa" w:w="60"/>
+              <w:right w:type="dxa" w:w="90"/>
+            </w:tcMar>
+          </w:tcPr>
+          <w:p>
+            <w:pPr>
+              <w:spacing w:after="0" w:line="240"/>
+              <w:jc w:val="left"/>
+            </w:pPr>
+            <w:r>
+              <w:rPr>
+                <w:rFonts w:ascii="Times New Roman" w:cs="Times New Roman" w:eastAsia="Times New Roman" w:hAnsi="Times New Roman"/>
+                <w:b w:val="false"/>
+                <w:bCs w:val="false"/>
+                <w:sz w:val="20"/>
+                <w:szCs w:val="20"/>
+              </w:rPr>
+              <w:t xml:space="preserve">Familias suscritas al mes 12</w:t>
+            </w:r>
+          </w:p>
+        </w:tc>
+        <w:tc>
+          <w:tcPr>
+            <w:tcW w:type="dxa" w:w="2880"/>
+            <w:tcMar>
+              <w:top w:type="dxa" w:w="60"/>
+              <w:left w:type="dxa" w:w="90"/>
+              <w:bottom w:type="dxa" w:w="60"/>
+              <w:right w:type="dxa" w:w="90"/>
+            </w:tcMar>
+          </w:tcPr>
+          <w:p>
+            <w:pPr>
+              <w:spacing w:after="0" w:line="240"/>
+              <w:jc w:val="right"/>
+            </w:pPr>
+            <w:r>
+              <w:rPr>
+                <w:rFonts w:ascii="Times New Roman" w:cs="Times New Roman" w:eastAsia="Times New Roman" w:hAnsi="Times New Roman"/>
+                <w:b w:val="false"/>
+                <w:bCs w:val="false"/>
+                <w:sz w:val="20"/>
+                <w:szCs w:val="20"/>
+              </w:rPr>
+              <w:t xml:space="preserve">170</w:t>
+            </w:r>
+          </w:p>
+        </w:tc>
+        <w:tc>
+          <w:tcPr>
+            <w:tcW w:type="dxa" w:w="2880"/>
+            <w:tcMar>
+              <w:top w:type="dxa" w:w="60"/>
+              <w:left w:type="dxa" w:w="90"/>
+              <w:bottom w:type="dxa" w:w="60"/>
+              <w:right w:type="dxa" w:w="90"/>
+            </w:tcMar>
+          </w:tcPr>
+          <w:p>
+            <w:pPr>
+              <w:spacing w:after="0" w:line="240"/>
+              <w:jc w:val="right"/>
+            </w:pPr>
+            <w:r>
+              <w:rPr>
+                <w:rFonts w:ascii="Times New Roman" w:cs="Times New Roman" w:eastAsia="Times New Roman" w:hAnsi="Times New Roman"/>
+                <w:b w:val="false"/>
+                <w:bCs w:val="false"/>
+                <w:sz w:val="20"/>
+                <w:szCs w:val="20"/>
+              </w:rPr>
+              <w:t xml:space="preserve">3.400 × 5 %</w:t>
+            </w:r>
+          </w:p>
+        </w:tc>
+      </w:tr>
+      <w:tr>
+        <w:tc>
+          <w:tcPr>
+            <w:tcW w:type="dxa" w:w="3600"/>
+            <w:tcMar>
+              <w:top w:type="dxa" w:w="60"/>
+              <w:left w:type="dxa" w:w="90"/>
+              <w:bottom w:type="dxa" w:w="60"/>
+              <w:right w:type="dxa" w:w="90"/>
+            </w:tcMar>
+          </w:tcPr>
+          <w:p>
+            <w:pPr>
+              <w:spacing w:after="0" w:line="240"/>
+              <w:jc w:val="left"/>
+            </w:pPr>
+            <w:r>
+              <w:rPr>
+                <w:rFonts w:ascii="Times New Roman" w:cs="Times New Roman" w:eastAsia="Times New Roman" w:hAnsi="Times New Roman"/>
+                <w:b w:val="false"/>
+                <w:bCs w:val="false"/>
+                <w:sz w:val="20"/>
+                <w:szCs w:val="20"/>
+              </w:rPr>
+              <w:t xml:space="preserve">Precio</w:t>
+            </w:r>
+          </w:p>
+        </w:tc>
+        <w:tc>
+          <w:tcPr>
+            <w:tcW w:type="dxa" w:w="2880"/>
+            <w:tcMar>
+              <w:top w:type="dxa" w:w="60"/>
+              <w:left w:type="dxa" w:w="90"/>
+              <w:bottom w:type="dxa" w:w="60"/>
+              <w:right w:type="dxa" w:w="90"/>
+            </w:tcMar>
+          </w:tcPr>
+          <w:p>
+            <w:pPr>
+              <w:spacing w:after="0" w:line="240"/>
+              <w:jc w:val="right"/>
+            </w:pPr>
+            <w:r>
+              <w:rPr>
+                <w:rFonts w:ascii="Times New Roman" w:cs="Times New Roman" w:eastAsia="Times New Roman" w:hAnsi="Times New Roman"/>
+                <w:b w:val="false"/>
+                <w:bCs w:val="false"/>
+                <w:sz w:val="20"/>
+                <w:szCs w:val="20"/>
+              </w:rPr>
+              <w:t xml:space="preserve">US$ 3,00 (Bs 30,00) al mes</w:t>
+            </w:r>
+          </w:p>
+        </w:tc>
+        <w:tc>
+          <w:tcPr>
+            <w:tcW w:type="dxa" w:w="2880"/>
+            <w:tcMar>
+              <w:top w:type="dxa" w:w="60"/>
+              <w:left w:type="dxa" w:w="90"/>
+              <w:bottom w:type="dxa" w:w="60"/>
+              <w:right w:type="dxa" w:w="90"/>
+            </w:tcMar>
+          </w:tcPr>
+          <w:p>
+            <w:pPr>
+              <w:spacing w:after="0" w:line="240"/>
+              <w:jc w:val="right"/>
+            </w:pPr>
+            <w:r>
+              <w:rPr>
+                <w:rFonts w:ascii="Times New Roman" w:cs="Times New Roman" w:eastAsia="Times New Roman" w:hAnsi="Times New Roman"/>
+                <w:b w:val="false"/>
+                <w:bCs w:val="false"/>
+                <w:sz w:val="20"/>
+                <w:szCs w:val="20"/>
+              </w:rPr>
+              <w:t xml:space="preserve">Decisión del equipo, sin validar con familias todavía</w:t>
+            </w:r>
+          </w:p>
+        </w:tc>
+      </w:tr>
+      <w:tr>
+        <w:tc>
+          <w:tcPr>
+            <w:tcW w:type="dxa" w:w="3600"/>
+            <w:shd w:fill="D9E2F3" w:color="auto" w:val="clear"/>
+            <w:tcMar>
+              <w:top w:type="dxa" w:w="60"/>
+              <w:left w:type="dxa" w:w="90"/>
+              <w:bottom w:type="dxa" w:w="60"/>
+              <w:right w:type="dxa" w:w="90"/>
+            </w:tcMar>
+          </w:tcPr>
+          <w:p>
+            <w:pPr>
+              <w:spacing w:after="0" w:line="240"/>
+              <w:jc w:val="left"/>
+            </w:pPr>
+            <w:r>
+              <w:rPr>
+                <w:rFonts w:ascii="Times New Roman" w:cs="Times New Roman" w:eastAsia="Times New Roman" w:hAnsi="Times New Roman"/>
+                <w:b/>
+                <w:bCs/>
+                <w:sz w:val="20"/>
+                <w:szCs w:val="20"/>
+              </w:rPr>
+              <w:t xml:space="preserve">Ingreso mensual</w:t>
+            </w:r>
+          </w:p>
+        </w:tc>
+        <w:tc>
+          <w:tcPr>
+            <w:tcW w:type="dxa" w:w="2880"/>
+            <w:shd w:fill="D9E2F3" w:color="auto" w:val="clear"/>
+            <w:tcMar>
+              <w:top w:type="dxa" w:w="60"/>
+              <w:left w:type="dxa" w:w="90"/>
+              <w:bottom w:type="dxa" w:w="60"/>
+              <w:right w:type="dxa" w:w="90"/>
+            </w:tcMar>
+          </w:tcPr>
+          <w:p>
+            <w:pPr>
+              <w:spacing w:after="0" w:line="240"/>
+              <w:jc w:val="right"/>
+            </w:pPr>
+            <w:r>
+              <w:rPr>
+                <w:rFonts w:ascii="Times New Roman" w:cs="Times New Roman" w:eastAsia="Times New Roman" w:hAnsi="Times New Roman"/>
+                <w:b/>
+                <w:bCs/>
+                <w:sz w:val="20"/>
+                <w:szCs w:val="20"/>
+              </w:rPr>
+              <w:t xml:space="preserve">Bs 5.100 (US$ 510)</w:t>
+            </w:r>
+          </w:p>
+        </w:tc>
+        <w:tc>
+          <w:tcPr>
+            <w:tcW w:type="dxa" w:w="2880"/>
+            <w:shd w:fill="D9E2F3" w:color="auto" w:val="clear"/>
+            <w:tcMar>
+              <w:top w:type="dxa" w:w="60"/>
+              <w:left w:type="dxa" w:w="90"/>
+              <w:bottom w:type="dxa" w:w="60"/>
+              <w:right w:type="dxa" w:w="90"/>
+            </w:tcMar>
+          </w:tcPr>
+          <w:p>
+            <w:pPr>
+              <w:spacing w:after="0" w:line="240"/>
+              <w:jc w:val="right"/>
+            </w:pPr>
+            <w:r>
+              <w:rPr>
+                <w:rFonts w:ascii="Times New Roman" w:cs="Times New Roman" w:eastAsia="Times New Roman" w:hAnsi="Times New Roman"/>
+                <w:b/>
+                <w:bCs/>
+                <w:sz w:val="20"/>
+                <w:szCs w:val="20"/>
+              </w:rPr>
+              <w:t xml:space="preserve">170 familias × Bs 30,00</w:t>
+            </w:r>
+          </w:p>
+        </w:tc>
+      </w:tr>
+    </w:tbl>
+    <w:p>
+      <w:pPr>
+        <w:spacing w:after="200" w:before="60" w:line="240"/>
+      </w:pPr>
+      <w:r>
+        <w:rPr>
+          <w:rFonts w:ascii="Times New Roman" w:cs="Times New Roman" w:eastAsia="Times New Roman" w:hAnsi="Times New Roman"/>
+          <w:i/>
+          <w:iCs/>
+          <w:color w:val="595959"/>
+          <w:sz w:val="18"/>
+          <w:szCs w:val="18"/>
+        </w:rPr>
+        <w:t xml:space="preserve">Tabla 22. Proyección de la suscripción premium familiar al mes 12. Es una hipótesis explícita, no un dato: la conversión real solo se conoce después de lanzar el primer módulo.</w:t>
+      </w:r>
+    </w:p>
+    <w:p>
+      <w:pPr>
+        <w:spacing w:after="120" w:before="0" w:line="360"/>
+        <w:jc w:val="left"/>
+      </w:pPr>
+      <w:r>
+        <w:rPr>
+          <w:rFonts w:ascii="Times New Roman" w:cs="Times New Roman" w:eastAsia="Times New Roman" w:hAnsi="Times New Roman"/>
+          <w:b/>
+          <w:bCs/>
+          <w:i w:val="false"/>
+          <w:iCs w:val="false"/>
+          <w:sz w:val="24"/>
+          <w:szCs w:val="24"/>
+        </w:rPr>
+        <w:t xml:space="preserve">5.4 Lo que esto cambia en la sostenibilidad</w:t>
+      </w:r>
+    </w:p>
+    <w:p>
+      <w:pPr>
+        <w:spacing w:after="120" w:before="0" w:line="360"/>
+        <w:ind w:firstLine="720"/>
+        <w:jc w:val="left"/>
+      </w:pPr>
+      <w:r>
+        <w:rPr>
+          <w:rFonts w:ascii="Times New Roman" w:cs="Times New Roman" w:eastAsia="Times New Roman" w:hAnsi="Times New Roman"/>
+          <w:b w:val="false"/>
+          <w:bCs w:val="false"/>
+          <w:i w:val="false"/>
+          <w:iCs w:val="false"/>
+          <w:sz w:val="24"/>
+          <w:szCs w:val="24"/>
+        </w:rPr>
+        <w:t xml:space="preserve">La Tabla 23 compara el resultado disponible para pagar equipo, con y sin el motor familiar, y en dos momentos: el mes 12 (17 colegios) y una proyección de año 2 con el doble de colegios y una conversión familiar algo mejor (6 %), una vez que el producto ya tiene referencias y el equipo tiene práctica comercial.</w:t>
+      </w:r>
+    </w:p>
+    <w:tbl>
+      <w:tblPr>
+        <w:tblW w:type="dxa" w:w="9360"/>
+        <w:tblBorders>
+          <w:top w:val="single" w:color="808080" w:sz="4"/>
+          <w:left w:val="single" w:color="808080" w:sz="4"/>
+          <w:bottom w:val="single" w:color="808080" w:sz="4"/>
+          <w:right w:val="single" w:color="808080" w:sz="4"/>
+          <w:insideH w:val="single" w:color="BFBFBF" w:sz="2"/>
+          <w:insideV w:val="single" w:color="BFBFBF" w:sz="2"/>
+        </w:tblBorders>
+      </w:tblPr>
+      <w:tblGrid>
+        <w:gridCol w:w="2800"/>
+        <w:gridCol w:w="2000"/>
+        <w:gridCol w:w="2280"/>
+        <w:gridCol w:w="2280"/>
+      </w:tblGrid>
+      <w:tr>
+        <w:trPr>
+          <w:tblHeader/>
+        </w:trPr>
+        <w:tc>
+          <w:tcPr>
+            <w:tcW w:type="dxa" w:w="2800"/>
+            <w:shd w:fill="1F3864" w:color="auto" w:val="clear"/>
+            <w:tcMar>
+              <w:top w:type="dxa" w:w="60"/>
+              <w:left w:type="dxa" w:w="90"/>
+              <w:bottom w:type="dxa" w:w="60"/>
+              <w:right w:type="dxa" w:w="90"/>
+            </w:tcMar>
+          </w:tcPr>
+          <w:p>
+            <w:pPr>
+              <w:spacing w:after="0" w:line="240"/>
+              <w:jc w:val="center"/>
+            </w:pPr>
+            <w:r>
+              <w:rPr>
+                <w:rFonts w:ascii="Times New Roman" w:cs="Times New Roman" w:eastAsia="Times New Roman" w:hAnsi="Times New Roman"/>
+                <w:b/>
+                <w:bCs/>
+                <w:color w:val="FFFFFF"/>
+                <w:sz w:val="20"/>
+                <w:szCs w:val="20"/>
+              </w:rPr>
+              <w:t xml:space="preserve">Escenario de equipo</w:t>
+            </w:r>
+          </w:p>
+        </w:tc>
+        <w:tc>
+          <w:tcPr>
+            <w:tcW w:type="dxa" w:w="2000"/>
+            <w:shd w:fill="1F3864" w:color="auto" w:val="clear"/>
+            <w:tcMar>
+              <w:top w:type="dxa" w:w="60"/>
+              <w:left w:type="dxa" w:w="90"/>
+              <w:bottom w:type="dxa" w:w="60"/>
+              <w:right w:type="dxa" w:w="90"/>
+            </w:tcMar>
+          </w:tcPr>
+          <w:p>
+            <w:pPr>
+              <w:spacing w:after="0" w:line="240"/>
+              <w:jc w:val="center"/>
+            </w:pPr>
+            <w:r>
+              <w:rPr>
+                <w:rFonts w:ascii="Times New Roman" w:cs="Times New Roman" w:eastAsia="Times New Roman" w:hAnsi="Times New Roman"/>
+                <w:b/>
+                <w:bCs/>
+                <w:color w:val="FFFFFF"/>
+                <w:sz w:val="20"/>
+                <w:szCs w:val="20"/>
+              </w:rPr>
+              <w:t xml:space="preserve">Costo mensual</w:t>
+            </w:r>
+          </w:p>
+        </w:tc>
+        <w:tc>
+          <w:tcPr>
+            <w:tcW w:type="dxa" w:w="2280"/>
+            <w:shd w:fill="1F3864" w:color="auto" w:val="clear"/>
+            <w:tcMar>
+              <w:top w:type="dxa" w:w="60"/>
+              <w:left w:type="dxa" w:w="90"/>
+              <w:bottom w:type="dxa" w:w="60"/>
+              <w:right w:type="dxa" w:w="90"/>
+            </w:tcMar>
+          </w:tcPr>
+          <w:p>
+            <w:pPr>
+              <w:spacing w:after="0" w:line="240"/>
+              <w:jc w:val="center"/>
+            </w:pPr>
+            <w:r>
+              <w:rPr>
+                <w:rFonts w:ascii="Times New Roman" w:cs="Times New Roman" w:eastAsia="Times New Roman" w:hAnsi="Times New Roman"/>
+                <w:b/>
+                <w:bCs/>
+                <w:color w:val="FFFFFF"/>
+                <w:sz w:val="20"/>
+                <w:szCs w:val="20"/>
+              </w:rPr>
+              <w:t xml:space="preserve">Resultado, mes 12 (17 colegios)</w:t>
+            </w:r>
+          </w:p>
+        </w:tc>
+        <w:tc>
+          <w:tcPr>
+            <w:tcW w:type="dxa" w:w="2280"/>
+            <w:shd w:fill="1F3864" w:color="auto" w:val="clear"/>
+            <w:tcMar>
+              <w:top w:type="dxa" w:w="60"/>
+              <w:left w:type="dxa" w:w="90"/>
+              <w:bottom w:type="dxa" w:w="60"/>
+              <w:right w:type="dxa" w:w="90"/>
+            </w:tcMar>
+          </w:tcPr>
+          <w:p>
+            <w:pPr>
+              <w:spacing w:after="0" w:line="240"/>
+              <w:jc w:val="center"/>
+            </w:pPr>
+            <w:r>
+              <w:rPr>
+                <w:rFonts w:ascii="Times New Roman" w:cs="Times New Roman" w:eastAsia="Times New Roman" w:hAnsi="Times New Roman"/>
+                <w:b/>
+                <w:bCs/>
+                <w:color w:val="FFFFFF"/>
+                <w:sz w:val="20"/>
+                <w:szCs w:val="20"/>
+              </w:rPr>
+              <w:t xml:space="preserve">Resultado, año 2 (34 colegios, proyección)</w:t>
+            </w:r>
+          </w:p>
+        </w:tc>
+      </w:tr>
+      <w:tr>
+        <w:tc>
+          <w:tcPr>
+            <w:tcW w:type="dxa" w:w="2800"/>
+            <w:tcMar>
+              <w:top w:type="dxa" w:w="60"/>
+              <w:left w:type="dxa" w:w="90"/>
+              <w:bottom w:type="dxa" w:w="60"/>
+              <w:right w:type="dxa" w:w="90"/>
+            </w:tcMar>
+          </w:tcPr>
+          <w:p>
+            <w:pPr>
+              <w:spacing w:after="0" w:line="240"/>
+              <w:jc w:val="left"/>
+            </w:pPr>
+            <w:r>
+              <w:rPr>
+                <w:rFonts w:ascii="Times New Roman" w:cs="Times New Roman" w:eastAsia="Times New Roman" w:hAnsi="Times New Roman"/>
+                <w:b w:val="false"/>
+                <w:bCs w:val="false"/>
+                <w:sz w:val="20"/>
+                <w:szCs w:val="20"/>
+              </w:rPr>
+              <w:t xml:space="preserve">Solo psicóloga, medio tiempo</w:t>
+            </w:r>
+          </w:p>
+        </w:tc>
+        <w:tc>
+          <w:tcPr>
+            <w:tcW w:type="dxa" w:w="2000"/>
+            <w:tcMar>
+              <w:top w:type="dxa" w:w="60"/>
+              <w:left w:type="dxa" w:w="90"/>
+              <w:bottom w:type="dxa" w:w="60"/>
+              <w:right w:type="dxa" w:w="90"/>
+            </w:tcMar>
+          </w:tcPr>
+          <w:p>
+            <w:pPr>
+              <w:spacing w:after="0" w:line="240"/>
+              <w:jc w:val="right"/>
+            </w:pPr>
+            <w:r>
+              <w:rPr>
+                <w:rFonts w:ascii="Times New Roman" w:cs="Times New Roman" w:eastAsia="Times New Roman" w:hAnsi="Times New Roman"/>
+                <w:b w:val="false"/>
+                <w:bCs w:val="false"/>
+                <w:sz w:val="20"/>
+                <w:szCs w:val="20"/>
+              </w:rPr>
+              <w:t xml:space="preserve">Bs 3.000</w:t>
+            </w:r>
+          </w:p>
+        </w:tc>
+        <w:tc>
+          <w:tcPr>
+            <w:tcW w:type="dxa" w:w="2280"/>
+            <w:tcMar>
+              <w:top w:type="dxa" w:w="60"/>
+              <w:left w:type="dxa" w:w="90"/>
+              <w:bottom w:type="dxa" w:w="60"/>
+              <w:right w:type="dxa" w:w="90"/>
+            </w:tcMar>
+          </w:tcPr>
+          <w:p>
+            <w:pPr>
+              <w:spacing w:after="0" w:line="240"/>
+              <w:jc w:val="right"/>
+            </w:pPr>
+            <w:r>
+              <w:rPr>
+                <w:rFonts w:ascii="Times New Roman" w:cs="Times New Roman" w:eastAsia="Times New Roman" w:hAnsi="Times New Roman"/>
+                <w:b w:val="false"/>
+                <w:bCs w:val="false"/>
+                <w:sz w:val="20"/>
+                <w:szCs w:val="20"/>
+              </w:rPr>
+              <w:t xml:space="preserve">+ Bs 8.871</w:t>
+            </w:r>
+          </w:p>
+        </w:tc>
+        <w:tc>
+          <w:tcPr>
+            <w:tcW w:type="dxa" w:w="2280"/>
+            <w:tcMar>
+              <w:top w:type="dxa" w:w="60"/>
+              <w:left w:type="dxa" w:w="90"/>
+              <w:bottom w:type="dxa" w:w="60"/>
+              <w:right w:type="dxa" w:w="90"/>
+            </w:tcMar>
+          </w:tcPr>
+          <w:p>
+            <w:pPr>
+              <w:spacing w:after="0" w:line="240"/>
+              <w:jc w:val="right"/>
+            </w:pPr>
+            <w:r>
+              <w:rPr>
+                <w:rFonts w:ascii="Times New Roman" w:cs="Times New Roman" w:eastAsia="Times New Roman" w:hAnsi="Times New Roman"/>
+                <w:b w:val="false"/>
+                <w:bCs w:val="false"/>
+                <w:sz w:val="20"/>
+                <w:szCs w:val="20"/>
+              </w:rPr>
+              <w:t xml:space="preserve">+ Bs 21.472</w:t>
+            </w:r>
+          </w:p>
+        </w:tc>
+      </w:tr>
+      <w:tr>
+        <w:tc>
+          <w:tcPr>
+            <w:tcW w:type="dxa" w:w="2800"/>
+            <w:tcMar>
+              <w:top w:type="dxa" w:w="60"/>
+              <w:left w:type="dxa" w:w="90"/>
+              <w:bottom w:type="dxa" w:w="60"/>
+              <w:right w:type="dxa" w:w="90"/>
+            </w:tcMar>
+          </w:tcPr>
+          <w:p>
+            <w:pPr>
+              <w:spacing w:after="0" w:line="240"/>
+              <w:jc w:val="left"/>
+            </w:pPr>
+            <w:r>
+              <w:rPr>
+                <w:rFonts w:ascii="Times New Roman" w:cs="Times New Roman" w:eastAsia="Times New Roman" w:hAnsi="Times New Roman"/>
+                <w:b w:val="false"/>
+                <w:bCs w:val="false"/>
+                <w:sz w:val="20"/>
+                <w:szCs w:val="20"/>
+              </w:rPr>
+              <w:t xml:space="preserve">+ desarrollo y operación, medio tiempo</w:t>
+            </w:r>
+          </w:p>
+        </w:tc>
+        <w:tc>
+          <w:tcPr>
+            <w:tcW w:type="dxa" w:w="2000"/>
+            <w:tcMar>
+              <w:top w:type="dxa" w:w="60"/>
+              <w:left w:type="dxa" w:w="90"/>
+              <w:bottom w:type="dxa" w:w="60"/>
+              <w:right w:type="dxa" w:w="90"/>
+            </w:tcMar>
+          </w:tcPr>
+          <w:p>
+            <w:pPr>
+              <w:spacing w:after="0" w:line="240"/>
+              <w:jc w:val="right"/>
+            </w:pPr>
+            <w:r>
+              <w:rPr>
+                <w:rFonts w:ascii="Times New Roman" w:cs="Times New Roman" w:eastAsia="Times New Roman" w:hAnsi="Times New Roman"/>
+                <w:b w:val="false"/>
+                <w:bCs w:val="false"/>
+                <w:sz w:val="20"/>
+                <w:szCs w:val="20"/>
+              </w:rPr>
+              <w:t xml:space="preserve">Bs 9.000</w:t>
+            </w:r>
+          </w:p>
+        </w:tc>
+        <w:tc>
+          <w:tcPr>
+            <w:tcW w:type="dxa" w:w="2280"/>
+            <w:tcMar>
+              <w:top w:type="dxa" w:w="60"/>
+              <w:left w:type="dxa" w:w="90"/>
+              <w:bottom w:type="dxa" w:w="60"/>
+              <w:right w:type="dxa" w:w="90"/>
+            </w:tcMar>
+          </w:tcPr>
+          <w:p>
+            <w:pPr>
+              <w:spacing w:after="0" w:line="240"/>
+              <w:jc w:val="right"/>
+            </w:pPr>
+            <w:r>
+              <w:rPr>
+                <w:rFonts w:ascii="Times New Roman" w:cs="Times New Roman" w:eastAsia="Times New Roman" w:hAnsi="Times New Roman"/>
+                <w:b w:val="false"/>
+                <w:bCs w:val="false"/>
+                <w:sz w:val="20"/>
+                <w:szCs w:val="20"/>
+              </w:rPr>
+              <w:t xml:space="preserve">+ Bs 2.871</w:t>
+            </w:r>
+          </w:p>
+        </w:tc>
+        <w:tc>
+          <w:tcPr>
+            <w:tcW w:type="dxa" w:w="2280"/>
+            <w:tcMar>
+              <w:top w:type="dxa" w:w="60"/>
+              <w:left w:type="dxa" w:w="90"/>
+              <w:bottom w:type="dxa" w:w="60"/>
+              <w:right w:type="dxa" w:w="90"/>
+            </w:tcMar>
+          </w:tcPr>
+          <w:p>
+            <w:pPr>
+              <w:spacing w:after="0" w:line="240"/>
+              <w:jc w:val="right"/>
+            </w:pPr>
+            <w:r>
+              <w:rPr>
+                <w:rFonts w:ascii="Times New Roman" w:cs="Times New Roman" w:eastAsia="Times New Roman" w:hAnsi="Times New Roman"/>
+                <w:b w:val="false"/>
+                <w:bCs w:val="false"/>
+                <w:sz w:val="20"/>
+                <w:szCs w:val="20"/>
+              </w:rPr>
+              <w:t xml:space="preserve">+ Bs 15.472</w:t>
+            </w:r>
+          </w:p>
+        </w:tc>
+      </w:tr>
+      <w:tr>
+        <w:tc>
+          <w:tcPr>
+            <w:tcW w:type="dxa" w:w="2800"/>
+            <w:tcMar>
+              <w:top w:type="dxa" w:w="60"/>
+              <w:left w:type="dxa" w:w="90"/>
+              <w:bottom w:type="dxa" w:w="60"/>
+              <w:right w:type="dxa" w:w="90"/>
+            </w:tcMar>
+          </w:tcPr>
+          <w:p>
+            <w:pPr>
+              <w:spacing w:after="0" w:line="240"/>
+              <w:jc w:val="left"/>
+            </w:pPr>
+            <w:r>
+              <w:rPr>
+                <w:rFonts w:ascii="Times New Roman" w:cs="Times New Roman" w:eastAsia="Times New Roman" w:hAnsi="Times New Roman"/>
+                <w:b w:val="false"/>
+                <w:bCs w:val="false"/>
+                <w:sz w:val="20"/>
+                <w:szCs w:val="20"/>
+              </w:rPr>
+              <w:t xml:space="preserve">Equipo de 4, medio tiempo (Bs 4.000 c/u)</w:t>
+            </w:r>
+          </w:p>
+        </w:tc>
+        <w:tc>
+          <w:tcPr>
+            <w:tcW w:type="dxa" w:w="2000"/>
+            <w:tcMar>
+              <w:top w:type="dxa" w:w="60"/>
+              <w:left w:type="dxa" w:w="90"/>
+              <w:bottom w:type="dxa" w:w="60"/>
+              <w:right w:type="dxa" w:w="90"/>
+            </w:tcMar>
+          </w:tcPr>
+          <w:p>
+            <w:pPr>
+              <w:spacing w:after="0" w:line="240"/>
+              <w:jc w:val="right"/>
+            </w:pPr>
+            <w:r>
+              <w:rPr>
+                <w:rFonts w:ascii="Times New Roman" w:cs="Times New Roman" w:eastAsia="Times New Roman" w:hAnsi="Times New Roman"/>
+                <w:b w:val="false"/>
+                <w:bCs w:val="false"/>
+                <w:sz w:val="20"/>
+                <w:szCs w:val="20"/>
+              </w:rPr>
+              <w:t xml:space="preserve">Bs 16.000</w:t>
+            </w:r>
+          </w:p>
+        </w:tc>
+        <w:tc>
+          <w:tcPr>
+            <w:tcW w:type="dxa" w:w="2280"/>
+            <w:tcMar>
+              <w:top w:type="dxa" w:w="60"/>
+              <w:left w:type="dxa" w:w="90"/>
+              <w:bottom w:type="dxa" w:w="60"/>
+              <w:right w:type="dxa" w:w="90"/>
+            </w:tcMar>
+          </w:tcPr>
+          <w:p>
+            <w:pPr>
+              <w:spacing w:after="0" w:line="240"/>
+              <w:jc w:val="right"/>
+            </w:pPr>
+            <w:r>
+              <w:rPr>
+                <w:rFonts w:ascii="Times New Roman" w:cs="Times New Roman" w:eastAsia="Times New Roman" w:hAnsi="Times New Roman"/>
+                <w:b w:val="false"/>
+                <w:bCs w:val="false"/>
+                <w:sz w:val="20"/>
+                <w:szCs w:val="20"/>
+              </w:rPr>
+              <w:t xml:space="preserve">− Bs 4.129</w:t>
+            </w:r>
+          </w:p>
+        </w:tc>
+        <w:tc>
+          <w:tcPr>
+            <w:tcW w:type="dxa" w:w="2280"/>
+            <w:tcMar>
+              <w:top w:type="dxa" w:w="60"/>
+              <w:left w:type="dxa" w:w="90"/>
+              <w:bottom w:type="dxa" w:w="60"/>
+              <w:right w:type="dxa" w:w="90"/>
+            </w:tcMar>
+          </w:tcPr>
+          <w:p>
+            <w:pPr>
+              <w:spacing w:after="0" w:line="240"/>
+              <w:jc w:val="right"/>
+            </w:pPr>
+            <w:r>
+              <w:rPr>
+                <w:rFonts w:ascii="Times New Roman" w:cs="Times New Roman" w:eastAsia="Times New Roman" w:hAnsi="Times New Roman"/>
+                <w:b w:val="false"/>
+                <w:bCs w:val="false"/>
+                <w:sz w:val="20"/>
+                <w:szCs w:val="20"/>
+              </w:rPr>
+              <w:t xml:space="preserve">+ Bs 8.472</w:t>
+            </w:r>
+          </w:p>
+        </w:tc>
+      </w:tr>
+      <w:tr>
+        <w:tc>
+          <w:tcPr>
+            <w:tcW w:type="dxa" w:w="2800"/>
+            <w:tcMar>
+              <w:top w:type="dxa" w:w="60"/>
+              <w:left w:type="dxa" w:w="90"/>
+              <w:bottom w:type="dxa" w:w="60"/>
+              <w:right w:type="dxa" w:w="90"/>
+            </w:tcMar>
+          </w:tcPr>
+          <w:p>
+            <w:pPr>
+              <w:spacing w:after="0" w:line="240"/>
+              <w:jc w:val="left"/>
+            </w:pPr>
+            <w:r>
+              <w:rPr>
+                <w:rFonts w:ascii="Times New Roman" w:cs="Times New Roman" w:eastAsia="Times New Roman" w:hAnsi="Times New Roman"/>
+                <w:b w:val="false"/>
+                <w:bCs w:val="false"/>
+                <w:sz w:val="20"/>
+                <w:szCs w:val="20"/>
+              </w:rPr>
+              <w:t xml:space="preserve">Equipo de 4, tiempo completo (Bs 6.000 c/u)</w:t>
+            </w:r>
+          </w:p>
+        </w:tc>
+        <w:tc>
+          <w:tcPr>
+            <w:tcW w:type="dxa" w:w="2000"/>
+            <w:tcMar>
+              <w:top w:type="dxa" w:w="60"/>
+              <w:left w:type="dxa" w:w="90"/>
+              <w:bottom w:type="dxa" w:w="60"/>
+              <w:right w:type="dxa" w:w="90"/>
+            </w:tcMar>
+          </w:tcPr>
+          <w:p>
+            <w:pPr>
+              <w:spacing w:after="0" w:line="240"/>
+              <w:jc w:val="right"/>
+            </w:pPr>
+            <w:r>
+              <w:rPr>
+                <w:rFonts w:ascii="Times New Roman" w:cs="Times New Roman" w:eastAsia="Times New Roman" w:hAnsi="Times New Roman"/>
+                <w:b w:val="false"/>
+                <w:bCs w:val="false"/>
+                <w:sz w:val="20"/>
+                <w:szCs w:val="20"/>
+              </w:rPr>
+              <w:t xml:space="preserve">Bs 24.000</w:t>
+            </w:r>
+          </w:p>
+        </w:tc>
+        <w:tc>
+          <w:tcPr>
+            <w:tcW w:type="dxa" w:w="2280"/>
+            <w:tcMar>
+              <w:top w:type="dxa" w:w="60"/>
+              <w:left w:type="dxa" w:w="90"/>
+              <w:bottom w:type="dxa" w:w="60"/>
+              <w:right w:type="dxa" w:w="90"/>
+            </w:tcMar>
+          </w:tcPr>
+          <w:p>
+            <w:pPr>
+              <w:spacing w:after="0" w:line="240"/>
+              <w:jc w:val="right"/>
+            </w:pPr>
+            <w:r>
+              <w:rPr>
+                <w:rFonts w:ascii="Times New Roman" w:cs="Times New Roman" w:eastAsia="Times New Roman" w:hAnsi="Times New Roman"/>
+                <w:b w:val="false"/>
+                <w:bCs w:val="false"/>
+                <w:sz w:val="20"/>
+                <w:szCs w:val="20"/>
+              </w:rPr>
+              <w:t xml:space="preserve">− Bs 12.129</w:t>
+            </w:r>
+          </w:p>
+        </w:tc>
+        <w:tc>
+          <w:tcPr>
+            <w:tcW w:type="dxa" w:w="2280"/>
+            <w:tcMar>
+              <w:top w:type="dxa" w:w="60"/>
+              <w:left w:type="dxa" w:w="90"/>
+              <w:bottom w:type="dxa" w:w="60"/>
+              <w:right w:type="dxa" w:w="90"/>
+            </w:tcMar>
+          </w:tcPr>
+          <w:p>
+            <w:pPr>
+              <w:spacing w:after="0" w:line="240"/>
+              <w:jc w:val="right"/>
+            </w:pPr>
+            <w:r>
+              <w:rPr>
+                <w:rFonts w:ascii="Times New Roman" w:cs="Times New Roman" w:eastAsia="Times New Roman" w:hAnsi="Times New Roman"/>
+                <w:b w:val="false"/>
+                <w:bCs w:val="false"/>
+                <w:sz w:val="20"/>
+                <w:szCs w:val="20"/>
+              </w:rPr>
+              <w:t xml:space="preserve">+ Bs 472</w:t>
+            </w:r>
+          </w:p>
+        </w:tc>
+      </w:tr>
+    </w:tbl>
+    <w:p>
+      <w:pPr>
+        <w:spacing w:after="200" w:before="60" w:line="240"/>
+      </w:pPr>
+      <w:r>
+        <w:rPr>
+          <w:rFonts w:ascii="Times New Roman" w:cs="Times New Roman" w:eastAsia="Times New Roman" w:hAnsi="Times New Roman"/>
+          <w:i/>
+          <w:iCs/>
+          <w:color w:val="595959"/>
+          <w:sz w:val="18"/>
+          <w:szCs w:val="18"/>
+        </w:rPr>
+        <w:t xml:space="preserve">Tabla 23. Resultado mensual disponible (ingreso total menos costo variable, fijo y de equipo), incluyendo el motor familiar. Cifras en bolivianos; positivo (+) es superávit, negativo (−) es déficit a cubrir con capital adicional o crecimiento más lento del equipo.</w:t>
+      </w:r>
+    </w:p>
+    <w:p>
+      <w:pPr>
+        <w:spacing w:after="120" w:before="0" w:line="360"/>
+        <w:ind w:firstLine="720"/>
+        <w:jc w:val="left"/>
+      </w:pPr>
+      <w:r>
+        <w:rPr>
+          <w:rFonts w:ascii="Times New Roman" w:cs="Times New Roman" w:eastAsia="Times New Roman" w:hAnsi="Times New Roman"/>
+          <w:b w:val="false"/>
+          <w:bCs w:val="false"/>
+          <w:i w:val="false"/>
+          <w:iCs w:val="false"/>
+          <w:sz w:val="24"/>
+          <w:szCs w:val="24"/>
+        </w:rPr>
+        <w:t xml:space="preserve">La lectura honesta: al mes 12, el motor combinado ya sostiene una psicóloga y una persona de desarrollo u operación a medio tiempo — el primer paso real hacia dejar de depender exclusivamente del trabajo no remunerado del equipo fundador. Pagar a los cuatro fundadores a tiempo completo no se alcanza en el primer año; en el segundo, si el número de colegios se duplica y la conversión familiar mejora un punto porcentual, el margen es positivo pero extremadamente ajustado (Bs 472 al mes, menos del 2 % del ingreso) — no es una holgura real, es el punto en el que el equipo completo deja de perder dinero. Presentar esto como ya resuelto sería la misma sobrepromesa que este documento evita en cada otra sección.</w:t>
+      </w:r>
+    </w:p>
+    <w:p>
+      <w:pPr>
+        <w:spacing w:after="120" w:before="0" w:line="360"/>
+        <w:jc w:val="left"/>
+      </w:pPr>
+      <w:r>
+        <w:rPr>
+          <w:rFonts w:ascii="Times New Roman" w:cs="Times New Roman" w:eastAsia="Times New Roman" w:hAnsi="Times New Roman"/>
+          <w:b/>
+          <w:bCs/>
+          <w:i w:val="false"/>
+          <w:iCs w:val="false"/>
+          <w:sz w:val="24"/>
+          <w:szCs w:val="24"/>
+        </w:rPr>
+        <w:t xml:space="preserve">5.5 Lo que falta para que esto sea más que una proyección</w:t>
+      </w:r>
+    </w:p>
+    <w:p>
+      <w:pPr>
+        <w:pStyle w:val="ListParagraph"/>
+        <w:numPr>
+          <w:ilvl w:val="0"/>
+          <w:numId w:val="3"/>
+        </w:numPr>
+        <w:spacing w:after="80" w:line="360"/>
+      </w:pPr>
+      <w:r>
+        <w:rPr>
+          <w:rFonts w:ascii="Times New Roman" w:cs="Times New Roman" w:eastAsia="Times New Roman" w:hAnsi="Times New Roman"/>
+          <w:sz w:val="24"/>
+          <w:szCs w:val="24"/>
+        </w:rPr>
+        <w:t xml:space="preserve">Validar con al menos 30 familias, dentro de los colegios piloto, si pagarían US$ 3 al mes y por cuál módulo específicamente — no se ha preguntado todavía.</w:t>
+      </w:r>
+    </w:p>
+    <w:p>
+      <w:pPr>
+        <w:pStyle w:val="ListParagraph"/>
+        <w:numPr>
+          <w:ilvl w:val="0"/>
+          <w:numId w:val="3"/>
+        </w:numPr>
+        <w:spacing w:after="80" w:line="360"/>
+      </w:pPr>
+      <w:r>
+        <w:rPr>
+          <w:rFonts w:ascii="Times New Roman" w:cs="Times New Roman" w:eastAsia="Times New Roman" w:hAnsi="Times New Roman"/>
+          <w:sz w:val="24"/>
+          <w:szCs w:val="24"/>
+        </w:rPr>
+        <w:t xml:space="preserve">Incorporar o contratar por proyecto a un especialista en enseñanza de inglés para niños antes de publicar ese módulo; el contenido generado con IA reduce el costo de producción, pero no reemplaza la revisión pedagógica de alguien con formación en adquisición de una segunda lengua en la niñez.</w:t>
+      </w:r>
+    </w:p>
+    <w:p>
+      <w:pPr>
+        <w:pStyle w:val="ListParagraph"/>
+        <w:numPr>
+          <w:ilvl w:val="0"/>
+          <w:numId w:val="3"/>
+        </w:numPr>
+        <w:spacing w:after="80" w:line="360"/>
+      </w:pPr>
+      <w:r>
+        <w:rPr>
+          <w:rFonts w:ascii="Times New Roman" w:cs="Times New Roman" w:eastAsia="Times New Roman" w:hAnsi="Times New Roman"/>
+          <w:sz w:val="24"/>
+          <w:szCs w:val="24"/>
+        </w:rPr>
+        <w:t xml:space="preserve">Que el especialista en inteligencia artificial del equipo defina, por escrito, los límites de contenido del módulo de IA antes de escribir una sola línea, siguiendo el mismo principio que ya rige el núcleo de prevención: nada de conversación abierta con un menor.</w:t>
+      </w:r>
+    </w:p>
+    <w:p>
+      <w:pPr>
+        <w:pStyle w:val="ListParagraph"/>
+        <w:numPr>
+          <w:ilvl w:val="0"/>
+          <w:numId w:val="3"/>
+        </w:numPr>
+        <w:spacing w:after="80" w:line="360"/>
+      </w:pPr>
+      <w:r>
+        <w:rPr>
+          <w:rFonts w:ascii="Times New Roman" w:cs="Times New Roman" w:eastAsia="Times New Roman" w:hAnsi="Times New Roman"/>
+          <w:sz w:val="24"/>
+          <w:szCs w:val="24"/>
+        </w:rPr>
+        <w:t xml:space="preserve">Mantener el módulo de habilidades para la vida —y solo ese— como candidato realista para el primer trimestre de la expansión: es el único que reutiliza directamente el motor y el contenido ya construidos, sin agregar una disciplina pedagógica nueva al equipo.</w:t>
+      </w:r>
+    </w:p>
+    <w:p>
+      <w:pPr>
+        <w:spacing w:after="120"/>
+      </w:pPr>
+    </w:p>
+    <w:p>
+      <w:pPr>
+        <w:pStyle w:val="Heading1"/>
+        <w:spacing w:after="160" w:before="280" w:line="360"/>
+      </w:pPr>
+      <w:r>
+        <w:t xml:space="preserve">6. Conclusiones y Recomendaciones</w:t>
+      </w:r>
+    </w:p>
+    <w:p>
+      <w:pPr>
+        <w:spacing w:after="120" w:before="0" w:line="360"/>
+        <w:jc w:val="left"/>
+      </w:pPr>
+      <w:r>
+        <w:rPr>
+          <w:rFonts w:ascii="Times New Roman" w:cs="Times New Roman" w:eastAsia="Times New Roman" w:hAnsi="Times New Roman"/>
+          <w:b/>
+          <w:bCs/>
+          <w:i w:val="false"/>
+          <w:iCs w:val="false"/>
+          <w:sz w:val="24"/>
+          <w:szCs w:val="24"/>
+        </w:rPr>
+        <w:t xml:space="preserve">6.1 Conclusiones</w:t>
       </w:r>
     </w:p>
     <w:p>
@@ -16705,7 +19502,25 @@
           <w:sz w:val="24"/>
           <w:szCs w:val="24"/>
         </w:rPr>
-        <w:t xml:space="preserve">El modelo alcanza su punto de equilibrio de caja con 34 aulas activas (Bs 3.397 mensuales), una meta alcanzable dentro del primer año con la capacidad comercial actual del equipo.</w:t>
+        <w:t xml:space="preserve">Vender por colegio completo, en vez de por aula suelta, concentra en una sola decisión de compra lo que antes exigía negociar aula por aula: el punto de equilibrio operativo baja a apenas 2 o 3 colegios.</w:t>
+      </w:r>
+    </w:p>
+    <w:p>
+      <w:pPr>
+        <w:pStyle w:val="ListParagraph"/>
+        <w:numPr>
+          <w:ilvl w:val="0"/>
+          <w:numId w:val="3"/>
+        </w:numPr>
+        <w:spacing w:after="80" w:line="360"/>
+      </w:pPr>
+      <w:r>
+        <w:rPr>
+          <w:rFonts w:ascii="Times New Roman" w:cs="Times New Roman" w:eastAsia="Times New Roman" w:hAnsi="Times New Roman"/>
+          <w:sz w:val="24"/>
+          <w:szCs w:val="24"/>
+        </w:rPr>
+        <w:t xml:space="preserve">Ese punto de equilibrio cubre los costos de operar, no los sueldos de un equipo. Cubrir un equipo mínimo (una psicóloga y una persona de desarrollo u operación, ambas a medio tiempo) requiere sumar el motor de suscripción familiar desarrollado en la Sección 5; un equipo completo a sueldo de mercado es una meta de año 2, no de año 1.</w:t>
       </w:r>
     </w:p>
     <w:p>
@@ -16741,7 +19556,7 @@
           <w:sz w:val="24"/>
           <w:szCs w:val="24"/>
         </w:rPr>
-        <w:t xml:space="preserve">La ventaja competitiva no es tecnológica sino de confianza institucional: aval profesional, protocolo alineado a la normativa boliviana y una arquitectura que no recolecta datos de menores.</w:t>
+        <w:t xml:space="preserve">La ventaja competitiva no es tecnológica sino de confianza institucional: aval profesional, protocolo alineado a la normativa boliviana y una arquitectura que no recolecta datos de menores. La expansión a otros módulos de aprendizaje no debe diluir esa confianza — por eso la suscripción familiar nunca cobra por el núcleo de prevención.</w:t>
       </w:r>
     </w:p>
     <w:p>
@@ -16764,7 +19579,7 @@
           <w:sz w:val="24"/>
           <w:szCs w:val="24"/>
         </w:rPr>
-        <w:t xml:space="preserve">5.2 Recomendaciones</w:t>
+        <w:t xml:space="preserve">6.2 Recomendaciones</w:t>
       </w:r>
     </w:p>
     <w:p>
@@ -16782,7 +19597,7 @@
           <w:sz w:val="24"/>
           <w:szCs w:val="24"/>
         </w:rPr>
-        <w:t xml:space="preserve">Ejecutar el plan de entrevistas antes de comprometer precios en una propuesta formal: la disposición a pagar sigue siendo la hipótesis más frágil del modelo.</w:t>
+        <w:t xml:space="preserve">Ejecutar el plan de entrevistas antes de comprometer precios en una propuesta formal: la disposición a pagar —tanto de colegios como de familias— sigue siendo la hipótesis más frágil del modelo.</w:t>
       </w:r>
     </w:p>
     <w:p>
@@ -16841,6 +19656,24 @@
     </w:p>
     <w:p>
       <w:pPr>
+        <w:pStyle w:val="ListParagraph"/>
+        <w:numPr>
+          <w:ilvl w:val="0"/>
+          <w:numId w:val="3"/>
+        </w:numPr>
+        <w:spacing w:after="80" w:line="360"/>
+      </w:pPr>
+      <w:r>
+        <w:rPr>
+          <w:rFonts w:ascii="Times New Roman" w:cs="Times New Roman" w:eastAsia="Times New Roman" w:hAnsi="Times New Roman"/>
+          <w:sz w:val="24"/>
+          <w:szCs w:val="24"/>
+        </w:rPr>
+        <w:t xml:space="preserve">No anunciar los módulos premium (inglés, inteligencia artificial, medio ambiente) como parte del producto actual frente a un colegio o una ONG: son visión de producto a un año, y presentarlos como disponibles hoy generaría una expectativa que el equipo todavía no puede cumplir.</w:t>
+      </w:r>
+    </w:p>
+    <w:p>
+      <w:pPr>
         <w:spacing w:after="120"/>
       </w:pPr>
     </w:p>
@@ -16850,7 +19683,7 @@
         <w:spacing w:after="160" w:before="280" w:line="360"/>
       </w:pPr>
       <w:r>
-        <w:t xml:space="preserve">6. Bibliografía</w:t>
+        <w:t xml:space="preserve">7. Bibliografía</w:t>
       </w:r>
     </w:p>
     <w:p>
@@ -17668,7 +20501,7 @@
                 <w:sz w:val="20"/>
                 <w:szCs w:val="20"/>
               </w:rPr>
-              <w:t xml:space="preserve">Precio de US$ 9,99 (Bs 99,90) por aula al mes</w:t>
+              <w:t xml:space="preserve">8 aulas de primaria por colegio, en promedio</w:t>
             </w:r>
           </w:p>
         </w:tc>
@@ -17695,7 +20528,7 @@
                 <w:sz w:val="20"/>
                 <w:szCs w:val="20"/>
               </w:rPr>
-              <w:t xml:space="preserve">Decisión del equipo</w:t>
+              <w:t xml:space="preserve">Estimación</w:t>
             </w:r>
           </w:p>
         </w:tc>
@@ -17722,7 +20555,7 @@
                 <w:sz w:val="20"/>
                 <w:szCs w:val="20"/>
               </w:rPr>
-              <w:t xml:space="preserve">No validado con entrevistas a colegios. Es la hipótesis más frágil del modelo</w:t>
+              <w:t xml:space="preserve">Supuesto del equipo para pasar de aulas a colegios. No se halló dato oficial de tamaño promedio de colegio</w:t>
             </w:r>
           </w:p>
         </w:tc>
@@ -17751,7 +20584,7 @@
                 <w:sz w:val="20"/>
                 <w:szCs w:val="20"/>
               </w:rPr>
-              <w:t xml:space="preserve">Costo variable de Bs 550 (US$ 55) por aula al año</w:t>
+              <w:t xml:space="preserve">Precio de US$ 850 (Bs 8.500) por colegio al año</w:t>
             </w:r>
           </w:p>
         </w:tc>
@@ -17778,7 +20611,7 @@
                 <w:sz w:val="20"/>
                 <w:szCs w:val="20"/>
               </w:rPr>
-              <w:t xml:space="preserve">Estimación</w:t>
+              <w:t xml:space="preserve">Decisión del equipo</w:t>
             </w:r>
           </w:p>
         </w:tc>
@@ -17805,7 +20638,7 @@
                 <w:sz w:val="20"/>
                 <w:szCs w:val="20"/>
               </w:rPr>
-              <w:t xml:space="preserve">Construida por componentes; referencia internacional comparable: US$ 859 (Bs 8.590) por aula</w:t>
+              <w:t xml:space="preserve">No validado con entrevistas a colegios. Es la hipótesis más frágil del modelo institucional</w:t>
             </w:r>
           </w:p>
         </w:tc>
@@ -17834,7 +20667,7 @@
                 <w:sz w:val="20"/>
                 <w:szCs w:val="20"/>
               </w:rPr>
-              <w:t xml:space="preserve">SOM de 80 aulas al mes 12</w:t>
+              <w:t xml:space="preserve">Costo variable de Bs 550 (US$ 55) por aula al año</w:t>
             </w:r>
           </w:p>
         </w:tc>
@@ -17861,7 +20694,7 @@
                 <w:sz w:val="20"/>
                 <w:szCs w:val="20"/>
               </w:rPr>
-              <w:t xml:space="preserve">Hipótesis</w:t>
+              <w:t xml:space="preserve">Estimación</w:t>
             </w:r>
           </w:p>
         </w:tc>
@@ -17888,7 +20721,7 @@
                 <w:sz w:val="20"/>
                 <w:szCs w:val="20"/>
               </w:rPr>
-              <w:t xml:space="preserve">Construida de abajo hacia arriba según capacidad comercial, no como porcentaje del SAM</w:t>
+              <w:t xml:space="preserve">Construida por componentes; referencia internacional comparable: US$ 859 (Bs 8.590) por aula</w:t>
             </w:r>
           </w:p>
         </w:tc>
@@ -17917,7 +20750,7 @@
                 <w:sz w:val="20"/>
                 <w:szCs w:val="20"/>
               </w:rPr>
-              <w:t xml:space="preserve">Tipo de cambio referencial Bs 10,00 por dólar</w:t>
+              <w:t xml:space="preserve">SOM de 17 colegios al mes 12</w:t>
             </w:r>
           </w:p>
         </w:tc>
@@ -17944,7 +20777,7 @@
                 <w:sz w:val="20"/>
                 <w:szCs w:val="20"/>
               </w:rPr>
-              <w:t xml:space="preserve">Supuesto declarado</w:t>
+              <w:t xml:space="preserve">Hipótesis</w:t>
             </w:r>
           </w:p>
         </w:tc>
@@ -17971,7 +20804,7 @@
                 <w:sz w:val="20"/>
                 <w:szCs w:val="20"/>
               </w:rPr>
-              <w:t xml:space="preserve">Oficial BCB al 17-09-2026: Bs 9,83. Paralelo en la misma semana: Bs 10,9 a 11,9. Se adopta Bs 10,00 como referencia conservadora y legible</w:t>
+              <w:t xml:space="preserve">Construida de abajo hacia arriba según capacidad comercial (5 a 8 instituciones contactadas por mes), no como porcentaje del SAM</w:t>
             </w:r>
           </w:p>
         </w:tc>
@@ -18000,6 +20833,338 @@
                 <w:sz w:val="20"/>
                 <w:szCs w:val="20"/>
               </w:rPr>
+              <w:t xml:space="preserve">Suscripción familiar de US$ 3 (Bs 30) al mes</w:t>
+            </w:r>
+          </w:p>
+        </w:tc>
+        <w:tc>
+          <w:tcPr>
+            <w:tcW w:type="dxa" w:w="1800"/>
+            <w:tcMar>
+              <w:top w:type="dxa" w:w="60"/>
+              <w:left w:type="dxa" w:w="90"/>
+              <w:bottom w:type="dxa" w:w="60"/>
+              <w:right w:type="dxa" w:w="90"/>
+            </w:tcMar>
+          </w:tcPr>
+          <w:p>
+            <w:pPr>
+              <w:spacing w:after="0" w:line="240"/>
+              <w:jc w:val="right"/>
+            </w:pPr>
+            <w:r>
+              <w:rPr>
+                <w:rFonts w:ascii="Times New Roman" w:cs="Times New Roman" w:eastAsia="Times New Roman" w:hAnsi="Times New Roman"/>
+                <w:b w:val="false"/>
+                <w:bCs w:val="false"/>
+                <w:sz w:val="20"/>
+                <w:szCs w:val="20"/>
+              </w:rPr>
+              <w:t xml:space="preserve">Decisión del equipo</w:t>
+            </w:r>
+          </w:p>
+        </w:tc>
+        <w:tc>
+          <w:tcPr>
+            <w:tcW w:type="dxa" w:w="4360"/>
+            <w:tcMar>
+              <w:top w:type="dxa" w:w="60"/>
+              <w:left w:type="dxa" w:w="90"/>
+              <w:bottom w:type="dxa" w:w="60"/>
+              <w:right w:type="dxa" w:w="90"/>
+            </w:tcMar>
+          </w:tcPr>
+          <w:p>
+            <w:pPr>
+              <w:spacing w:after="0" w:line="240"/>
+              <w:jc w:val="right"/>
+            </w:pPr>
+            <w:r>
+              <w:rPr>
+                <w:rFonts w:ascii="Times New Roman" w:cs="Times New Roman" w:eastAsia="Times New Roman" w:hAnsi="Times New Roman"/>
+                <w:b w:val="false"/>
+                <w:bCs w:val="false"/>
+                <w:sz w:val="20"/>
+                <w:szCs w:val="20"/>
+              </w:rPr>
+              <w:t xml:space="preserve">No validada con familias. Es la hipótesis más frágil del motor de expansión (Sección 5)</w:t>
+            </w:r>
+          </w:p>
+        </w:tc>
+      </w:tr>
+      <w:tr>
+        <w:tc>
+          <w:tcPr>
+            <w:tcW w:type="dxa" w:w="3200"/>
+            <w:tcMar>
+              <w:top w:type="dxa" w:w="60"/>
+              <w:left w:type="dxa" w:w="90"/>
+              <w:bottom w:type="dxa" w:w="60"/>
+              <w:right w:type="dxa" w:w="90"/>
+            </w:tcMar>
+          </w:tcPr>
+          <w:p>
+            <w:pPr>
+              <w:spacing w:after="0" w:line="240"/>
+              <w:jc w:val="left"/>
+            </w:pPr>
+            <w:r>
+              <w:rPr>
+                <w:rFonts w:ascii="Times New Roman" w:cs="Times New Roman" w:eastAsia="Times New Roman" w:hAnsi="Times New Roman"/>
+                <w:b w:val="false"/>
+                <w:bCs w:val="false"/>
+                <w:sz w:val="20"/>
+                <w:szCs w:val="20"/>
+              </w:rPr>
+              <w:t xml:space="preserve">Conversión familiar del 5 % al mes 12</w:t>
+            </w:r>
+          </w:p>
+        </w:tc>
+        <w:tc>
+          <w:tcPr>
+            <w:tcW w:type="dxa" w:w="1800"/>
+            <w:tcMar>
+              <w:top w:type="dxa" w:w="60"/>
+              <w:left w:type="dxa" w:w="90"/>
+              <w:bottom w:type="dxa" w:w="60"/>
+              <w:right w:type="dxa" w:w="90"/>
+            </w:tcMar>
+          </w:tcPr>
+          <w:p>
+            <w:pPr>
+              <w:spacing w:after="0" w:line="240"/>
+              <w:jc w:val="right"/>
+            </w:pPr>
+            <w:r>
+              <w:rPr>
+                <w:rFonts w:ascii="Times New Roman" w:cs="Times New Roman" w:eastAsia="Times New Roman" w:hAnsi="Times New Roman"/>
+                <w:b w:val="false"/>
+                <w:bCs w:val="false"/>
+                <w:sz w:val="20"/>
+                <w:szCs w:val="20"/>
+              </w:rPr>
+              <w:t xml:space="preserve">Hipótesis</w:t>
+            </w:r>
+          </w:p>
+        </w:tc>
+        <w:tc>
+          <w:tcPr>
+            <w:tcW w:type="dxa" w:w="4360"/>
+            <w:tcMar>
+              <w:top w:type="dxa" w:w="60"/>
+              <w:left w:type="dxa" w:w="90"/>
+              <w:bottom w:type="dxa" w:w="60"/>
+              <w:right w:type="dxa" w:w="90"/>
+            </w:tcMar>
+          </w:tcPr>
+          <w:p>
+            <w:pPr>
+              <w:spacing w:after="0" w:line="240"/>
+              <w:jc w:val="right"/>
+            </w:pPr>
+            <w:r>
+              <w:rPr>
+                <w:rFonts w:ascii="Times New Roman" w:cs="Times New Roman" w:eastAsia="Times New Roman" w:hAnsi="Times New Roman"/>
+                <w:b w:val="false"/>
+                <w:bCs w:val="false"/>
+                <w:sz w:val="20"/>
+                <w:szCs w:val="20"/>
+              </w:rPr>
+              <w:t xml:space="preserve">Referencia sectorial EdTech: 2,6 % típico, 8,5 % como meta optimizada (First Page Sage, 2026). 5 % es un punto medio, no un dato propio</w:t>
+            </w:r>
+          </w:p>
+        </w:tc>
+      </w:tr>
+      <w:tr>
+        <w:tc>
+          <w:tcPr>
+            <w:tcW w:type="dxa" w:w="3200"/>
+            <w:tcMar>
+              <w:top w:type="dxa" w:w="60"/>
+              <w:left w:type="dxa" w:w="90"/>
+              <w:bottom w:type="dxa" w:w="60"/>
+              <w:right w:type="dxa" w:w="90"/>
+            </w:tcMar>
+          </w:tcPr>
+          <w:p>
+            <w:pPr>
+              <w:spacing w:after="0" w:line="240"/>
+              <w:jc w:val="left"/>
+            </w:pPr>
+            <w:r>
+              <w:rPr>
+                <w:rFonts w:ascii="Times New Roman" w:cs="Times New Roman" w:eastAsia="Times New Roman" w:hAnsi="Times New Roman"/>
+                <w:b w:val="false"/>
+                <w:bCs w:val="false"/>
+                <w:sz w:val="20"/>
+                <w:szCs w:val="20"/>
+              </w:rPr>
+              <w:t xml:space="preserve">200 familias alcanzables por colegio aliado</w:t>
+            </w:r>
+          </w:p>
+        </w:tc>
+        <w:tc>
+          <w:tcPr>
+            <w:tcW w:type="dxa" w:w="1800"/>
+            <w:tcMar>
+              <w:top w:type="dxa" w:w="60"/>
+              <w:left w:type="dxa" w:w="90"/>
+              <w:bottom w:type="dxa" w:w="60"/>
+              <w:right w:type="dxa" w:w="90"/>
+            </w:tcMar>
+          </w:tcPr>
+          <w:p>
+            <w:pPr>
+              <w:spacing w:after="0" w:line="240"/>
+              <w:jc w:val="right"/>
+            </w:pPr>
+            <w:r>
+              <w:rPr>
+                <w:rFonts w:ascii="Times New Roman" w:cs="Times New Roman" w:eastAsia="Times New Roman" w:hAnsi="Times New Roman"/>
+                <w:b w:val="false"/>
+                <w:bCs w:val="false"/>
+                <w:sz w:val="20"/>
+                <w:szCs w:val="20"/>
+              </w:rPr>
+              <w:t xml:space="preserve">Estimación</w:t>
+            </w:r>
+          </w:p>
+        </w:tc>
+        <w:tc>
+          <w:tcPr>
+            <w:tcW w:type="dxa" w:w="4360"/>
+            <w:tcMar>
+              <w:top w:type="dxa" w:w="60"/>
+              <w:left w:type="dxa" w:w="90"/>
+              <w:bottom w:type="dxa" w:w="60"/>
+              <w:right w:type="dxa" w:w="90"/>
+            </w:tcMar>
+          </w:tcPr>
+          <w:p>
+            <w:pPr>
+              <w:spacing w:after="0" w:line="240"/>
+              <w:jc w:val="right"/>
+            </w:pPr>
+            <w:r>
+              <w:rPr>
+                <w:rFonts w:ascii="Times New Roman" w:cs="Times New Roman" w:eastAsia="Times New Roman" w:hAnsi="Times New Roman"/>
+                <w:b w:val="false"/>
+                <w:bCs w:val="false"/>
+                <w:sz w:val="20"/>
+                <w:szCs w:val="20"/>
+              </w:rPr>
+              <w:t xml:space="preserve">Supuesto del equipo a partir del tamaño promedio de colegio; no verificado</w:t>
+            </w:r>
+          </w:p>
+        </w:tc>
+      </w:tr>
+      <w:tr>
+        <w:tc>
+          <w:tcPr>
+            <w:tcW w:type="dxa" w:w="3200"/>
+            <w:tcMar>
+              <w:top w:type="dxa" w:w="60"/>
+              <w:left w:type="dxa" w:w="90"/>
+              <w:bottom w:type="dxa" w:w="60"/>
+              <w:right w:type="dxa" w:w="90"/>
+            </w:tcMar>
+          </w:tcPr>
+          <w:p>
+            <w:pPr>
+              <w:spacing w:after="0" w:line="240"/>
+              <w:jc w:val="left"/>
+            </w:pPr>
+            <w:r>
+              <w:rPr>
+                <w:rFonts w:ascii="Times New Roman" w:cs="Times New Roman" w:eastAsia="Times New Roman" w:hAnsi="Times New Roman"/>
+                <w:b w:val="false"/>
+                <w:bCs w:val="false"/>
+                <w:sz w:val="20"/>
+                <w:szCs w:val="20"/>
+              </w:rPr>
+              <w:t xml:space="preserve">Tipo de cambio referencial Bs 10,00 por dólar</w:t>
+            </w:r>
+          </w:p>
+        </w:tc>
+        <w:tc>
+          <w:tcPr>
+            <w:tcW w:type="dxa" w:w="1800"/>
+            <w:tcMar>
+              <w:top w:type="dxa" w:w="60"/>
+              <w:left w:type="dxa" w:w="90"/>
+              <w:bottom w:type="dxa" w:w="60"/>
+              <w:right w:type="dxa" w:w="90"/>
+            </w:tcMar>
+          </w:tcPr>
+          <w:p>
+            <w:pPr>
+              <w:spacing w:after="0" w:line="240"/>
+              <w:jc w:val="right"/>
+            </w:pPr>
+            <w:r>
+              <w:rPr>
+                <w:rFonts w:ascii="Times New Roman" w:cs="Times New Roman" w:eastAsia="Times New Roman" w:hAnsi="Times New Roman"/>
+                <w:b w:val="false"/>
+                <w:bCs w:val="false"/>
+                <w:sz w:val="20"/>
+                <w:szCs w:val="20"/>
+              </w:rPr>
+              <w:t xml:space="preserve">Supuesto declarado</w:t>
+            </w:r>
+          </w:p>
+        </w:tc>
+        <w:tc>
+          <w:tcPr>
+            <w:tcW w:type="dxa" w:w="4360"/>
+            <w:tcMar>
+              <w:top w:type="dxa" w:w="60"/>
+              <w:left w:type="dxa" w:w="90"/>
+              <w:bottom w:type="dxa" w:w="60"/>
+              <w:right w:type="dxa" w:w="90"/>
+            </w:tcMar>
+          </w:tcPr>
+          <w:p>
+            <w:pPr>
+              <w:spacing w:after="0" w:line="240"/>
+              <w:jc w:val="right"/>
+            </w:pPr>
+            <w:r>
+              <w:rPr>
+                <w:rFonts w:ascii="Times New Roman" w:cs="Times New Roman" w:eastAsia="Times New Roman" w:hAnsi="Times New Roman"/>
+                <w:b w:val="false"/>
+                <w:bCs w:val="false"/>
+                <w:sz w:val="20"/>
+                <w:szCs w:val="20"/>
+              </w:rPr>
+              <w:t xml:space="preserve">Oficial BCB al 17-09-2026: Bs 9,83. Paralelo en la misma semana: Bs 10,9 a 11,9. Se adopta Bs 10,00 como referencia conservadora y legible</w:t>
+            </w:r>
+          </w:p>
+        </w:tc>
+      </w:tr>
+      <w:tr>
+        <w:tc>
+          <w:tcPr>
+            <w:tcW w:type="dxa" w:w="3200"/>
+            <w:tcMar>
+              <w:top w:type="dxa" w:w="60"/>
+              <w:left w:type="dxa" w:w="90"/>
+              <w:bottom w:type="dxa" w:w="60"/>
+              <w:right w:type="dxa" w:w="90"/>
+            </w:tcMar>
+          </w:tcPr>
+          <w:p>
+            <w:pPr>
+              <w:spacing w:after="0" w:line="240"/>
+              <w:jc w:val="left"/>
+            </w:pPr>
+            <w:r>
+              <w:rPr>
+                <w:rFonts w:ascii="Times New Roman" w:cs="Times New Roman" w:eastAsia="Times New Roman" w:hAnsi="Times New Roman"/>
+                <w:b w:val="false"/>
+                <w:bCs w:val="false"/>
+                <w:sz w:val="20"/>
+                <w:szCs w:val="20"/>
+              </w:rPr>
               <w:t xml:space="preserve">Capital semilla de Bs 12.000 (US$ 1.200) en efectivo</w:t>
             </w:r>
           </w:p>
@@ -18055,6 +21220,89 @@
                 <w:szCs w:val="20"/>
               </w:rPr>
               <w:t xml:space="preserve">Confirmar con la organización de HACKBIZ la modalidad de entrega</w:t>
+            </w:r>
+          </w:p>
+        </w:tc>
+      </w:tr>
+      <w:tr>
+        <w:tc>
+          <w:tcPr>
+            <w:tcW w:type="dxa" w:w="3200"/>
+            <w:tcMar>
+              <w:top w:type="dxa" w:w="60"/>
+              <w:left w:type="dxa" w:w="90"/>
+              <w:bottom w:type="dxa" w:w="60"/>
+              <w:right w:type="dxa" w:w="90"/>
+            </w:tcMar>
+          </w:tcPr>
+          <w:p>
+            <w:pPr>
+              <w:spacing w:after="0" w:line="240"/>
+              <w:jc w:val="left"/>
+            </w:pPr>
+            <w:r>
+              <w:rPr>
+                <w:rFonts w:ascii="Times New Roman" w:cs="Times New Roman" w:eastAsia="Times New Roman" w:hAnsi="Times New Roman"/>
+                <w:b w:val="false"/>
+                <w:bCs w:val="false"/>
+                <w:sz w:val="20"/>
+                <w:szCs w:val="20"/>
+              </w:rPr>
+              <w:t xml:space="preserve">Módulos premium (inglés, IA, ambiente) validables en un año</w:t>
+            </w:r>
+          </w:p>
+        </w:tc>
+        <w:tc>
+          <w:tcPr>
+            <w:tcW w:type="dxa" w:w="1800"/>
+            <w:tcMar>
+              <w:top w:type="dxa" w:w="60"/>
+              <w:left w:type="dxa" w:w="90"/>
+              <w:bottom w:type="dxa" w:w="60"/>
+              <w:right w:type="dxa" w:w="90"/>
+            </w:tcMar>
+          </w:tcPr>
+          <w:p>
+            <w:pPr>
+              <w:spacing w:after="0" w:line="240"/>
+              <w:jc w:val="right"/>
+            </w:pPr>
+            <w:r>
+              <w:rPr>
+                <w:rFonts w:ascii="Times New Roman" w:cs="Times New Roman" w:eastAsia="Times New Roman" w:hAnsi="Times New Roman"/>
+                <w:b w:val="false"/>
+                <w:bCs w:val="false"/>
+                <w:sz w:val="20"/>
+                <w:szCs w:val="20"/>
+              </w:rPr>
+              <w:t xml:space="preserve">Hipótesis del equipo</w:t>
+            </w:r>
+          </w:p>
+        </w:tc>
+        <w:tc>
+          <w:tcPr>
+            <w:tcW w:type="dxa" w:w="4360"/>
+            <w:tcMar>
+              <w:top w:type="dxa" w:w="60"/>
+              <w:left w:type="dxa" w:w="90"/>
+              <w:bottom w:type="dxa" w:w="60"/>
+              <w:right w:type="dxa" w:w="90"/>
+            </w:tcMar>
+          </w:tcPr>
+          <w:p>
+            <w:pPr>
+              <w:spacing w:after="0" w:line="240"/>
+              <w:jc w:val="right"/>
+            </w:pPr>
+            <w:r>
+              <w:rPr>
+                <w:rFonts w:ascii="Times New Roman" w:cs="Times New Roman" w:eastAsia="Times New Roman" w:hAnsi="Times New Roman"/>
+                <w:b w:val="false"/>
+                <w:bCs w:val="false"/>
+                <w:sz w:val="20"/>
+                <w:szCs w:val="20"/>
+              </w:rPr>
+              <w:t xml:space="preserve">Depende de incorporar un especialista en inglés, hoy inexistente en el equipo; el de IA sí está disponible</w:t>
             </w:r>
           </w:p>
         </w:tc>
